--- a/A2 HUMAN ACTIVITIES/5The arts.docx
+++ b/A2 HUMAN ACTIVITIES/5The arts.docx
@@ -85,6 +85,32 @@
           <w:sz w:val="40"/>
           <w:szCs w:val="40"/>
         </w:rPr>
+        <w:t>Signification : Arts expriment beauté et émotions humaines.</w:t>
+      </w:r>
+    </w:p>
+    <w:p>
+      <w:pPr>
+        <w:rPr>
+          <w:rFonts w:ascii="Times New Roman" w:hAnsi="Times New Roman" w:cs="Times New Roman"/>
+          <w:sz w:val="40"/>
+          <w:szCs w:val="40"/>
+        </w:rPr>
+      </w:pPr>
+    </w:p>
+    <w:p>
+      <w:pPr>
+        <w:rPr>
+          <w:rFonts w:ascii="Times New Roman" w:hAnsi="Times New Roman" w:cs="Times New Roman"/>
+          <w:sz w:val="40"/>
+          <w:szCs w:val="40"/>
+        </w:rPr>
+      </w:pPr>
+      <w:r>
+        <w:rPr>
+          <w:rFonts w:ascii="Times New Roman" w:hAnsi="Times New Roman" w:cs="Times New Roman"/>
+          <w:sz w:val="40"/>
+          <w:szCs w:val="40"/>
+        </w:rPr>
         <w:t xml:space="preserve">Imagine les arts comme un grand jardin créatif : la peinture est une fleur colorée, la musique une brise mélodieuse, la danse un papillon virevoltant. Ils embellissent la vie humaine ! </w:t>
       </w:r>
     </w:p>
@@ -148,32 +174,6 @@
           <w:szCs w:val="40"/>
         </w:rPr>
       </w:pPr>
-    </w:p>
-    <w:p>
-      <w:pPr>
-        <w:rPr>
-          <w:rFonts w:ascii="Times New Roman" w:hAnsi="Times New Roman" w:cs="Times New Roman"/>
-          <w:sz w:val="40"/>
-          <w:szCs w:val="40"/>
-        </w:rPr>
-      </w:pPr>
-      <w:r>
-        <w:rPr>
-          <w:rFonts w:ascii="Times New Roman" w:hAnsi="Times New Roman" w:cs="Times New Roman"/>
-          <w:sz w:val="40"/>
-          <w:szCs w:val="40"/>
-        </w:rPr>
-        <w:t>Signification : Arts expriment beauté et émotions humaines.</w:t>
-      </w:r>
-    </w:p>
-    <w:p>
-      <w:pPr>
-        <w:rPr>
-          <w:rFonts w:ascii="Times New Roman" w:hAnsi="Times New Roman" w:cs="Times New Roman"/>
-          <w:sz w:val="40"/>
-          <w:szCs w:val="40"/>
-        </w:rPr>
-      </w:pPr>
       <w:r>
         <w:rPr>
           <w:rFonts w:ascii="Times New Roman" w:hAnsi="Times New Roman" w:cs="Times New Roman"/>
@@ -284,86 +284,683 @@
           <w:sz w:val="40"/>
           <w:szCs w:val="40"/>
         </w:rPr>
+        <w:t>Signification simple : Arts beaux et créatifs.</w:t>
+      </w:r>
+    </w:p>
+    <w:p>
+      <w:pPr>
+        <w:rPr>
+          <w:rFonts w:ascii="Times New Roman" w:hAnsi="Times New Roman" w:cs="Times New Roman"/>
+          <w:sz w:val="40"/>
+          <w:szCs w:val="40"/>
+        </w:rPr>
+      </w:pPr>
+    </w:p>
+    <w:p>
+      <w:pPr>
+        <w:rPr>
+          <w:rFonts w:ascii="Times New Roman" w:hAnsi="Times New Roman" w:cs="Times New Roman"/>
+          <w:sz w:val="40"/>
+          <w:szCs w:val="40"/>
+        </w:rPr>
+      </w:pPr>
+      <w:r>
+        <w:rPr>
+          <w:rFonts w:ascii="Times New Roman" w:hAnsi="Times New Roman" w:cs="Times New Roman"/>
+          <w:sz w:val="40"/>
+          <w:szCs w:val="40"/>
+        </w:rPr>
+        <w:t>Imagine les beaux-arts comme un festin royal : la peinture, la sculpture, l'architecture sont les plats nobles, raffinés pour l'âme, pas les amuse-bouches populaires comme le cinéma.</w:t>
+      </w:r>
+    </w:p>
+    <w:p>
+      <w:pPr>
+        <w:rPr>
+          <w:rFonts w:ascii="Times New Roman" w:hAnsi="Times New Roman" w:cs="Times New Roman"/>
+          <w:sz w:val="40"/>
+          <w:szCs w:val="40"/>
+        </w:rPr>
+      </w:pPr>
+    </w:p>
+    <w:p>
+      <w:pPr>
+        <w:rPr>
+          <w:rFonts w:ascii="Times New Roman" w:hAnsi="Times New Roman" w:cs="Times New Roman"/>
+          <w:sz w:val="40"/>
+          <w:szCs w:val="40"/>
+        </w:rPr>
+      </w:pPr>
+      <w:r>
+        <w:rPr>
+          <w:rFonts w:ascii="Times New Roman" w:hAnsi="Times New Roman" w:cs="Times New Roman"/>
+          <w:sz w:val="40"/>
+          <w:szCs w:val="40"/>
+        </w:rPr>
+        <w:t>Définition : Disciplines artistiques élevées (peinture, sculpture, gravure, architecture] valorisant la beauté et l'expression esthétique.</w:t>
+      </w:r>
+    </w:p>
+    <w:p>
+      <w:pPr>
+        <w:rPr>
+          <w:rFonts w:ascii="Times New Roman" w:hAnsi="Times New Roman" w:cs="Times New Roman"/>
+          <w:sz w:val="40"/>
+          <w:szCs w:val="40"/>
+        </w:rPr>
+      </w:pPr>
+    </w:p>
+    <w:p>
+      <w:pPr>
+        <w:rPr>
+          <w:rFonts w:ascii="Times New Roman" w:hAnsi="Times New Roman" w:cs="Times New Roman"/>
+          <w:sz w:val="40"/>
+          <w:szCs w:val="40"/>
+        </w:rPr>
+      </w:pPr>
+      <w:r>
+        <w:rPr>
+          <w:rFonts w:ascii="Times New Roman" w:hAnsi="Times New Roman" w:cs="Times New Roman"/>
+          <w:sz w:val="40"/>
+          <w:szCs w:val="40"/>
+        </w:rPr>
+        <w:t>Exemple : La Joconde de Léonard de Vinci.</w:t>
+      </w:r>
+    </w:p>
+    <w:p>
+      <w:pPr>
+        <w:rPr>
+          <w:rFonts w:ascii="Times New Roman" w:hAnsi="Times New Roman" w:cs="Times New Roman"/>
+          <w:sz w:val="40"/>
+          <w:szCs w:val="40"/>
+        </w:rPr>
+      </w:pPr>
+      <w:r>
+        <w:rPr>
+          <w:rFonts w:ascii="Times New Roman" w:hAnsi="Times New Roman" w:cs="Times New Roman"/>
+          <w:sz w:val="40"/>
+          <w:szCs w:val="40"/>
+        </w:rPr>
+        <w:t>)</w:t>
+      </w:r>
+    </w:p>
+    <w:p>
+      <w:pPr>
+        <w:rPr>
+          <w:rFonts w:ascii="Times New Roman" w:hAnsi="Times New Roman" w:cs="Times New Roman"/>
+          <w:sz w:val="40"/>
+          <w:szCs w:val="40"/>
+        </w:rPr>
+      </w:pPr>
+    </w:p>
+    <w:p>
+      <w:pPr>
+        <w:rPr>
+          <w:rFonts w:ascii="Times New Roman" w:hAnsi="Times New Roman" w:cs="Times New Roman"/>
+          <w:sz w:val="40"/>
+          <w:szCs w:val="40"/>
+        </w:rPr>
+      </w:pPr>
+    </w:p>
+    <w:p>
+      <w:pPr>
+        <w:rPr>
+          <w:rFonts w:ascii="Times New Roman" w:hAnsi="Times New Roman" w:cs="Times New Roman"/>
+          <w:sz w:val="40"/>
+          <w:szCs w:val="40"/>
+        </w:rPr>
+      </w:pPr>
+      <w:r>
+        <w:rPr>
+          <w:rFonts w:ascii="Times New Roman" w:hAnsi="Times New Roman" w:cs="Times New Roman"/>
+          <w:sz w:val="40"/>
+          <w:szCs w:val="40"/>
+        </w:rPr>
+        <w:t xml:space="preserve">l'art    : </w:t>
+      </w:r>
+    </w:p>
+    <w:p>
+      <w:pPr>
+        <w:rPr>
+          <w:rFonts w:ascii="Times New Roman" w:hAnsi="Times New Roman" w:cs="Times New Roman"/>
+          <w:sz w:val="40"/>
+          <w:szCs w:val="40"/>
+        </w:rPr>
+      </w:pPr>
+    </w:p>
+    <w:p>
+      <w:pPr>
+        <w:rPr>
+          <w:rFonts w:ascii="Times New Roman" w:hAnsi="Times New Roman" w:cs="Times New Roman"/>
+          <w:sz w:val="40"/>
+          <w:szCs w:val="40"/>
+        </w:rPr>
+      </w:pPr>
+    </w:p>
+    <w:p>
+      <w:pPr>
+        <w:rPr>
+          <w:rFonts w:ascii="Times New Roman" w:hAnsi="Times New Roman" w:cs="Times New Roman"/>
+          <w:sz w:val="40"/>
+          <w:szCs w:val="40"/>
+        </w:rPr>
+      </w:pPr>
+      <w:r>
+        <w:rPr>
+          <w:rFonts w:ascii="Times New Roman" w:hAnsi="Times New Roman" w:cs="Times New Roman"/>
+          <w:sz w:val="40"/>
+          <w:szCs w:val="40"/>
+        </w:rPr>
+        <w:t>Art</w:t>
+      </w:r>
+    </w:p>
+    <w:p>
+      <w:pPr>
+        <w:rPr>
+          <w:rFonts w:ascii="Times New Roman" w:hAnsi="Times New Roman" w:cs="Times New Roman"/>
+          <w:sz w:val="40"/>
+          <w:szCs w:val="40"/>
+        </w:rPr>
+      </w:pPr>
+      <w:r>
+        <w:rPr>
+          <w:rFonts w:ascii="Times New Roman" w:hAnsi="Times New Roman" w:cs="Times New Roman"/>
+          <w:sz w:val="40"/>
+          <w:szCs w:val="40"/>
+        </w:rPr>
+        <w:t>(</w:t>
+      </w:r>
+    </w:p>
+    <w:p>
+      <w:pPr>
+        <w:rPr>
+          <w:rFonts w:ascii="Times New Roman" w:hAnsi="Times New Roman" w:cs="Times New Roman"/>
+          <w:sz w:val="40"/>
+          <w:szCs w:val="40"/>
+        </w:rPr>
+      </w:pPr>
+      <w:r>
+        <w:rPr>
+          <w:rFonts w:ascii="Times New Roman" w:hAnsi="Times New Roman" w:cs="Times New Roman"/>
+          <w:sz w:val="40"/>
+          <w:szCs w:val="40"/>
+        </w:rPr>
+        <w:t>Signification : Création belle qui touche l'âme.</w:t>
+      </w:r>
+    </w:p>
+    <w:p>
+      <w:pPr>
+        <w:rPr>
+          <w:rFonts w:ascii="Times New Roman" w:hAnsi="Times New Roman" w:cs="Times New Roman"/>
+          <w:sz w:val="40"/>
+          <w:szCs w:val="40"/>
+        </w:rPr>
+      </w:pPr>
+    </w:p>
+    <w:p>
+      <w:pPr>
+        <w:rPr>
+          <w:rFonts w:ascii="Times New Roman" w:hAnsi="Times New Roman" w:cs="Times New Roman"/>
+          <w:sz w:val="40"/>
+          <w:szCs w:val="40"/>
+        </w:rPr>
+      </w:pPr>
+      <w:r>
+        <w:rPr>
+          <w:rFonts w:ascii="Times New Roman" w:hAnsi="Times New Roman" w:cs="Times New Roman"/>
+          <w:sz w:val="40"/>
+          <w:szCs w:val="40"/>
+        </w:rPr>
+        <w:t xml:space="preserve">L'art, c'est comme un magicien qui transforme des couleurs, des sons ou des mots en émotions qui dansent dans ton cœur. Il ne copie pas la vie, il la fait vibrer ! </w:t>
+      </w:r>
+    </w:p>
+    <w:p>
+      <w:pPr>
+        <w:rPr>
+          <w:rFonts w:ascii="Times New Roman" w:hAnsi="Times New Roman" w:cs="Times New Roman"/>
+          <w:sz w:val="40"/>
+          <w:szCs w:val="40"/>
+        </w:rPr>
+      </w:pPr>
+    </w:p>
+    <w:p>
+      <w:pPr>
+        <w:rPr>
+          <w:rFonts w:ascii="Times New Roman" w:hAnsi="Times New Roman" w:cs="Times New Roman"/>
+          <w:sz w:val="40"/>
+          <w:szCs w:val="40"/>
+        </w:rPr>
+      </w:pPr>
+      <w:r>
+        <w:rPr>
+          <w:rFonts w:ascii="Times New Roman" w:hAnsi="Times New Roman" w:cs="Times New Roman"/>
+          <w:sz w:val="40"/>
+          <w:szCs w:val="40"/>
+        </w:rPr>
+        <w:t>Définition : L'art désigne l'ensemble des créations humaines (peinture, musique, sculpture...] visant à exprimer des émotions, des idées ou la beauté, par des techniques maîtrisées.</w:t>
+      </w:r>
+    </w:p>
+    <w:p>
+      <w:pPr>
+        <w:rPr>
+          <w:rFonts w:ascii="Times New Roman" w:hAnsi="Times New Roman" w:cs="Times New Roman"/>
+          <w:sz w:val="40"/>
+          <w:szCs w:val="40"/>
+        </w:rPr>
+      </w:pPr>
+    </w:p>
+    <w:p>
+      <w:pPr>
+        <w:rPr>
+          <w:rFonts w:ascii="Times New Roman" w:hAnsi="Times New Roman" w:cs="Times New Roman"/>
+          <w:sz w:val="40"/>
+          <w:szCs w:val="40"/>
+        </w:rPr>
+      </w:pPr>
+      <w:r>
+        <w:rPr>
+          <w:rFonts w:ascii="Times New Roman" w:hAnsi="Times New Roman" w:cs="Times New Roman"/>
+          <w:sz w:val="40"/>
+          <w:szCs w:val="40"/>
+        </w:rPr>
+        <w:t>Exemple : La Joconde de Léonard de Vinci, sourire mystérieux qui captive des millions.</w:t>
+      </w:r>
+    </w:p>
+    <w:p>
+      <w:pPr>
+        <w:rPr>
+          <w:rFonts w:ascii="Times New Roman" w:hAnsi="Times New Roman" w:cs="Times New Roman"/>
+          <w:sz w:val="40"/>
+          <w:szCs w:val="40"/>
+        </w:rPr>
+      </w:pPr>
+      <w:r>
+        <w:rPr>
+          <w:rFonts w:ascii="Times New Roman" w:hAnsi="Times New Roman" w:cs="Times New Roman"/>
+          <w:sz w:val="40"/>
+          <w:szCs w:val="40"/>
+        </w:rPr>
+        <w:t>)</w:t>
+      </w:r>
+    </w:p>
+    <w:p>
+      <w:pPr>
+        <w:rPr>
+          <w:rFonts w:ascii="Times New Roman" w:hAnsi="Times New Roman" w:cs="Times New Roman"/>
+          <w:sz w:val="40"/>
+          <w:szCs w:val="40"/>
+        </w:rPr>
+      </w:pPr>
+    </w:p>
+    <w:p>
+      <w:pPr>
+        <w:rPr>
+          <w:rFonts w:ascii="Times New Roman" w:hAnsi="Times New Roman" w:cs="Times New Roman"/>
+          <w:sz w:val="40"/>
+          <w:szCs w:val="40"/>
+        </w:rPr>
+      </w:pPr>
+    </w:p>
+    <w:p>
+      <w:pPr>
+        <w:rPr>
+          <w:rFonts w:ascii="Times New Roman" w:hAnsi="Times New Roman" w:cs="Times New Roman"/>
+          <w:sz w:val="40"/>
+          <w:szCs w:val="40"/>
+        </w:rPr>
+      </w:pPr>
+      <w:r>
+        <w:rPr>
+          <w:rFonts w:ascii="Times New Roman" w:hAnsi="Times New Roman" w:cs="Times New Roman"/>
+          <w:sz w:val="40"/>
+          <w:szCs w:val="40"/>
+        </w:rPr>
+        <w:t xml:space="preserve">le dessin    : </w:t>
+      </w:r>
+    </w:p>
+    <w:p>
+      <w:pPr>
+        <w:rPr>
+          <w:rFonts w:ascii="Times New Roman" w:hAnsi="Times New Roman" w:cs="Times New Roman"/>
+          <w:sz w:val="40"/>
+          <w:szCs w:val="40"/>
+        </w:rPr>
+      </w:pPr>
+    </w:p>
+    <w:p>
+      <w:pPr>
+        <w:rPr>
+          <w:rFonts w:ascii="Times New Roman" w:hAnsi="Times New Roman" w:cs="Times New Roman"/>
+          <w:sz w:val="40"/>
+          <w:szCs w:val="40"/>
+        </w:rPr>
+      </w:pPr>
+    </w:p>
+    <w:p>
+      <w:pPr>
+        <w:rPr>
+          <w:rFonts w:ascii="Times New Roman" w:hAnsi="Times New Roman" w:cs="Times New Roman"/>
+          <w:sz w:val="40"/>
+          <w:szCs w:val="40"/>
+        </w:rPr>
+      </w:pPr>
+      <w:r>
+        <w:rPr>
+          <w:rFonts w:ascii="Times New Roman" w:hAnsi="Times New Roman" w:cs="Times New Roman"/>
+          <w:sz w:val="40"/>
+          <w:szCs w:val="40"/>
+        </w:rPr>
+        <w:t>Art</w:t>
+      </w:r>
+    </w:p>
+    <w:p>
+      <w:pPr>
+        <w:rPr>
+          <w:rFonts w:ascii="Times New Roman" w:hAnsi="Times New Roman" w:cs="Times New Roman"/>
+          <w:sz w:val="40"/>
+          <w:szCs w:val="40"/>
+        </w:rPr>
+      </w:pPr>
+      <w:r>
+        <w:rPr>
+          <w:rFonts w:ascii="Times New Roman" w:hAnsi="Times New Roman" w:cs="Times New Roman"/>
+          <w:sz w:val="40"/>
+          <w:szCs w:val="40"/>
+        </w:rPr>
+        <w:t>(</w:t>
+      </w:r>
+    </w:p>
+    <w:p>
+      <w:pPr>
+        <w:rPr>
+          <w:rFonts w:ascii="Times New Roman" w:hAnsi="Times New Roman" w:cs="Times New Roman"/>
+          <w:sz w:val="40"/>
+          <w:szCs w:val="40"/>
+        </w:rPr>
+      </w:pPr>
+      <w:r>
+        <w:rPr>
+          <w:rFonts w:ascii="Times New Roman" w:hAnsi="Times New Roman" w:cs="Times New Roman"/>
+          <w:sz w:val="40"/>
+          <w:szCs w:val="40"/>
+        </w:rPr>
+        <w:t>Signification simple :L'art de tracer des images.</w:t>
+      </w:r>
+    </w:p>
+    <w:p>
+      <w:pPr>
+        <w:rPr>
+          <w:rFonts w:ascii="Times New Roman" w:hAnsi="Times New Roman" w:cs="Times New Roman"/>
+          <w:sz w:val="40"/>
+          <w:szCs w:val="40"/>
+        </w:rPr>
+      </w:pPr>
+    </w:p>
+    <w:p>
+      <w:pPr>
+        <w:rPr>
+          <w:rFonts w:ascii="Times New Roman" w:hAnsi="Times New Roman" w:cs="Times New Roman"/>
+          <w:sz w:val="40"/>
+          <w:szCs w:val="40"/>
+        </w:rPr>
+      </w:pPr>
+      <w:r>
+        <w:rPr>
+          <w:rFonts w:ascii="Times New Roman" w:hAnsi="Times New Roman" w:cs="Times New Roman"/>
+          <w:sz w:val="40"/>
+          <w:szCs w:val="40"/>
+        </w:rPr>
+        <w:t xml:space="preserve">Imagine le dessin comme un coup de pinceau magique sur une toile vierge : tes doigts tracent des lignes qui donnent vie à un rêve, comme un enfant qui gribouille son premier chat ! </w:t>
+      </w:r>
+    </w:p>
+    <w:p>
+      <w:pPr>
+        <w:rPr>
+          <w:rFonts w:ascii="Times New Roman" w:hAnsi="Times New Roman" w:cs="Times New Roman"/>
+          <w:sz w:val="40"/>
+          <w:szCs w:val="40"/>
+        </w:rPr>
+      </w:pPr>
+    </w:p>
+    <w:p>
+      <w:pPr>
+        <w:rPr>
+          <w:rFonts w:ascii="Times New Roman" w:hAnsi="Times New Roman" w:cs="Times New Roman"/>
+          <w:sz w:val="40"/>
+          <w:szCs w:val="40"/>
+        </w:rPr>
+      </w:pPr>
+      <w:r>
+        <w:rPr>
+          <w:rFonts w:ascii="Times New Roman" w:hAnsi="Times New Roman" w:cs="Times New Roman"/>
+          <w:sz w:val="40"/>
+          <w:szCs w:val="40"/>
+        </w:rPr>
+        <w:t xml:space="preserve">Définition : Le dessin est l'art de représenter des formes, objets ou idées par des traits, lignes ou contours sur une surface, avec crayon, plume ou outil similaire. </w:t>
+      </w:r>
+    </w:p>
+    <w:p>
+      <w:pPr>
+        <w:rPr>
+          <w:rFonts w:ascii="Times New Roman" w:hAnsi="Times New Roman" w:cs="Times New Roman"/>
+          <w:sz w:val="40"/>
+          <w:szCs w:val="40"/>
+        </w:rPr>
+      </w:pPr>
+    </w:p>
+    <w:p>
+      <w:pPr>
+        <w:rPr>
+          <w:rFonts w:ascii="Times New Roman" w:hAnsi="Times New Roman" w:cs="Times New Roman"/>
+          <w:sz w:val="40"/>
+          <w:szCs w:val="40"/>
+        </w:rPr>
+      </w:pPr>
+      <w:r>
+        <w:rPr>
+          <w:rFonts w:ascii="Times New Roman" w:hAnsi="Times New Roman" w:cs="Times New Roman"/>
+          <w:sz w:val="40"/>
+          <w:szCs w:val="40"/>
+        </w:rPr>
+        <w:t>Exemple : Le Mona Lisa de Léonard de Vinci commença par un dessin précis de son visage énigmatique.</w:t>
+      </w:r>
+    </w:p>
+    <w:p>
+      <w:pPr>
+        <w:rPr>
+          <w:rFonts w:ascii="Times New Roman" w:hAnsi="Times New Roman" w:cs="Times New Roman"/>
+          <w:sz w:val="40"/>
+          <w:szCs w:val="40"/>
+        </w:rPr>
+      </w:pPr>
+      <w:r>
+        <w:rPr>
+          <w:rFonts w:ascii="Times New Roman" w:hAnsi="Times New Roman" w:cs="Times New Roman"/>
+          <w:sz w:val="40"/>
+          <w:szCs w:val="40"/>
+        </w:rPr>
+        <w:t>)</w:t>
+      </w:r>
+    </w:p>
+    <w:p>
+      <w:pPr>
+        <w:rPr>
+          <w:rFonts w:ascii="Times New Roman" w:hAnsi="Times New Roman" w:cs="Times New Roman"/>
+          <w:sz w:val="40"/>
+          <w:szCs w:val="40"/>
+        </w:rPr>
+      </w:pPr>
+    </w:p>
+    <w:p>
+      <w:pPr>
+        <w:rPr>
+          <w:rFonts w:ascii="Times New Roman" w:hAnsi="Times New Roman" w:cs="Times New Roman"/>
+          <w:sz w:val="40"/>
+          <w:szCs w:val="40"/>
+        </w:rPr>
+      </w:pPr>
+    </w:p>
+    <w:p>
+      <w:pPr>
+        <w:rPr>
+          <w:rFonts w:ascii="Times New Roman" w:hAnsi="Times New Roman" w:cs="Times New Roman"/>
+          <w:sz w:val="40"/>
+          <w:szCs w:val="40"/>
+        </w:rPr>
+      </w:pPr>
+      <w:r>
+        <w:rPr>
+          <w:rFonts w:ascii="Times New Roman" w:hAnsi="Times New Roman" w:cs="Times New Roman"/>
+          <w:sz w:val="40"/>
+          <w:szCs w:val="40"/>
+        </w:rPr>
         <w:lastRenderedPageBreak/>
-        <w:t>Imagine les beaux-arts comme un festin royal : la peinture, la sculpture, l'architecture sont les plats nobles, raffinés pour l'âme, pas les amuse-bouches populaires comme le cinéma.</w:t>
-      </w:r>
-    </w:p>
-    <w:p>
-      <w:pPr>
-        <w:rPr>
-          <w:rFonts w:ascii="Times New Roman" w:hAnsi="Times New Roman" w:cs="Times New Roman"/>
-          <w:sz w:val="40"/>
-          <w:szCs w:val="40"/>
-        </w:rPr>
-      </w:pPr>
-    </w:p>
-    <w:p>
-      <w:pPr>
-        <w:rPr>
-          <w:rFonts w:ascii="Times New Roman" w:hAnsi="Times New Roman" w:cs="Times New Roman"/>
-          <w:sz w:val="40"/>
-          <w:szCs w:val="40"/>
-        </w:rPr>
-      </w:pPr>
-      <w:r>
-        <w:rPr>
-          <w:rFonts w:ascii="Times New Roman" w:hAnsi="Times New Roman" w:cs="Times New Roman"/>
-          <w:sz w:val="40"/>
-          <w:szCs w:val="40"/>
-        </w:rPr>
-        <w:t>Définition : Disciplines artistiques élevées (peinture, sculpture, gravure, architecture] valorisant la beauté et l'expression esthétique.</w:t>
-      </w:r>
-    </w:p>
-    <w:p>
-      <w:pPr>
-        <w:rPr>
-          <w:rFonts w:ascii="Times New Roman" w:hAnsi="Times New Roman" w:cs="Times New Roman"/>
-          <w:sz w:val="40"/>
-          <w:szCs w:val="40"/>
-        </w:rPr>
-      </w:pPr>
-    </w:p>
-    <w:p>
-      <w:pPr>
-        <w:rPr>
-          <w:rFonts w:ascii="Times New Roman" w:hAnsi="Times New Roman" w:cs="Times New Roman"/>
-          <w:sz w:val="40"/>
-          <w:szCs w:val="40"/>
-        </w:rPr>
-      </w:pPr>
-      <w:r>
-        <w:rPr>
-          <w:rFonts w:ascii="Times New Roman" w:hAnsi="Times New Roman" w:cs="Times New Roman"/>
-          <w:sz w:val="40"/>
-          <w:szCs w:val="40"/>
-        </w:rPr>
-        <w:t>Exemple : La Joconde de Léonard de Vinci.</w:t>
-      </w:r>
-    </w:p>
-    <w:p>
-      <w:pPr>
-        <w:rPr>
-          <w:rFonts w:ascii="Times New Roman" w:hAnsi="Times New Roman" w:cs="Times New Roman"/>
-          <w:sz w:val="40"/>
-          <w:szCs w:val="40"/>
-        </w:rPr>
-      </w:pPr>
-    </w:p>
-    <w:p>
-      <w:pPr>
-        <w:rPr>
-          <w:rFonts w:ascii="Times New Roman" w:hAnsi="Times New Roman" w:cs="Times New Roman"/>
-          <w:sz w:val="40"/>
-          <w:szCs w:val="40"/>
-        </w:rPr>
-      </w:pPr>
-      <w:r>
-        <w:rPr>
-          <w:rFonts w:ascii="Times New Roman" w:hAnsi="Times New Roman" w:cs="Times New Roman"/>
-          <w:sz w:val="40"/>
-          <w:szCs w:val="40"/>
-        </w:rPr>
-        <w:t>Signification simple : Arts beaux et créatifs.</w:t>
+        <w:t xml:space="preserve">la beauté    : </w:t>
+      </w:r>
+    </w:p>
+    <w:p>
+      <w:pPr>
+        <w:rPr>
+          <w:rFonts w:ascii="Times New Roman" w:hAnsi="Times New Roman" w:cs="Times New Roman"/>
+          <w:sz w:val="40"/>
+          <w:szCs w:val="40"/>
+        </w:rPr>
+      </w:pPr>
+    </w:p>
+    <w:p>
+      <w:pPr>
+        <w:rPr>
+          <w:rFonts w:ascii="Times New Roman" w:hAnsi="Times New Roman" w:cs="Times New Roman"/>
+          <w:sz w:val="40"/>
+          <w:szCs w:val="40"/>
+        </w:rPr>
+      </w:pPr>
+    </w:p>
+    <w:p>
+      <w:pPr>
+        <w:rPr>
+          <w:rFonts w:ascii="Times New Roman" w:hAnsi="Times New Roman" w:cs="Times New Roman"/>
+          <w:sz w:val="40"/>
+          <w:szCs w:val="40"/>
+        </w:rPr>
+      </w:pPr>
+      <w:r>
+        <w:rPr>
+          <w:rFonts w:ascii="Times New Roman" w:hAnsi="Times New Roman" w:cs="Times New Roman"/>
+          <w:sz w:val="40"/>
+          <w:szCs w:val="40"/>
+        </w:rPr>
+        <w:t>Beauty</w:t>
+      </w:r>
+    </w:p>
+    <w:p>
+      <w:pPr>
+        <w:rPr>
+          <w:rFonts w:ascii="Times New Roman" w:hAnsi="Times New Roman" w:cs="Times New Roman"/>
+          <w:sz w:val="40"/>
+          <w:szCs w:val="40"/>
+        </w:rPr>
+      </w:pPr>
+      <w:r>
+        <w:rPr>
+          <w:rFonts w:ascii="Times New Roman" w:hAnsi="Times New Roman" w:cs="Times New Roman"/>
+          <w:sz w:val="40"/>
+          <w:szCs w:val="40"/>
+        </w:rPr>
+        <w:t>(</w:t>
+      </w:r>
+    </w:p>
+    <w:p>
+      <w:pPr>
+        <w:rPr>
+          <w:rFonts w:ascii="Times New Roman" w:hAnsi="Times New Roman" w:cs="Times New Roman"/>
+          <w:sz w:val="40"/>
+          <w:szCs w:val="40"/>
+        </w:rPr>
+      </w:pPr>
+      <w:r>
+        <w:rPr>
+          <w:rFonts w:ascii="Times New Roman" w:hAnsi="Times New Roman" w:cs="Times New Roman"/>
+          <w:sz w:val="40"/>
+          <w:szCs w:val="40"/>
+        </w:rPr>
+        <w:t>Signification : Beauté harmonise et enchante les sens artistiques.</w:t>
+      </w:r>
+    </w:p>
+    <w:p>
+      <w:pPr>
+        <w:rPr>
+          <w:rFonts w:ascii="Times New Roman" w:hAnsi="Times New Roman" w:cs="Times New Roman"/>
+          <w:sz w:val="40"/>
+          <w:szCs w:val="40"/>
+        </w:rPr>
+      </w:pPr>
+    </w:p>
+    <w:p>
+      <w:pPr>
+        <w:rPr>
+          <w:rFonts w:ascii="Times New Roman" w:hAnsi="Times New Roman" w:cs="Times New Roman"/>
+          <w:sz w:val="40"/>
+          <w:szCs w:val="40"/>
+        </w:rPr>
+      </w:pPr>
+      <w:r>
+        <w:rPr>
+          <w:rFonts w:ascii="Times New Roman" w:hAnsi="Times New Roman" w:cs="Times New Roman"/>
+          <w:sz w:val="40"/>
+          <w:szCs w:val="40"/>
+        </w:rPr>
+        <w:t xml:space="preserve">Imagine la beauté comme un coucher de soleil sur l'océan : elle éblouit sans effort, touche le cœur par son harmonie simple et universelle dans l'art. </w:t>
+      </w:r>
+    </w:p>
+    <w:p>
+      <w:pPr>
+        <w:rPr>
+          <w:rFonts w:ascii="Times New Roman" w:hAnsi="Times New Roman" w:cs="Times New Roman"/>
+          <w:sz w:val="40"/>
+          <w:szCs w:val="40"/>
+        </w:rPr>
+      </w:pPr>
+    </w:p>
+    <w:p>
+      <w:pPr>
+        <w:rPr>
+          <w:rFonts w:ascii="Times New Roman" w:hAnsi="Times New Roman" w:cs="Times New Roman"/>
+          <w:sz w:val="40"/>
+          <w:szCs w:val="40"/>
+        </w:rPr>
+      </w:pPr>
+      <w:r>
+        <w:rPr>
+          <w:rFonts w:ascii="Times New Roman" w:hAnsi="Times New Roman" w:cs="Times New Roman"/>
+          <w:sz w:val="40"/>
+          <w:szCs w:val="40"/>
+        </w:rPr>
+        <w:t xml:space="preserve">Définition : Qualité esthétique qui procure du plaisir visuel, émotionnel ou intellectuel par l'harmonie des formes, couleurs et idées en arts. </w:t>
+      </w:r>
+    </w:p>
+    <w:p>
+      <w:pPr>
+        <w:rPr>
+          <w:rFonts w:ascii="Times New Roman" w:hAnsi="Times New Roman" w:cs="Times New Roman"/>
+          <w:sz w:val="40"/>
+          <w:szCs w:val="40"/>
+        </w:rPr>
+      </w:pPr>
+    </w:p>
+    <w:p>
+      <w:pPr>
+        <w:rPr>
+          <w:rFonts w:ascii="Times New Roman" w:hAnsi="Times New Roman" w:cs="Times New Roman"/>
+          <w:sz w:val="40"/>
+          <w:szCs w:val="40"/>
+        </w:rPr>
+      </w:pPr>
+      <w:r>
+        <w:rPr>
+          <w:rFonts w:ascii="Times New Roman" w:hAnsi="Times New Roman" w:cs="Times New Roman"/>
+          <w:sz w:val="40"/>
+          <w:szCs w:val="40"/>
+        </w:rPr>
+        <w:t>Exemple : La Joconde de Léonard de Vinci captive par son sourire mystérieux et son regard vivant.</w:t>
       </w:r>
     </w:p>
     <w:p>
@@ -415,42 +1012,42 @@
           <w:sz w:val="40"/>
           <w:szCs w:val="40"/>
         </w:rPr>
-        <w:t xml:space="preserve">l'art    : </w:t>
-      </w:r>
-    </w:p>
-    <w:p>
-      <w:pPr>
-        <w:rPr>
-          <w:rFonts w:ascii="Times New Roman" w:hAnsi="Times New Roman" w:cs="Times New Roman"/>
-          <w:sz w:val="40"/>
-          <w:szCs w:val="40"/>
-        </w:rPr>
-      </w:pPr>
-    </w:p>
-    <w:p>
-      <w:pPr>
-        <w:rPr>
-          <w:rFonts w:ascii="Times New Roman" w:hAnsi="Times New Roman" w:cs="Times New Roman"/>
-          <w:sz w:val="40"/>
-          <w:szCs w:val="40"/>
-        </w:rPr>
-      </w:pPr>
-    </w:p>
-    <w:p>
-      <w:pPr>
-        <w:rPr>
-          <w:rFonts w:ascii="Times New Roman" w:hAnsi="Times New Roman" w:cs="Times New Roman"/>
-          <w:sz w:val="40"/>
-          <w:szCs w:val="40"/>
-        </w:rPr>
-      </w:pPr>
-      <w:r>
-        <w:rPr>
-          <w:rFonts w:ascii="Times New Roman" w:hAnsi="Times New Roman" w:cs="Times New Roman"/>
-          <w:sz w:val="40"/>
-          <w:szCs w:val="40"/>
-        </w:rPr>
-        <w:t>Art</w:t>
+        <w:t xml:space="preserve">le beau    : </w:t>
+      </w:r>
+    </w:p>
+    <w:p>
+      <w:pPr>
+        <w:rPr>
+          <w:rFonts w:ascii="Times New Roman" w:hAnsi="Times New Roman" w:cs="Times New Roman"/>
+          <w:sz w:val="40"/>
+          <w:szCs w:val="40"/>
+        </w:rPr>
+      </w:pPr>
+    </w:p>
+    <w:p>
+      <w:pPr>
+        <w:rPr>
+          <w:rFonts w:ascii="Times New Roman" w:hAnsi="Times New Roman" w:cs="Times New Roman"/>
+          <w:sz w:val="40"/>
+          <w:szCs w:val="40"/>
+        </w:rPr>
+      </w:pPr>
+    </w:p>
+    <w:p>
+      <w:pPr>
+        <w:rPr>
+          <w:rFonts w:ascii="Times New Roman" w:hAnsi="Times New Roman" w:cs="Times New Roman"/>
+          <w:sz w:val="40"/>
+          <w:szCs w:val="40"/>
+        </w:rPr>
+      </w:pPr>
+      <w:r>
+        <w:rPr>
+          <w:rFonts w:ascii="Times New Roman" w:hAnsi="Times New Roman" w:cs="Times New Roman"/>
+          <w:sz w:val="40"/>
+          <w:szCs w:val="40"/>
+        </w:rPr>
+        <w:t>Beauty</w:t>
       </w:r>
     </w:p>
     <w:p>
@@ -484,86 +1081,85 @@
           <w:sz w:val="40"/>
           <w:szCs w:val="40"/>
         </w:rPr>
-        <w:t xml:space="preserve">L'art, c'est comme un magicien qui transforme des couleurs, des sons ou des mots en émotions qui dansent dans ton cœur. Il ne copie pas la vie, il la fait vibrer ! </w:t>
-      </w:r>
-    </w:p>
-    <w:p>
-      <w:pPr>
-        <w:rPr>
-          <w:rFonts w:ascii="Times New Roman" w:hAnsi="Times New Roman" w:cs="Times New Roman"/>
-          <w:sz w:val="40"/>
-          <w:szCs w:val="40"/>
-        </w:rPr>
-      </w:pPr>
-    </w:p>
-    <w:p>
-      <w:pPr>
-        <w:rPr>
-          <w:rFonts w:ascii="Times New Roman" w:hAnsi="Times New Roman" w:cs="Times New Roman"/>
-          <w:sz w:val="40"/>
-          <w:szCs w:val="40"/>
-        </w:rPr>
-      </w:pPr>
-      <w:r>
-        <w:rPr>
-          <w:rFonts w:ascii="Times New Roman" w:hAnsi="Times New Roman" w:cs="Times New Roman"/>
-          <w:sz w:val="40"/>
-          <w:szCs w:val="40"/>
-        </w:rPr>
-        <w:t>Définition : L'art désigne l'ensemble des créations humaines (peinture, musique, sculpture...] visant à exprimer des émotions, des idées ou la beauté, par des techniques maîtrisées.</w:t>
-      </w:r>
-    </w:p>
-    <w:p>
-      <w:pPr>
-        <w:rPr>
-          <w:rFonts w:ascii="Times New Roman" w:hAnsi="Times New Roman" w:cs="Times New Roman"/>
-          <w:sz w:val="40"/>
-          <w:szCs w:val="40"/>
-        </w:rPr>
-      </w:pPr>
-    </w:p>
-    <w:p>
-      <w:pPr>
-        <w:rPr>
-          <w:rFonts w:ascii="Times New Roman" w:hAnsi="Times New Roman" w:cs="Times New Roman"/>
-          <w:sz w:val="40"/>
-          <w:szCs w:val="40"/>
-        </w:rPr>
-      </w:pPr>
-      <w:r>
-        <w:rPr>
-          <w:rFonts w:ascii="Times New Roman" w:hAnsi="Times New Roman" w:cs="Times New Roman"/>
-          <w:sz w:val="40"/>
-          <w:szCs w:val="40"/>
-        </w:rPr>
-        <w:lastRenderedPageBreak/>
-        <w:t>Exemple : La Joconde de Léonard de Vinci, sourire mystérieux qui captive des millions.</w:t>
-      </w:r>
-    </w:p>
-    <w:p>
-      <w:pPr>
-        <w:rPr>
-          <w:rFonts w:ascii="Times New Roman" w:hAnsi="Times New Roman" w:cs="Times New Roman"/>
-          <w:sz w:val="40"/>
-          <w:szCs w:val="40"/>
-        </w:rPr>
-      </w:pPr>
-    </w:p>
-    <w:p>
-      <w:pPr>
-        <w:rPr>
-          <w:rFonts w:ascii="Times New Roman" w:hAnsi="Times New Roman" w:cs="Times New Roman"/>
-          <w:sz w:val="40"/>
-          <w:szCs w:val="40"/>
-        </w:rPr>
-      </w:pPr>
-      <w:r>
-        <w:rPr>
-          <w:rFonts w:ascii="Times New Roman" w:hAnsi="Times New Roman" w:cs="Times New Roman"/>
-          <w:sz w:val="40"/>
-          <w:szCs w:val="40"/>
-        </w:rPr>
-        <w:t>Signification : Création belle qui touche l'âme.</w:t>
+        <w:t>Signification : Le beau enchante les sens en art.</w:t>
+      </w:r>
+    </w:p>
+    <w:p>
+      <w:pPr>
+        <w:rPr>
+          <w:rFonts w:ascii="Times New Roman" w:hAnsi="Times New Roman" w:cs="Times New Roman"/>
+          <w:sz w:val="40"/>
+          <w:szCs w:val="40"/>
+        </w:rPr>
+      </w:pPr>
+    </w:p>
+    <w:p>
+      <w:pPr>
+        <w:rPr>
+          <w:rFonts w:ascii="Times New Roman" w:hAnsi="Times New Roman" w:cs="Times New Roman"/>
+          <w:sz w:val="40"/>
+          <w:szCs w:val="40"/>
+        </w:rPr>
+      </w:pPr>
+      <w:r>
+        <w:rPr>
+          <w:rFonts w:ascii="Times New Roman" w:hAnsi="Times New Roman" w:cs="Times New Roman"/>
+          <w:sz w:val="40"/>
+          <w:szCs w:val="40"/>
+        </w:rPr>
+        <w:t xml:space="preserve">Imaginez « le beau » comme un coucher de soleil sur l'océan : il enchante l'œil sans effort, touche le cœur par son harmonie simple et pure. </w:t>
+      </w:r>
+    </w:p>
+    <w:p>
+      <w:pPr>
+        <w:rPr>
+          <w:rFonts w:ascii="Times New Roman" w:hAnsi="Times New Roman" w:cs="Times New Roman"/>
+          <w:sz w:val="40"/>
+          <w:szCs w:val="40"/>
+        </w:rPr>
+      </w:pPr>
+    </w:p>
+    <w:p>
+      <w:pPr>
+        <w:rPr>
+          <w:rFonts w:ascii="Times New Roman" w:hAnsi="Times New Roman" w:cs="Times New Roman"/>
+          <w:sz w:val="40"/>
+          <w:szCs w:val="40"/>
+        </w:rPr>
+      </w:pPr>
+      <w:r>
+        <w:rPr>
+          <w:rFonts w:ascii="Times New Roman" w:hAnsi="Times New Roman" w:cs="Times New Roman"/>
+          <w:sz w:val="40"/>
+          <w:szCs w:val="40"/>
+        </w:rPr>
+        <w:t xml:space="preserve">Définition : Le beau désigne ce qui procure un plaisir esthétique pur, par l'harmonie des formes, couleurs ou sons, sans utilité pratique. </w:t>
+      </w:r>
+    </w:p>
+    <w:p>
+      <w:pPr>
+        <w:rPr>
+          <w:rFonts w:ascii="Times New Roman" w:hAnsi="Times New Roman" w:cs="Times New Roman"/>
+          <w:sz w:val="40"/>
+          <w:szCs w:val="40"/>
+        </w:rPr>
+      </w:pPr>
+    </w:p>
+    <w:p>
+      <w:pPr>
+        <w:rPr>
+          <w:rFonts w:ascii="Times New Roman" w:hAnsi="Times New Roman" w:cs="Times New Roman"/>
+          <w:sz w:val="40"/>
+          <w:szCs w:val="40"/>
+        </w:rPr>
+      </w:pPr>
+      <w:r>
+        <w:rPr>
+          <w:rFonts w:ascii="Times New Roman" w:hAnsi="Times New Roman" w:cs="Times New Roman"/>
+          <w:sz w:val="40"/>
+          <w:szCs w:val="40"/>
+        </w:rPr>
+        <w:t>Exemple : La Joconde de Léonard de Vinci captive par son sourire mystérieux et son équilibre parfait.</w:t>
       </w:r>
     </w:p>
     <w:p>
@@ -615,42 +1211,42 @@
           <w:sz w:val="40"/>
           <w:szCs w:val="40"/>
         </w:rPr>
-        <w:t xml:space="preserve">le dessin    : </w:t>
-      </w:r>
-    </w:p>
-    <w:p>
-      <w:pPr>
-        <w:rPr>
-          <w:rFonts w:ascii="Times New Roman" w:hAnsi="Times New Roman" w:cs="Times New Roman"/>
-          <w:sz w:val="40"/>
-          <w:szCs w:val="40"/>
-        </w:rPr>
-      </w:pPr>
-    </w:p>
-    <w:p>
-      <w:pPr>
-        <w:rPr>
-          <w:rFonts w:ascii="Times New Roman" w:hAnsi="Times New Roman" w:cs="Times New Roman"/>
-          <w:sz w:val="40"/>
-          <w:szCs w:val="40"/>
-        </w:rPr>
-      </w:pPr>
-    </w:p>
-    <w:p>
-      <w:pPr>
-        <w:rPr>
-          <w:rFonts w:ascii="Times New Roman" w:hAnsi="Times New Roman" w:cs="Times New Roman"/>
-          <w:sz w:val="40"/>
-          <w:szCs w:val="40"/>
-        </w:rPr>
-      </w:pPr>
-      <w:r>
-        <w:rPr>
-          <w:rFonts w:ascii="Times New Roman" w:hAnsi="Times New Roman" w:cs="Times New Roman"/>
-          <w:sz w:val="40"/>
-          <w:szCs w:val="40"/>
-        </w:rPr>
-        <w:t>Art</w:t>
+        <w:t xml:space="preserve">le divertissement    : </w:t>
+      </w:r>
+    </w:p>
+    <w:p>
+      <w:pPr>
+        <w:rPr>
+          <w:rFonts w:ascii="Times New Roman" w:hAnsi="Times New Roman" w:cs="Times New Roman"/>
+          <w:sz w:val="40"/>
+          <w:szCs w:val="40"/>
+        </w:rPr>
+      </w:pPr>
+    </w:p>
+    <w:p>
+      <w:pPr>
+        <w:rPr>
+          <w:rFonts w:ascii="Times New Roman" w:hAnsi="Times New Roman" w:cs="Times New Roman"/>
+          <w:sz w:val="40"/>
+          <w:szCs w:val="40"/>
+        </w:rPr>
+      </w:pPr>
+    </w:p>
+    <w:p>
+      <w:pPr>
+        <w:rPr>
+          <w:rFonts w:ascii="Times New Roman" w:hAnsi="Times New Roman" w:cs="Times New Roman"/>
+          <w:sz w:val="40"/>
+          <w:szCs w:val="40"/>
+        </w:rPr>
+      </w:pPr>
+      <w:r>
+        <w:rPr>
+          <w:rFonts w:ascii="Times New Roman" w:hAnsi="Times New Roman" w:cs="Times New Roman"/>
+          <w:sz w:val="40"/>
+          <w:szCs w:val="40"/>
+        </w:rPr>
+        <w:t>Entertainment</w:t>
       </w:r>
     </w:p>
     <w:p>
@@ -684,85 +1280,85 @@
           <w:sz w:val="40"/>
           <w:szCs w:val="40"/>
         </w:rPr>
-        <w:t xml:space="preserve">Imagine le dessin comme un coup de pinceau magique sur une toile vierge : tes doigts tracent des lignes qui donnent vie à un rêve, comme un enfant qui gribouille son premier chat ! </w:t>
-      </w:r>
-    </w:p>
-    <w:p>
-      <w:pPr>
-        <w:rPr>
-          <w:rFonts w:ascii="Times New Roman" w:hAnsi="Times New Roman" w:cs="Times New Roman"/>
-          <w:sz w:val="40"/>
-          <w:szCs w:val="40"/>
-        </w:rPr>
-      </w:pPr>
-    </w:p>
-    <w:p>
-      <w:pPr>
-        <w:rPr>
-          <w:rFonts w:ascii="Times New Roman" w:hAnsi="Times New Roman" w:cs="Times New Roman"/>
-          <w:sz w:val="40"/>
-          <w:szCs w:val="40"/>
-        </w:rPr>
-      </w:pPr>
-      <w:r>
-        <w:rPr>
-          <w:rFonts w:ascii="Times New Roman" w:hAnsi="Times New Roman" w:cs="Times New Roman"/>
-          <w:sz w:val="40"/>
-          <w:szCs w:val="40"/>
-        </w:rPr>
-        <w:t xml:space="preserve">Définition : Le dessin est l'art de représenter des formes, objets ou idées par des traits, lignes ou contours sur une surface, avec crayon, plume ou outil similaire. </w:t>
-      </w:r>
-    </w:p>
-    <w:p>
-      <w:pPr>
-        <w:rPr>
-          <w:rFonts w:ascii="Times New Roman" w:hAnsi="Times New Roman" w:cs="Times New Roman"/>
-          <w:sz w:val="40"/>
-          <w:szCs w:val="40"/>
-        </w:rPr>
-      </w:pPr>
-    </w:p>
-    <w:p>
-      <w:pPr>
-        <w:rPr>
-          <w:rFonts w:ascii="Times New Roman" w:hAnsi="Times New Roman" w:cs="Times New Roman"/>
-          <w:sz w:val="40"/>
-          <w:szCs w:val="40"/>
-        </w:rPr>
-      </w:pPr>
-      <w:r>
-        <w:rPr>
-          <w:rFonts w:ascii="Times New Roman" w:hAnsi="Times New Roman" w:cs="Times New Roman"/>
-          <w:sz w:val="40"/>
-          <w:szCs w:val="40"/>
-        </w:rPr>
-        <w:t>Exemple : Le Mona Lisa de Léonard de Vinci commença par un dessin précis de son visage énigmatique.</w:t>
-      </w:r>
-    </w:p>
-    <w:p>
-      <w:pPr>
-        <w:rPr>
-          <w:rFonts w:ascii="Times New Roman" w:hAnsi="Times New Roman" w:cs="Times New Roman"/>
-          <w:sz w:val="40"/>
-          <w:szCs w:val="40"/>
-        </w:rPr>
-      </w:pPr>
-    </w:p>
-    <w:p>
-      <w:pPr>
-        <w:rPr>
-          <w:rFonts w:ascii="Times New Roman" w:hAnsi="Times New Roman" w:cs="Times New Roman"/>
-          <w:sz w:val="40"/>
-          <w:szCs w:val="40"/>
-        </w:rPr>
-      </w:pPr>
-      <w:r>
-        <w:rPr>
-          <w:rFonts w:ascii="Times New Roman" w:hAnsi="Times New Roman" w:cs="Times New Roman"/>
-          <w:sz w:val="40"/>
-          <w:szCs w:val="40"/>
-        </w:rPr>
-        <w:t>Signification simple :L'art de tracer des images.</w:t>
+        <w:t>Signification : Plaisir ludique des arts.</w:t>
+      </w:r>
+    </w:p>
+    <w:p>
+      <w:pPr>
+        <w:rPr>
+          <w:rFonts w:ascii="Times New Roman" w:hAnsi="Times New Roman" w:cs="Times New Roman"/>
+          <w:sz w:val="40"/>
+          <w:szCs w:val="40"/>
+        </w:rPr>
+      </w:pPr>
+    </w:p>
+    <w:p>
+      <w:pPr>
+        <w:rPr>
+          <w:rFonts w:ascii="Times New Roman" w:hAnsi="Times New Roman" w:cs="Times New Roman"/>
+          <w:sz w:val="40"/>
+          <w:szCs w:val="40"/>
+        </w:rPr>
+      </w:pPr>
+      <w:r>
+        <w:rPr>
+          <w:rFonts w:ascii="Times New Roman" w:hAnsi="Times New Roman" w:cs="Times New Roman"/>
+          <w:sz w:val="40"/>
+          <w:szCs w:val="40"/>
+        </w:rPr>
+        <w:t>Imagine le divertissement comme un clown joyeux qui chasse les nuages gris de ton esprit : il t'amuse, te détend et te fait oublier les soucis !</w:t>
+      </w:r>
+    </w:p>
+    <w:p>
+      <w:pPr>
+        <w:rPr>
+          <w:rFonts w:ascii="Times New Roman" w:hAnsi="Times New Roman" w:cs="Times New Roman"/>
+          <w:sz w:val="40"/>
+          <w:szCs w:val="40"/>
+        </w:rPr>
+      </w:pPr>
+    </w:p>
+    <w:p>
+      <w:pPr>
+        <w:rPr>
+          <w:rFonts w:ascii="Times New Roman" w:hAnsi="Times New Roman" w:cs="Times New Roman"/>
+          <w:sz w:val="40"/>
+          <w:szCs w:val="40"/>
+        </w:rPr>
+      </w:pPr>
+      <w:r>
+        <w:rPr>
+          <w:rFonts w:ascii="Times New Roman" w:hAnsi="Times New Roman" w:cs="Times New Roman"/>
+          <w:sz w:val="40"/>
+          <w:szCs w:val="40"/>
+        </w:rPr>
+        <w:t>Définition : Action d'amuser, distraire ou procurer du plaisir par des spectacles, jeux ou activités ludiques (domaine arts/loisirs].</w:t>
+      </w:r>
+    </w:p>
+    <w:p>
+      <w:pPr>
+        <w:rPr>
+          <w:rFonts w:ascii="Times New Roman" w:hAnsi="Times New Roman" w:cs="Times New Roman"/>
+          <w:sz w:val="40"/>
+          <w:szCs w:val="40"/>
+        </w:rPr>
+      </w:pPr>
+    </w:p>
+    <w:p>
+      <w:pPr>
+        <w:rPr>
+          <w:rFonts w:ascii="Times New Roman" w:hAnsi="Times New Roman" w:cs="Times New Roman"/>
+          <w:sz w:val="40"/>
+          <w:szCs w:val="40"/>
+        </w:rPr>
+      </w:pPr>
+      <w:r>
+        <w:rPr>
+          <w:rFonts w:ascii="Times New Roman" w:hAnsi="Times New Roman" w:cs="Times New Roman"/>
+          <w:sz w:val="40"/>
+          <w:szCs w:val="40"/>
+        </w:rPr>
+        <w:t>Exemple : Aller au cinéma voir un film comique.</w:t>
       </w:r>
     </w:p>
     <w:p>
@@ -814,42 +1410,42 @@
           <w:sz w:val="40"/>
           <w:szCs w:val="40"/>
         </w:rPr>
-        <w:t xml:space="preserve">la beauté    : </w:t>
-      </w:r>
-    </w:p>
-    <w:p>
-      <w:pPr>
-        <w:rPr>
-          <w:rFonts w:ascii="Times New Roman" w:hAnsi="Times New Roman" w:cs="Times New Roman"/>
-          <w:sz w:val="40"/>
-          <w:szCs w:val="40"/>
-        </w:rPr>
-      </w:pPr>
-    </w:p>
-    <w:p>
-      <w:pPr>
-        <w:rPr>
-          <w:rFonts w:ascii="Times New Roman" w:hAnsi="Times New Roman" w:cs="Times New Roman"/>
-          <w:sz w:val="40"/>
-          <w:szCs w:val="40"/>
-        </w:rPr>
-      </w:pPr>
-    </w:p>
-    <w:p>
-      <w:pPr>
-        <w:rPr>
-          <w:rFonts w:ascii="Times New Roman" w:hAnsi="Times New Roman" w:cs="Times New Roman"/>
-          <w:sz w:val="40"/>
-          <w:szCs w:val="40"/>
-        </w:rPr>
-      </w:pPr>
-      <w:r>
-        <w:rPr>
-          <w:rFonts w:ascii="Times New Roman" w:hAnsi="Times New Roman" w:cs="Times New Roman"/>
-          <w:sz w:val="40"/>
-          <w:szCs w:val="40"/>
-        </w:rPr>
-        <w:t>Beauty</w:t>
+        <w:t xml:space="preserve">l'inspiration (f)    : </w:t>
+      </w:r>
+    </w:p>
+    <w:p>
+      <w:pPr>
+        <w:rPr>
+          <w:rFonts w:ascii="Times New Roman" w:hAnsi="Times New Roman" w:cs="Times New Roman"/>
+          <w:sz w:val="40"/>
+          <w:szCs w:val="40"/>
+        </w:rPr>
+      </w:pPr>
+    </w:p>
+    <w:p>
+      <w:pPr>
+        <w:rPr>
+          <w:rFonts w:ascii="Times New Roman" w:hAnsi="Times New Roman" w:cs="Times New Roman"/>
+          <w:sz w:val="40"/>
+          <w:szCs w:val="40"/>
+        </w:rPr>
+      </w:pPr>
+    </w:p>
+    <w:p>
+      <w:pPr>
+        <w:rPr>
+          <w:rFonts w:ascii="Times New Roman" w:hAnsi="Times New Roman" w:cs="Times New Roman"/>
+          <w:sz w:val="40"/>
+          <w:szCs w:val="40"/>
+        </w:rPr>
+      </w:pPr>
+      <w:r>
+        <w:rPr>
+          <w:rFonts w:ascii="Times New Roman" w:hAnsi="Times New Roman" w:cs="Times New Roman"/>
+          <w:sz w:val="40"/>
+          <w:szCs w:val="40"/>
+        </w:rPr>
+        <w:t>Inspiration</w:t>
       </w:r>
     </w:p>
     <w:p>
@@ -883,85 +1479,85 @@
           <w:sz w:val="40"/>
           <w:szCs w:val="40"/>
         </w:rPr>
-        <w:t xml:space="preserve">Imagine la beauté comme un coucher de soleil sur l'océan : elle éblouit sans effort, touche le cœur par son harmonie simple et universelle dans l'art. </w:t>
-      </w:r>
-    </w:p>
-    <w:p>
-      <w:pPr>
-        <w:rPr>
-          <w:rFonts w:ascii="Times New Roman" w:hAnsi="Times New Roman" w:cs="Times New Roman"/>
-          <w:sz w:val="40"/>
-          <w:szCs w:val="40"/>
-        </w:rPr>
-      </w:pPr>
-    </w:p>
-    <w:p>
-      <w:pPr>
-        <w:rPr>
-          <w:rFonts w:ascii="Times New Roman" w:hAnsi="Times New Roman" w:cs="Times New Roman"/>
-          <w:sz w:val="40"/>
-          <w:szCs w:val="40"/>
-        </w:rPr>
-      </w:pPr>
-      <w:r>
-        <w:rPr>
-          <w:rFonts w:ascii="Times New Roman" w:hAnsi="Times New Roman" w:cs="Times New Roman"/>
-          <w:sz w:val="40"/>
-          <w:szCs w:val="40"/>
-        </w:rPr>
-        <w:t xml:space="preserve">Définition : Qualité esthétique qui procure du plaisir visuel, émotionnel ou intellectuel par l'harmonie des formes, couleurs et idées en arts. </w:t>
-      </w:r>
-    </w:p>
-    <w:p>
-      <w:pPr>
-        <w:rPr>
-          <w:rFonts w:ascii="Times New Roman" w:hAnsi="Times New Roman" w:cs="Times New Roman"/>
-          <w:sz w:val="40"/>
-          <w:szCs w:val="40"/>
-        </w:rPr>
-      </w:pPr>
-    </w:p>
-    <w:p>
-      <w:pPr>
-        <w:rPr>
-          <w:rFonts w:ascii="Times New Roman" w:hAnsi="Times New Roman" w:cs="Times New Roman"/>
-          <w:sz w:val="40"/>
-          <w:szCs w:val="40"/>
-        </w:rPr>
-      </w:pPr>
-      <w:r>
-        <w:rPr>
-          <w:rFonts w:ascii="Times New Roman" w:hAnsi="Times New Roman" w:cs="Times New Roman"/>
-          <w:sz w:val="40"/>
-          <w:szCs w:val="40"/>
-        </w:rPr>
-        <w:t>Exemple : La Joconde de Léonard de Vinci captive par son sourire mystérieux et son regard vivant.</w:t>
-      </w:r>
-    </w:p>
-    <w:p>
-      <w:pPr>
-        <w:rPr>
-          <w:rFonts w:ascii="Times New Roman" w:hAnsi="Times New Roman" w:cs="Times New Roman"/>
-          <w:sz w:val="40"/>
-          <w:szCs w:val="40"/>
-        </w:rPr>
-      </w:pPr>
-    </w:p>
-    <w:p>
-      <w:pPr>
-        <w:rPr>
-          <w:rFonts w:ascii="Times New Roman" w:hAnsi="Times New Roman" w:cs="Times New Roman"/>
-          <w:sz w:val="40"/>
-          <w:szCs w:val="40"/>
-        </w:rPr>
-      </w:pPr>
-      <w:r>
-        <w:rPr>
-          <w:rFonts w:ascii="Times New Roman" w:hAnsi="Times New Roman" w:cs="Times New Roman"/>
-          <w:sz w:val="40"/>
-          <w:szCs w:val="40"/>
-        </w:rPr>
-        <w:t>Signification : Beauté harmonise et enchante les sens artistiques.</w:t>
+        <w:t>Signification : Étincelle créative qui pousse à inventer.</w:t>
+      </w:r>
+    </w:p>
+    <w:p>
+      <w:pPr>
+        <w:rPr>
+          <w:rFonts w:ascii="Times New Roman" w:hAnsi="Times New Roman" w:cs="Times New Roman"/>
+          <w:sz w:val="40"/>
+          <w:szCs w:val="40"/>
+        </w:rPr>
+      </w:pPr>
+    </w:p>
+    <w:p>
+      <w:pPr>
+        <w:rPr>
+          <w:rFonts w:ascii="Times New Roman" w:hAnsi="Times New Roman" w:cs="Times New Roman"/>
+          <w:sz w:val="40"/>
+          <w:szCs w:val="40"/>
+        </w:rPr>
+      </w:pPr>
+      <w:r>
+        <w:rPr>
+          <w:rFonts w:ascii="Times New Roman" w:hAnsi="Times New Roman" w:cs="Times New Roman"/>
+          <w:sz w:val="40"/>
+          <w:szCs w:val="40"/>
+        </w:rPr>
+        <w:t>L'inspiration, c'est comme un vent soudain qui gonfle les voiles d'un bateau : il propulse l'artiste vers des idées neuves sans effort !</w:t>
+      </w:r>
+    </w:p>
+    <w:p>
+      <w:pPr>
+        <w:rPr>
+          <w:rFonts w:ascii="Times New Roman" w:hAnsi="Times New Roman" w:cs="Times New Roman"/>
+          <w:sz w:val="40"/>
+          <w:szCs w:val="40"/>
+        </w:rPr>
+      </w:pPr>
+    </w:p>
+    <w:p>
+      <w:pPr>
+        <w:rPr>
+          <w:rFonts w:ascii="Times New Roman" w:hAnsi="Times New Roman" w:cs="Times New Roman"/>
+          <w:sz w:val="40"/>
+          <w:szCs w:val="40"/>
+        </w:rPr>
+      </w:pPr>
+      <w:r>
+        <w:rPr>
+          <w:rFonts w:ascii="Times New Roman" w:hAnsi="Times New Roman" w:cs="Times New Roman"/>
+          <w:sz w:val="40"/>
+          <w:szCs w:val="40"/>
+        </w:rPr>
+        <w:t>Définition : Élan créatif soudain qui stimule l'imagination et guide la création artistique.</w:t>
+      </w:r>
+    </w:p>
+    <w:p>
+      <w:pPr>
+        <w:rPr>
+          <w:rFonts w:ascii="Times New Roman" w:hAnsi="Times New Roman" w:cs="Times New Roman"/>
+          <w:sz w:val="40"/>
+          <w:szCs w:val="40"/>
+        </w:rPr>
+      </w:pPr>
+    </w:p>
+    <w:p>
+      <w:pPr>
+        <w:rPr>
+          <w:rFonts w:ascii="Times New Roman" w:hAnsi="Times New Roman" w:cs="Times New Roman"/>
+          <w:sz w:val="40"/>
+          <w:szCs w:val="40"/>
+        </w:rPr>
+      </w:pPr>
+      <w:r>
+        <w:rPr>
+          <w:rFonts w:ascii="Times New Roman" w:hAnsi="Times New Roman" w:cs="Times New Roman"/>
+          <w:sz w:val="40"/>
+          <w:szCs w:val="40"/>
+        </w:rPr>
+        <w:t>Exemple : Picasso voit un violon et peint Guernica, inspiré par la guerre.</w:t>
       </w:r>
     </w:p>
     <w:p>
@@ -1013,42 +1609,42 @@
           <w:sz w:val="40"/>
           <w:szCs w:val="40"/>
         </w:rPr>
-        <w:t xml:space="preserve">le beau    : </w:t>
-      </w:r>
-    </w:p>
-    <w:p>
-      <w:pPr>
-        <w:rPr>
-          <w:rFonts w:ascii="Times New Roman" w:hAnsi="Times New Roman" w:cs="Times New Roman"/>
-          <w:sz w:val="40"/>
-          <w:szCs w:val="40"/>
-        </w:rPr>
-      </w:pPr>
-    </w:p>
-    <w:p>
-      <w:pPr>
-        <w:rPr>
-          <w:rFonts w:ascii="Times New Roman" w:hAnsi="Times New Roman" w:cs="Times New Roman"/>
-          <w:sz w:val="40"/>
-          <w:szCs w:val="40"/>
-        </w:rPr>
-      </w:pPr>
-    </w:p>
-    <w:p>
-      <w:pPr>
-        <w:rPr>
-          <w:rFonts w:ascii="Times New Roman" w:hAnsi="Times New Roman" w:cs="Times New Roman"/>
-          <w:sz w:val="40"/>
-          <w:szCs w:val="40"/>
-        </w:rPr>
-      </w:pPr>
-      <w:r>
-        <w:rPr>
-          <w:rFonts w:ascii="Times New Roman" w:hAnsi="Times New Roman" w:cs="Times New Roman"/>
-          <w:sz w:val="40"/>
-          <w:szCs w:val="40"/>
-        </w:rPr>
-        <w:t>Beauty</w:t>
+        <w:t xml:space="preserve">Un artiste    : </w:t>
+      </w:r>
+    </w:p>
+    <w:p>
+      <w:pPr>
+        <w:rPr>
+          <w:rFonts w:ascii="Times New Roman" w:hAnsi="Times New Roman" w:cs="Times New Roman"/>
+          <w:sz w:val="40"/>
+          <w:szCs w:val="40"/>
+        </w:rPr>
+      </w:pPr>
+    </w:p>
+    <w:p>
+      <w:pPr>
+        <w:rPr>
+          <w:rFonts w:ascii="Times New Roman" w:hAnsi="Times New Roman" w:cs="Times New Roman"/>
+          <w:sz w:val="40"/>
+          <w:szCs w:val="40"/>
+        </w:rPr>
+      </w:pPr>
+    </w:p>
+    <w:p>
+      <w:pPr>
+        <w:rPr>
+          <w:rFonts w:ascii="Times New Roman" w:hAnsi="Times New Roman" w:cs="Times New Roman"/>
+          <w:sz w:val="40"/>
+          <w:szCs w:val="40"/>
+        </w:rPr>
+      </w:pPr>
+      <w:r>
+        <w:rPr>
+          <w:rFonts w:ascii="Times New Roman" w:hAnsi="Times New Roman" w:cs="Times New Roman"/>
+          <w:sz w:val="40"/>
+          <w:szCs w:val="40"/>
+        </w:rPr>
+        <w:t>An artist</w:t>
       </w:r>
     </w:p>
     <w:p>
@@ -1082,86 +1678,85 @@
           <w:sz w:val="40"/>
           <w:szCs w:val="40"/>
         </w:rPr>
-        <w:lastRenderedPageBreak/>
-        <w:t xml:space="preserve">Imaginez « le beau » comme un coucher de soleil sur l'océan : il enchante l'œil sans effort, touche le cœur par son harmonie simple et pure. </w:t>
-      </w:r>
-    </w:p>
-    <w:p>
-      <w:pPr>
-        <w:rPr>
-          <w:rFonts w:ascii="Times New Roman" w:hAnsi="Times New Roman" w:cs="Times New Roman"/>
-          <w:sz w:val="40"/>
-          <w:szCs w:val="40"/>
-        </w:rPr>
-      </w:pPr>
-    </w:p>
-    <w:p>
-      <w:pPr>
-        <w:rPr>
-          <w:rFonts w:ascii="Times New Roman" w:hAnsi="Times New Roman" w:cs="Times New Roman"/>
-          <w:sz w:val="40"/>
-          <w:szCs w:val="40"/>
-        </w:rPr>
-      </w:pPr>
-      <w:r>
-        <w:rPr>
-          <w:rFonts w:ascii="Times New Roman" w:hAnsi="Times New Roman" w:cs="Times New Roman"/>
-          <w:sz w:val="40"/>
-          <w:szCs w:val="40"/>
-        </w:rPr>
-        <w:t xml:space="preserve">Définition : Le beau désigne ce qui procure un plaisir esthétique pur, par l'harmonie des formes, couleurs ou sons, sans utilité pratique. </w:t>
-      </w:r>
-    </w:p>
-    <w:p>
-      <w:pPr>
-        <w:rPr>
-          <w:rFonts w:ascii="Times New Roman" w:hAnsi="Times New Roman" w:cs="Times New Roman"/>
-          <w:sz w:val="40"/>
-          <w:szCs w:val="40"/>
-        </w:rPr>
-      </w:pPr>
-    </w:p>
-    <w:p>
-      <w:pPr>
-        <w:rPr>
-          <w:rFonts w:ascii="Times New Roman" w:hAnsi="Times New Roman" w:cs="Times New Roman"/>
-          <w:sz w:val="40"/>
-          <w:szCs w:val="40"/>
-        </w:rPr>
-      </w:pPr>
-      <w:r>
-        <w:rPr>
-          <w:rFonts w:ascii="Times New Roman" w:hAnsi="Times New Roman" w:cs="Times New Roman"/>
-          <w:sz w:val="40"/>
-          <w:szCs w:val="40"/>
-        </w:rPr>
-        <w:t>Exemple : La Joconde de Léonard de Vinci captive par son sourire mystérieux et son équilibre parfait.</w:t>
-      </w:r>
-    </w:p>
-    <w:p>
-      <w:pPr>
-        <w:rPr>
-          <w:rFonts w:ascii="Times New Roman" w:hAnsi="Times New Roman" w:cs="Times New Roman"/>
-          <w:sz w:val="40"/>
-          <w:szCs w:val="40"/>
-        </w:rPr>
-      </w:pPr>
-    </w:p>
-    <w:p>
-      <w:pPr>
-        <w:rPr>
-          <w:rFonts w:ascii="Times New Roman" w:hAnsi="Times New Roman" w:cs="Times New Roman"/>
-          <w:sz w:val="40"/>
-          <w:szCs w:val="40"/>
-        </w:rPr>
-      </w:pPr>
-      <w:r>
-        <w:rPr>
-          <w:rFonts w:ascii="Times New Roman" w:hAnsi="Times New Roman" w:cs="Times New Roman"/>
-          <w:sz w:val="40"/>
-          <w:szCs w:val="40"/>
-        </w:rPr>
-        <w:t>Signification : Le beau enchante les sens en art.</w:t>
+        <w:t>Signification : Créateur d'œuvres belles et uniques.</w:t>
+      </w:r>
+    </w:p>
+    <w:p>
+      <w:pPr>
+        <w:rPr>
+          <w:rFonts w:ascii="Times New Roman" w:hAnsi="Times New Roman" w:cs="Times New Roman"/>
+          <w:sz w:val="40"/>
+          <w:szCs w:val="40"/>
+        </w:rPr>
+      </w:pPr>
+    </w:p>
+    <w:p>
+      <w:pPr>
+        <w:rPr>
+          <w:rFonts w:ascii="Times New Roman" w:hAnsi="Times New Roman" w:cs="Times New Roman"/>
+          <w:sz w:val="40"/>
+          <w:szCs w:val="40"/>
+        </w:rPr>
+      </w:pPr>
+      <w:r>
+        <w:rPr>
+          <w:rFonts w:ascii="Times New Roman" w:hAnsi="Times New Roman" w:cs="Times New Roman"/>
+          <w:sz w:val="40"/>
+          <w:szCs w:val="40"/>
+        </w:rPr>
+        <w:t xml:space="preserve">Imagine un jardinier qui cultive des fleurs magnifiques avec ses mains, ses pinceaux ou ses mots : voilà l'artiste, celui qui embellit le monde par sa créativité ! </w:t>
+      </w:r>
+    </w:p>
+    <w:p>
+      <w:pPr>
+        <w:rPr>
+          <w:rFonts w:ascii="Times New Roman" w:hAnsi="Times New Roman" w:cs="Times New Roman"/>
+          <w:sz w:val="40"/>
+          <w:szCs w:val="40"/>
+        </w:rPr>
+      </w:pPr>
+    </w:p>
+    <w:p>
+      <w:pPr>
+        <w:rPr>
+          <w:rFonts w:ascii="Times New Roman" w:hAnsi="Times New Roman" w:cs="Times New Roman"/>
+          <w:sz w:val="40"/>
+          <w:szCs w:val="40"/>
+        </w:rPr>
+      </w:pPr>
+      <w:r>
+        <w:rPr>
+          <w:rFonts w:ascii="Times New Roman" w:hAnsi="Times New Roman" w:cs="Times New Roman"/>
+          <w:sz w:val="40"/>
+          <w:szCs w:val="40"/>
+        </w:rPr>
+        <w:t>Définition : Un artiste est une personne qui crée des œuvres d'art (peinture, musique, sculpture, etc.] par talent et imagination.</w:t>
+      </w:r>
+    </w:p>
+    <w:p>
+      <w:pPr>
+        <w:rPr>
+          <w:rFonts w:ascii="Times New Roman" w:hAnsi="Times New Roman" w:cs="Times New Roman"/>
+          <w:sz w:val="40"/>
+          <w:szCs w:val="40"/>
+        </w:rPr>
+      </w:pPr>
+    </w:p>
+    <w:p>
+      <w:pPr>
+        <w:rPr>
+          <w:rFonts w:ascii="Times New Roman" w:hAnsi="Times New Roman" w:cs="Times New Roman"/>
+          <w:sz w:val="40"/>
+          <w:szCs w:val="40"/>
+        </w:rPr>
+      </w:pPr>
+      <w:r>
+        <w:rPr>
+          <w:rFonts w:ascii="Times New Roman" w:hAnsi="Times New Roman" w:cs="Times New Roman"/>
+          <w:sz w:val="40"/>
+          <w:szCs w:val="40"/>
+        </w:rPr>
+        <w:t>Exemple : Picasso, peintre cubiste, a révolutionné l'art avec Guernica.</w:t>
       </w:r>
     </w:p>
     <w:p>
@@ -1213,42 +1808,42 @@
           <w:sz w:val="40"/>
           <w:szCs w:val="40"/>
         </w:rPr>
-        <w:t xml:space="preserve">le divertissement    : </w:t>
-      </w:r>
-    </w:p>
-    <w:p>
-      <w:pPr>
-        <w:rPr>
-          <w:rFonts w:ascii="Times New Roman" w:hAnsi="Times New Roman" w:cs="Times New Roman"/>
-          <w:sz w:val="40"/>
-          <w:szCs w:val="40"/>
-        </w:rPr>
-      </w:pPr>
-    </w:p>
-    <w:p>
-      <w:pPr>
-        <w:rPr>
-          <w:rFonts w:ascii="Times New Roman" w:hAnsi="Times New Roman" w:cs="Times New Roman"/>
-          <w:sz w:val="40"/>
-          <w:szCs w:val="40"/>
-        </w:rPr>
-      </w:pPr>
-    </w:p>
-    <w:p>
-      <w:pPr>
-        <w:rPr>
-          <w:rFonts w:ascii="Times New Roman" w:hAnsi="Times New Roman" w:cs="Times New Roman"/>
-          <w:sz w:val="40"/>
-          <w:szCs w:val="40"/>
-        </w:rPr>
-      </w:pPr>
-      <w:r>
-        <w:rPr>
-          <w:rFonts w:ascii="Times New Roman" w:hAnsi="Times New Roman" w:cs="Times New Roman"/>
-          <w:sz w:val="40"/>
-          <w:szCs w:val="40"/>
-        </w:rPr>
-        <w:t>Entertainment</w:t>
+        <w:t xml:space="preserve">un chef-d'oeuvre    : </w:t>
+      </w:r>
+    </w:p>
+    <w:p>
+      <w:pPr>
+        <w:rPr>
+          <w:rFonts w:ascii="Times New Roman" w:hAnsi="Times New Roman" w:cs="Times New Roman"/>
+          <w:sz w:val="40"/>
+          <w:szCs w:val="40"/>
+        </w:rPr>
+      </w:pPr>
+    </w:p>
+    <w:p>
+      <w:pPr>
+        <w:rPr>
+          <w:rFonts w:ascii="Times New Roman" w:hAnsi="Times New Roman" w:cs="Times New Roman"/>
+          <w:sz w:val="40"/>
+          <w:szCs w:val="40"/>
+        </w:rPr>
+      </w:pPr>
+    </w:p>
+    <w:p>
+      <w:pPr>
+        <w:rPr>
+          <w:rFonts w:ascii="Times New Roman" w:hAnsi="Times New Roman" w:cs="Times New Roman"/>
+          <w:sz w:val="40"/>
+          <w:szCs w:val="40"/>
+        </w:rPr>
+      </w:pPr>
+      <w:r>
+        <w:rPr>
+          <w:rFonts w:ascii="Times New Roman" w:hAnsi="Times New Roman" w:cs="Times New Roman"/>
+          <w:sz w:val="40"/>
+          <w:szCs w:val="40"/>
+        </w:rPr>
+        <w:t>A masterpiece</w:t>
       </w:r>
     </w:p>
     <w:p>
@@ -1282,589 +1877,17 @@
           <w:sz w:val="40"/>
           <w:szCs w:val="40"/>
         </w:rPr>
-        <w:t>Imagine le divertissement comme un clown joyeux qui chasse les nuages gris de ton esprit : il t'amuse, te détend et te fait oublier les soucis !</w:t>
-      </w:r>
-    </w:p>
-    <w:p>
-      <w:pPr>
-        <w:rPr>
-          <w:rFonts w:ascii="Times New Roman" w:hAnsi="Times New Roman" w:cs="Times New Roman"/>
-          <w:sz w:val="40"/>
-          <w:szCs w:val="40"/>
-        </w:rPr>
-      </w:pPr>
-    </w:p>
-    <w:p>
-      <w:pPr>
-        <w:rPr>
-          <w:rFonts w:ascii="Times New Roman" w:hAnsi="Times New Roman" w:cs="Times New Roman"/>
-          <w:sz w:val="40"/>
-          <w:szCs w:val="40"/>
-        </w:rPr>
-      </w:pPr>
-      <w:r>
-        <w:rPr>
-          <w:rFonts w:ascii="Times New Roman" w:hAnsi="Times New Roman" w:cs="Times New Roman"/>
-          <w:sz w:val="40"/>
-          <w:szCs w:val="40"/>
-        </w:rPr>
-        <w:t>Définition : Action d'amuser, distraire ou procurer du plaisir par des spectacles, jeux ou activités ludiques (domaine arts/loisirs].</w:t>
-      </w:r>
-    </w:p>
-    <w:p>
-      <w:pPr>
-        <w:rPr>
-          <w:rFonts w:ascii="Times New Roman" w:hAnsi="Times New Roman" w:cs="Times New Roman"/>
-          <w:sz w:val="40"/>
-          <w:szCs w:val="40"/>
-        </w:rPr>
-      </w:pPr>
-    </w:p>
-    <w:p>
-      <w:pPr>
-        <w:rPr>
-          <w:rFonts w:ascii="Times New Roman" w:hAnsi="Times New Roman" w:cs="Times New Roman"/>
-          <w:sz w:val="40"/>
-          <w:szCs w:val="40"/>
-        </w:rPr>
-      </w:pPr>
-      <w:r>
-        <w:rPr>
-          <w:rFonts w:ascii="Times New Roman" w:hAnsi="Times New Roman" w:cs="Times New Roman"/>
-          <w:sz w:val="40"/>
-          <w:szCs w:val="40"/>
-        </w:rPr>
-        <w:lastRenderedPageBreak/>
-        <w:t>Exemple : Aller au cinéma voir un film comique.</w:t>
-      </w:r>
-    </w:p>
-    <w:p>
-      <w:pPr>
-        <w:rPr>
-          <w:rFonts w:ascii="Times New Roman" w:hAnsi="Times New Roman" w:cs="Times New Roman"/>
-          <w:sz w:val="40"/>
-          <w:szCs w:val="40"/>
-        </w:rPr>
-      </w:pPr>
-    </w:p>
-    <w:p>
-      <w:pPr>
-        <w:rPr>
-          <w:rFonts w:ascii="Times New Roman" w:hAnsi="Times New Roman" w:cs="Times New Roman"/>
-          <w:sz w:val="40"/>
-          <w:szCs w:val="40"/>
-        </w:rPr>
-      </w:pPr>
-      <w:r>
-        <w:rPr>
-          <w:rFonts w:ascii="Times New Roman" w:hAnsi="Times New Roman" w:cs="Times New Roman"/>
-          <w:sz w:val="40"/>
-          <w:szCs w:val="40"/>
-        </w:rPr>
-        <w:t>Signification : Plaisir ludique des arts.</w:t>
-      </w:r>
-    </w:p>
-    <w:p>
-      <w:pPr>
-        <w:rPr>
-          <w:rFonts w:ascii="Times New Roman" w:hAnsi="Times New Roman" w:cs="Times New Roman"/>
-          <w:sz w:val="40"/>
-          <w:szCs w:val="40"/>
-        </w:rPr>
-      </w:pPr>
-      <w:r>
-        <w:rPr>
-          <w:rFonts w:ascii="Times New Roman" w:hAnsi="Times New Roman" w:cs="Times New Roman"/>
-          <w:sz w:val="40"/>
-          <w:szCs w:val="40"/>
-        </w:rPr>
-        <w:t>)</w:t>
-      </w:r>
-    </w:p>
-    <w:p>
-      <w:pPr>
-        <w:rPr>
-          <w:rFonts w:ascii="Times New Roman" w:hAnsi="Times New Roman" w:cs="Times New Roman"/>
-          <w:sz w:val="40"/>
-          <w:szCs w:val="40"/>
-        </w:rPr>
-      </w:pPr>
-    </w:p>
-    <w:p>
-      <w:pPr>
-        <w:rPr>
-          <w:rFonts w:ascii="Times New Roman" w:hAnsi="Times New Roman" w:cs="Times New Roman"/>
-          <w:sz w:val="40"/>
-          <w:szCs w:val="40"/>
-        </w:rPr>
-      </w:pPr>
-    </w:p>
-    <w:p>
-      <w:pPr>
-        <w:rPr>
-          <w:rFonts w:ascii="Times New Roman" w:hAnsi="Times New Roman" w:cs="Times New Roman"/>
-          <w:sz w:val="40"/>
-          <w:szCs w:val="40"/>
-        </w:rPr>
-      </w:pPr>
-      <w:r>
-        <w:rPr>
-          <w:rFonts w:ascii="Times New Roman" w:hAnsi="Times New Roman" w:cs="Times New Roman"/>
-          <w:sz w:val="40"/>
-          <w:szCs w:val="40"/>
-        </w:rPr>
-        <w:t xml:space="preserve">l'inspiration (f)    : </w:t>
-      </w:r>
-    </w:p>
-    <w:p>
-      <w:pPr>
-        <w:rPr>
-          <w:rFonts w:ascii="Times New Roman" w:hAnsi="Times New Roman" w:cs="Times New Roman"/>
-          <w:sz w:val="40"/>
-          <w:szCs w:val="40"/>
-        </w:rPr>
-      </w:pPr>
-    </w:p>
-    <w:p>
-      <w:pPr>
-        <w:rPr>
-          <w:rFonts w:ascii="Times New Roman" w:hAnsi="Times New Roman" w:cs="Times New Roman"/>
-          <w:sz w:val="40"/>
-          <w:szCs w:val="40"/>
-        </w:rPr>
-      </w:pPr>
-    </w:p>
-    <w:p>
-      <w:pPr>
-        <w:rPr>
-          <w:rFonts w:ascii="Times New Roman" w:hAnsi="Times New Roman" w:cs="Times New Roman"/>
-          <w:sz w:val="40"/>
-          <w:szCs w:val="40"/>
-        </w:rPr>
-      </w:pPr>
-      <w:r>
-        <w:rPr>
-          <w:rFonts w:ascii="Times New Roman" w:hAnsi="Times New Roman" w:cs="Times New Roman"/>
-          <w:sz w:val="40"/>
-          <w:szCs w:val="40"/>
-        </w:rPr>
-        <w:t>Inspiration</w:t>
-      </w:r>
-    </w:p>
-    <w:p>
-      <w:pPr>
-        <w:rPr>
-          <w:rFonts w:ascii="Times New Roman" w:hAnsi="Times New Roman" w:cs="Times New Roman"/>
-          <w:sz w:val="40"/>
-          <w:szCs w:val="40"/>
-        </w:rPr>
-      </w:pPr>
-      <w:r>
-        <w:rPr>
-          <w:rFonts w:ascii="Times New Roman" w:hAnsi="Times New Roman" w:cs="Times New Roman"/>
-          <w:sz w:val="40"/>
-          <w:szCs w:val="40"/>
-        </w:rPr>
-        <w:t>(</w:t>
-      </w:r>
-    </w:p>
-    <w:p>
-      <w:pPr>
-        <w:rPr>
-          <w:rFonts w:ascii="Times New Roman" w:hAnsi="Times New Roman" w:cs="Times New Roman"/>
-          <w:sz w:val="40"/>
-          <w:szCs w:val="40"/>
-        </w:rPr>
-      </w:pPr>
-      <w:r>
-        <w:rPr>
-          <w:rFonts w:ascii="Times New Roman" w:hAnsi="Times New Roman" w:cs="Times New Roman"/>
-          <w:sz w:val="40"/>
-          <w:szCs w:val="40"/>
-        </w:rPr>
-        <w:t>L'inspiration, c'est comme un vent soudain qui gonfle les voiles d'un bateau : il propulse l'artiste vers des idées neuves sans effort !</w:t>
-      </w:r>
-    </w:p>
-    <w:p>
-      <w:pPr>
-        <w:rPr>
-          <w:rFonts w:ascii="Times New Roman" w:hAnsi="Times New Roman" w:cs="Times New Roman"/>
-          <w:sz w:val="40"/>
-          <w:szCs w:val="40"/>
-        </w:rPr>
-      </w:pPr>
-    </w:p>
-    <w:p>
-      <w:pPr>
-        <w:rPr>
-          <w:rFonts w:ascii="Times New Roman" w:hAnsi="Times New Roman" w:cs="Times New Roman"/>
-          <w:sz w:val="40"/>
-          <w:szCs w:val="40"/>
-        </w:rPr>
-      </w:pPr>
-      <w:r>
-        <w:rPr>
-          <w:rFonts w:ascii="Times New Roman" w:hAnsi="Times New Roman" w:cs="Times New Roman"/>
-          <w:sz w:val="40"/>
-          <w:szCs w:val="40"/>
-        </w:rPr>
-        <w:t>Définition : Élan créatif soudain qui stimule l'imagination et guide la création artistique.</w:t>
-      </w:r>
-    </w:p>
-    <w:p>
-      <w:pPr>
-        <w:rPr>
-          <w:rFonts w:ascii="Times New Roman" w:hAnsi="Times New Roman" w:cs="Times New Roman"/>
-          <w:sz w:val="40"/>
-          <w:szCs w:val="40"/>
-        </w:rPr>
-      </w:pPr>
-    </w:p>
-    <w:p>
-      <w:pPr>
-        <w:rPr>
-          <w:rFonts w:ascii="Times New Roman" w:hAnsi="Times New Roman" w:cs="Times New Roman"/>
-          <w:sz w:val="40"/>
-          <w:szCs w:val="40"/>
-        </w:rPr>
-      </w:pPr>
-      <w:r>
-        <w:rPr>
-          <w:rFonts w:ascii="Times New Roman" w:hAnsi="Times New Roman" w:cs="Times New Roman"/>
-          <w:sz w:val="40"/>
-          <w:szCs w:val="40"/>
-        </w:rPr>
-        <w:t>Exemple : Picasso voit un violon et peint Guernica, inspiré par la guerre.</w:t>
-      </w:r>
-    </w:p>
-    <w:p>
-      <w:pPr>
-        <w:rPr>
-          <w:rFonts w:ascii="Times New Roman" w:hAnsi="Times New Roman" w:cs="Times New Roman"/>
-          <w:sz w:val="40"/>
-          <w:szCs w:val="40"/>
-        </w:rPr>
-      </w:pPr>
-    </w:p>
-    <w:p>
-      <w:pPr>
-        <w:rPr>
-          <w:rFonts w:ascii="Times New Roman" w:hAnsi="Times New Roman" w:cs="Times New Roman"/>
-          <w:sz w:val="40"/>
-          <w:szCs w:val="40"/>
-        </w:rPr>
-      </w:pPr>
-      <w:r>
-        <w:rPr>
-          <w:rFonts w:ascii="Times New Roman" w:hAnsi="Times New Roman" w:cs="Times New Roman"/>
-          <w:sz w:val="40"/>
-          <w:szCs w:val="40"/>
-        </w:rPr>
-        <w:t>Signification : Étincelle créative qui pousse à inventer.</w:t>
-      </w:r>
-    </w:p>
-    <w:p>
-      <w:pPr>
-        <w:rPr>
-          <w:rFonts w:ascii="Times New Roman" w:hAnsi="Times New Roman" w:cs="Times New Roman"/>
-          <w:sz w:val="40"/>
-          <w:szCs w:val="40"/>
-        </w:rPr>
-      </w:pPr>
-      <w:r>
-        <w:rPr>
-          <w:rFonts w:ascii="Times New Roman" w:hAnsi="Times New Roman" w:cs="Times New Roman"/>
-          <w:sz w:val="40"/>
-          <w:szCs w:val="40"/>
-        </w:rPr>
-        <w:t>)</w:t>
-      </w:r>
-    </w:p>
-    <w:p>
-      <w:pPr>
-        <w:rPr>
-          <w:rFonts w:ascii="Times New Roman" w:hAnsi="Times New Roman" w:cs="Times New Roman"/>
-          <w:sz w:val="40"/>
-          <w:szCs w:val="40"/>
-        </w:rPr>
-      </w:pPr>
-    </w:p>
-    <w:p>
-      <w:pPr>
-        <w:rPr>
-          <w:rFonts w:ascii="Times New Roman" w:hAnsi="Times New Roman" w:cs="Times New Roman"/>
-          <w:sz w:val="40"/>
-          <w:szCs w:val="40"/>
-        </w:rPr>
-      </w:pPr>
-    </w:p>
-    <w:p>
-      <w:pPr>
-        <w:rPr>
-          <w:rFonts w:ascii="Times New Roman" w:hAnsi="Times New Roman" w:cs="Times New Roman"/>
-          <w:sz w:val="40"/>
-          <w:szCs w:val="40"/>
-        </w:rPr>
-      </w:pPr>
-      <w:r>
-        <w:rPr>
-          <w:rFonts w:ascii="Times New Roman" w:hAnsi="Times New Roman" w:cs="Times New Roman"/>
-          <w:sz w:val="40"/>
-          <w:szCs w:val="40"/>
-        </w:rPr>
-        <w:t xml:space="preserve">Un artiste    : </w:t>
-      </w:r>
-    </w:p>
-    <w:p>
-      <w:pPr>
-        <w:rPr>
-          <w:rFonts w:ascii="Times New Roman" w:hAnsi="Times New Roman" w:cs="Times New Roman"/>
-          <w:sz w:val="40"/>
-          <w:szCs w:val="40"/>
-        </w:rPr>
-      </w:pPr>
-    </w:p>
-    <w:p>
-      <w:pPr>
-        <w:rPr>
-          <w:rFonts w:ascii="Times New Roman" w:hAnsi="Times New Roman" w:cs="Times New Roman"/>
-          <w:sz w:val="40"/>
-          <w:szCs w:val="40"/>
-        </w:rPr>
-      </w:pPr>
-    </w:p>
-    <w:p>
-      <w:pPr>
-        <w:rPr>
-          <w:rFonts w:ascii="Times New Roman" w:hAnsi="Times New Roman" w:cs="Times New Roman"/>
-          <w:sz w:val="40"/>
-          <w:szCs w:val="40"/>
-        </w:rPr>
-      </w:pPr>
-      <w:r>
-        <w:rPr>
-          <w:rFonts w:ascii="Times New Roman" w:hAnsi="Times New Roman" w:cs="Times New Roman"/>
-          <w:sz w:val="40"/>
-          <w:szCs w:val="40"/>
-        </w:rPr>
-        <w:t>An artist</w:t>
-      </w:r>
-    </w:p>
-    <w:p>
-      <w:pPr>
-        <w:rPr>
-          <w:rFonts w:ascii="Times New Roman" w:hAnsi="Times New Roman" w:cs="Times New Roman"/>
-          <w:sz w:val="40"/>
-          <w:szCs w:val="40"/>
-        </w:rPr>
-      </w:pPr>
-      <w:r>
-        <w:rPr>
-          <w:rFonts w:ascii="Times New Roman" w:hAnsi="Times New Roman" w:cs="Times New Roman"/>
-          <w:sz w:val="40"/>
-          <w:szCs w:val="40"/>
-        </w:rPr>
-        <w:t>(</w:t>
-      </w:r>
-    </w:p>
-    <w:p>
-      <w:pPr>
-        <w:rPr>
-          <w:rFonts w:ascii="Times New Roman" w:hAnsi="Times New Roman" w:cs="Times New Roman"/>
-          <w:sz w:val="40"/>
-          <w:szCs w:val="40"/>
-        </w:rPr>
-      </w:pPr>
-      <w:r>
-        <w:rPr>
-          <w:rFonts w:ascii="Times New Roman" w:hAnsi="Times New Roman" w:cs="Times New Roman"/>
-          <w:sz w:val="40"/>
-          <w:szCs w:val="40"/>
-        </w:rPr>
-        <w:t xml:space="preserve">Imagine un jardinier qui cultive des fleurs magnifiques avec ses mains, ses pinceaux ou ses mots : voilà l'artiste, celui qui embellit le monde par sa créativité ! </w:t>
-      </w:r>
-    </w:p>
-    <w:p>
-      <w:pPr>
-        <w:rPr>
-          <w:rFonts w:ascii="Times New Roman" w:hAnsi="Times New Roman" w:cs="Times New Roman"/>
-          <w:sz w:val="40"/>
-          <w:szCs w:val="40"/>
-        </w:rPr>
-      </w:pPr>
-    </w:p>
-    <w:p>
-      <w:pPr>
-        <w:rPr>
-          <w:rFonts w:ascii="Times New Roman" w:hAnsi="Times New Roman" w:cs="Times New Roman"/>
-          <w:sz w:val="40"/>
-          <w:szCs w:val="40"/>
-        </w:rPr>
-      </w:pPr>
-      <w:r>
-        <w:rPr>
-          <w:rFonts w:ascii="Times New Roman" w:hAnsi="Times New Roman" w:cs="Times New Roman"/>
-          <w:sz w:val="40"/>
-          <w:szCs w:val="40"/>
-        </w:rPr>
-        <w:t>Définition : Un artiste est une personne qui crée des œuvres d'art (peinture, musique, sculpture, etc.] par talent et imagination.</w:t>
-      </w:r>
-    </w:p>
-    <w:p>
-      <w:pPr>
-        <w:rPr>
-          <w:rFonts w:ascii="Times New Roman" w:hAnsi="Times New Roman" w:cs="Times New Roman"/>
-          <w:sz w:val="40"/>
-          <w:szCs w:val="40"/>
-        </w:rPr>
-      </w:pPr>
-    </w:p>
-    <w:p>
-      <w:pPr>
-        <w:rPr>
-          <w:rFonts w:ascii="Times New Roman" w:hAnsi="Times New Roman" w:cs="Times New Roman"/>
-          <w:sz w:val="40"/>
-          <w:szCs w:val="40"/>
-        </w:rPr>
-      </w:pPr>
-      <w:r>
-        <w:rPr>
-          <w:rFonts w:ascii="Times New Roman" w:hAnsi="Times New Roman" w:cs="Times New Roman"/>
-          <w:sz w:val="40"/>
-          <w:szCs w:val="40"/>
-        </w:rPr>
-        <w:t>Exemple : Picasso, peintre cubiste, a révolutionné l'art avec Guernica.</w:t>
-      </w:r>
-    </w:p>
-    <w:p>
-      <w:pPr>
-        <w:rPr>
-          <w:rFonts w:ascii="Times New Roman" w:hAnsi="Times New Roman" w:cs="Times New Roman"/>
-          <w:sz w:val="40"/>
-          <w:szCs w:val="40"/>
-        </w:rPr>
-      </w:pPr>
-    </w:p>
-    <w:p>
-      <w:pPr>
-        <w:rPr>
-          <w:rFonts w:ascii="Times New Roman" w:hAnsi="Times New Roman" w:cs="Times New Roman"/>
-          <w:sz w:val="40"/>
-          <w:szCs w:val="40"/>
-        </w:rPr>
-      </w:pPr>
-      <w:r>
-        <w:rPr>
-          <w:rFonts w:ascii="Times New Roman" w:hAnsi="Times New Roman" w:cs="Times New Roman"/>
-          <w:sz w:val="40"/>
-          <w:szCs w:val="40"/>
-        </w:rPr>
-        <w:t>Signification : Créateur d'œuvres belles et uniques.</w:t>
-      </w:r>
-    </w:p>
-    <w:p>
-      <w:pPr>
-        <w:rPr>
-          <w:rFonts w:ascii="Times New Roman" w:hAnsi="Times New Roman" w:cs="Times New Roman"/>
-          <w:sz w:val="40"/>
-          <w:szCs w:val="40"/>
-        </w:rPr>
-      </w:pPr>
-      <w:r>
-        <w:rPr>
-          <w:rFonts w:ascii="Times New Roman" w:hAnsi="Times New Roman" w:cs="Times New Roman"/>
-          <w:sz w:val="40"/>
-          <w:szCs w:val="40"/>
-        </w:rPr>
-        <w:t>)</w:t>
-      </w:r>
-    </w:p>
-    <w:p>
-      <w:pPr>
-        <w:rPr>
-          <w:rFonts w:ascii="Times New Roman" w:hAnsi="Times New Roman" w:cs="Times New Roman"/>
-          <w:sz w:val="40"/>
-          <w:szCs w:val="40"/>
-        </w:rPr>
-      </w:pPr>
-    </w:p>
-    <w:p>
-      <w:pPr>
-        <w:rPr>
-          <w:rFonts w:ascii="Times New Roman" w:hAnsi="Times New Roman" w:cs="Times New Roman"/>
-          <w:sz w:val="40"/>
-          <w:szCs w:val="40"/>
-        </w:rPr>
-      </w:pPr>
-    </w:p>
-    <w:p>
-      <w:pPr>
-        <w:rPr>
-          <w:rFonts w:ascii="Times New Roman" w:hAnsi="Times New Roman" w:cs="Times New Roman"/>
-          <w:sz w:val="40"/>
-          <w:szCs w:val="40"/>
-        </w:rPr>
-      </w:pPr>
-      <w:r>
-        <w:rPr>
-          <w:rFonts w:ascii="Times New Roman" w:hAnsi="Times New Roman" w:cs="Times New Roman"/>
-          <w:sz w:val="40"/>
-          <w:szCs w:val="40"/>
-        </w:rPr>
-        <w:t xml:space="preserve">un chef-d'oeuvre    : </w:t>
-      </w:r>
-    </w:p>
-    <w:p>
-      <w:pPr>
-        <w:rPr>
-          <w:rFonts w:ascii="Times New Roman" w:hAnsi="Times New Roman" w:cs="Times New Roman"/>
-          <w:sz w:val="40"/>
-          <w:szCs w:val="40"/>
-        </w:rPr>
-      </w:pPr>
-    </w:p>
-    <w:p>
-      <w:pPr>
-        <w:rPr>
-          <w:rFonts w:ascii="Times New Roman" w:hAnsi="Times New Roman" w:cs="Times New Roman"/>
-          <w:sz w:val="40"/>
-          <w:szCs w:val="40"/>
-        </w:rPr>
-      </w:pPr>
-    </w:p>
-    <w:p>
-      <w:pPr>
-        <w:rPr>
-          <w:rFonts w:ascii="Times New Roman" w:hAnsi="Times New Roman" w:cs="Times New Roman"/>
-          <w:sz w:val="40"/>
-          <w:szCs w:val="40"/>
-        </w:rPr>
-      </w:pPr>
-      <w:r>
-        <w:rPr>
-          <w:rFonts w:ascii="Times New Roman" w:hAnsi="Times New Roman" w:cs="Times New Roman"/>
-          <w:sz w:val="40"/>
-          <w:szCs w:val="40"/>
-        </w:rPr>
-        <w:t>A masterpiece</w:t>
-      </w:r>
-    </w:p>
-    <w:p>
-      <w:pPr>
-        <w:rPr>
-          <w:rFonts w:ascii="Times New Roman" w:hAnsi="Times New Roman" w:cs="Times New Roman"/>
-          <w:sz w:val="40"/>
-          <w:szCs w:val="40"/>
-        </w:rPr>
-      </w:pPr>
-      <w:r>
-        <w:rPr>
-          <w:rFonts w:ascii="Times New Roman" w:hAnsi="Times New Roman" w:cs="Times New Roman"/>
-          <w:sz w:val="40"/>
-          <w:szCs w:val="40"/>
-        </w:rPr>
-        <w:t>(</w:t>
-      </w:r>
+        <w:t>Signification simple : Meilleure œuvre d'art absolue.</w:t>
+      </w:r>
+    </w:p>
+    <w:p>
+      <w:pPr>
+        <w:rPr>
+          <w:rFonts w:ascii="Times New Roman" w:hAnsi="Times New Roman" w:cs="Times New Roman"/>
+          <w:sz w:val="40"/>
+          <w:szCs w:val="40"/>
+        </w:rPr>
+      </w:pPr>
     </w:p>
     <w:p>
       <w:pPr>
@@ -1944,32 +1967,6 @@
           <w:szCs w:val="40"/>
         </w:rPr>
       </w:pPr>
-    </w:p>
-    <w:p>
-      <w:pPr>
-        <w:rPr>
-          <w:rFonts w:ascii="Times New Roman" w:hAnsi="Times New Roman" w:cs="Times New Roman"/>
-          <w:sz w:val="40"/>
-          <w:szCs w:val="40"/>
-        </w:rPr>
-      </w:pPr>
-      <w:r>
-        <w:rPr>
-          <w:rFonts w:ascii="Times New Roman" w:hAnsi="Times New Roman" w:cs="Times New Roman"/>
-          <w:sz w:val="40"/>
-          <w:szCs w:val="40"/>
-        </w:rPr>
-        <w:t>Signification simple : Meilleure œuvre d'art absolue.</w:t>
-      </w:r>
-    </w:p>
-    <w:p>
-      <w:pPr>
-        <w:rPr>
-          <w:rFonts w:ascii="Times New Roman" w:hAnsi="Times New Roman" w:cs="Times New Roman"/>
-          <w:sz w:val="40"/>
-          <w:szCs w:val="40"/>
-        </w:rPr>
-      </w:pPr>
       <w:r>
         <w:rPr>
           <w:rFonts w:ascii="Times New Roman" w:hAnsi="Times New Roman" w:cs="Times New Roman"/>
@@ -2080,6 +2077,32 @@
           <w:sz w:val="40"/>
           <w:szCs w:val="40"/>
         </w:rPr>
+        <w:t>Signification simple :Un show artistique pour divertir.</w:t>
+      </w:r>
+    </w:p>
+    <w:p>
+      <w:pPr>
+        <w:rPr>
+          <w:rFonts w:ascii="Times New Roman" w:hAnsi="Times New Roman" w:cs="Times New Roman"/>
+          <w:sz w:val="40"/>
+          <w:szCs w:val="40"/>
+        </w:rPr>
+      </w:pPr>
+    </w:p>
+    <w:p>
+      <w:pPr>
+        <w:rPr>
+          <w:rFonts w:ascii="Times New Roman" w:hAnsi="Times New Roman" w:cs="Times New Roman"/>
+          <w:sz w:val="40"/>
+          <w:szCs w:val="40"/>
+        </w:rPr>
+      </w:pPr>
+      <w:r>
+        <w:rPr>
+          <w:rFonts w:ascii="Times New Roman" w:hAnsi="Times New Roman" w:cs="Times New Roman"/>
+          <w:sz w:val="40"/>
+          <w:szCs w:val="40"/>
+        </w:rPr>
         <w:t>Imagine un magicien sur scène qui émerveille la foule avec ses tours : c'est un spectacle, comme un film ou un concert qui captive les yeux et le cœur !</w:t>
       </w:r>
     </w:p>
@@ -2143,32 +2166,6 @@
           <w:szCs w:val="40"/>
         </w:rPr>
       </w:pPr>
-    </w:p>
-    <w:p>
-      <w:pPr>
-        <w:rPr>
-          <w:rFonts w:ascii="Times New Roman" w:hAnsi="Times New Roman" w:cs="Times New Roman"/>
-          <w:sz w:val="40"/>
-          <w:szCs w:val="40"/>
-        </w:rPr>
-      </w:pPr>
-      <w:r>
-        <w:rPr>
-          <w:rFonts w:ascii="Times New Roman" w:hAnsi="Times New Roman" w:cs="Times New Roman"/>
-          <w:sz w:val="40"/>
-          <w:szCs w:val="40"/>
-        </w:rPr>
-        <w:t>Signification simple :Un show artistique pour divertir.</w:t>
-      </w:r>
-    </w:p>
-    <w:p>
-      <w:pPr>
-        <w:rPr>
-          <w:rFonts w:ascii="Times New Roman" w:hAnsi="Times New Roman" w:cs="Times New Roman"/>
-          <w:sz w:val="40"/>
-          <w:szCs w:val="40"/>
-        </w:rPr>
-      </w:pPr>
       <w:r>
         <w:rPr>
           <w:rFonts w:ascii="Times New Roman" w:hAnsi="Times New Roman" w:cs="Times New Roman"/>
@@ -2210,6 +2207,7 @@
           <w:sz w:val="40"/>
           <w:szCs w:val="40"/>
         </w:rPr>
+        <w:lastRenderedPageBreak/>
         <w:t xml:space="preserve">une exposition    : </w:t>
       </w:r>
     </w:p>
@@ -2279,6 +2277,32 @@
           <w:sz w:val="40"/>
           <w:szCs w:val="40"/>
         </w:rPr>
+        <w:t>Signification : Montrer des arts au public.</w:t>
+      </w:r>
+    </w:p>
+    <w:p>
+      <w:pPr>
+        <w:rPr>
+          <w:rFonts w:ascii="Times New Roman" w:hAnsi="Times New Roman" w:cs="Times New Roman"/>
+          <w:sz w:val="40"/>
+          <w:szCs w:val="40"/>
+        </w:rPr>
+      </w:pPr>
+    </w:p>
+    <w:p>
+      <w:pPr>
+        <w:rPr>
+          <w:rFonts w:ascii="Times New Roman" w:hAnsi="Times New Roman" w:cs="Times New Roman"/>
+          <w:sz w:val="40"/>
+          <w:szCs w:val="40"/>
+        </w:rPr>
+      </w:pPr>
+      <w:r>
+        <w:rPr>
+          <w:rFonts w:ascii="Times New Roman" w:hAnsi="Times New Roman" w:cs="Times New Roman"/>
+          <w:sz w:val="40"/>
+          <w:szCs w:val="40"/>
+        </w:rPr>
         <w:t>Imagine une galerie comme un grand salon où des tableaux "se mettent en vitrine" pour qu'on les admire : c'est une exposition !</w:t>
       </w:r>
     </w:p>
@@ -2342,32 +2366,6 @@
           <w:szCs w:val="40"/>
         </w:rPr>
       </w:pPr>
-    </w:p>
-    <w:p>
-      <w:pPr>
-        <w:rPr>
-          <w:rFonts w:ascii="Times New Roman" w:hAnsi="Times New Roman" w:cs="Times New Roman"/>
-          <w:sz w:val="40"/>
-          <w:szCs w:val="40"/>
-        </w:rPr>
-      </w:pPr>
-      <w:r>
-        <w:rPr>
-          <w:rFonts w:ascii="Times New Roman" w:hAnsi="Times New Roman" w:cs="Times New Roman"/>
-          <w:sz w:val="40"/>
-          <w:szCs w:val="40"/>
-        </w:rPr>
-        <w:t>Signification : Montrer des arts au public.</w:t>
-      </w:r>
-    </w:p>
-    <w:p>
-      <w:pPr>
-        <w:rPr>
-          <w:rFonts w:ascii="Times New Roman" w:hAnsi="Times New Roman" w:cs="Times New Roman"/>
-          <w:sz w:val="40"/>
-          <w:szCs w:val="40"/>
-        </w:rPr>
-      </w:pPr>
       <w:r>
         <w:rPr>
           <w:rFonts w:ascii="Times New Roman" w:hAnsi="Times New Roman" w:cs="Times New Roman"/>
@@ -2463,6 +2461,32 @@
         </w:rPr>
         <w:t>(</w:t>
       </w:r>
+    </w:p>
+    <w:p>
+      <w:pPr>
+        <w:rPr>
+          <w:rFonts w:ascii="Times New Roman" w:hAnsi="Times New Roman" w:cs="Times New Roman"/>
+          <w:sz w:val="40"/>
+          <w:szCs w:val="40"/>
+        </w:rPr>
+      </w:pPr>
+      <w:r>
+        <w:rPr>
+          <w:rFonts w:ascii="Times New Roman" w:hAnsi="Times New Roman" w:cs="Times New Roman"/>
+          <w:sz w:val="40"/>
+          <w:szCs w:val="40"/>
+        </w:rPr>
+        <w:t>Signification simple :Montrer des arts au public.</w:t>
+      </w:r>
+    </w:p>
+    <w:p>
+      <w:pPr>
+        <w:rPr>
+          <w:rFonts w:ascii="Times New Roman" w:hAnsi="Times New Roman" w:cs="Times New Roman"/>
+          <w:sz w:val="40"/>
+          <w:szCs w:val="40"/>
+        </w:rPr>
+      </w:pPr>
     </w:p>
     <w:p>
       <w:pPr>
@@ -2542,32 +2566,6 @@
           <w:szCs w:val="40"/>
         </w:rPr>
       </w:pPr>
-    </w:p>
-    <w:p>
-      <w:pPr>
-        <w:rPr>
-          <w:rFonts w:ascii="Times New Roman" w:hAnsi="Times New Roman" w:cs="Times New Roman"/>
-          <w:sz w:val="40"/>
-          <w:szCs w:val="40"/>
-        </w:rPr>
-      </w:pPr>
-      <w:r>
-        <w:rPr>
-          <w:rFonts w:ascii="Times New Roman" w:hAnsi="Times New Roman" w:cs="Times New Roman"/>
-          <w:sz w:val="40"/>
-          <w:szCs w:val="40"/>
-        </w:rPr>
-        <w:t>Signification simple :Montrer des arts au public.</w:t>
-      </w:r>
-    </w:p>
-    <w:p>
-      <w:pPr>
-        <w:rPr>
-          <w:rFonts w:ascii="Times New Roman" w:hAnsi="Times New Roman" w:cs="Times New Roman"/>
-          <w:sz w:val="40"/>
-          <w:szCs w:val="40"/>
-        </w:rPr>
-      </w:pPr>
       <w:r>
         <w:rPr>
           <w:rFonts w:ascii="Times New Roman" w:hAnsi="Times New Roman" w:cs="Times New Roman"/>
@@ -2678,6 +2676,32 @@
           <w:sz w:val="40"/>
           <w:szCs w:val="40"/>
         </w:rPr>
+        <w:t>Signification : Embellir un espace joliment.</w:t>
+      </w:r>
+    </w:p>
+    <w:p>
+      <w:pPr>
+        <w:rPr>
+          <w:rFonts w:ascii="Times New Roman" w:hAnsi="Times New Roman" w:cs="Times New Roman"/>
+          <w:sz w:val="40"/>
+          <w:szCs w:val="40"/>
+        </w:rPr>
+      </w:pPr>
+    </w:p>
+    <w:p>
+      <w:pPr>
+        <w:rPr>
+          <w:rFonts w:ascii="Times New Roman" w:hAnsi="Times New Roman" w:cs="Times New Roman"/>
+          <w:sz w:val="40"/>
+          <w:szCs w:val="40"/>
+        </w:rPr>
+      </w:pPr>
+      <w:r>
+        <w:rPr>
+          <w:rFonts w:ascii="Times New Roman" w:hAnsi="Times New Roman" w:cs="Times New Roman"/>
+          <w:sz w:val="40"/>
+          <w:szCs w:val="40"/>
+        </w:rPr>
         <w:t>Imagine la déco comme peindre un visage souriant : tu ajoutes couleurs, motifs et accessoires pour le rendre joyeux et unique !</w:t>
       </w:r>
     </w:p>
@@ -2741,38 +2765,13 @@
           <w:szCs w:val="40"/>
         </w:rPr>
       </w:pPr>
-    </w:p>
-    <w:p>
-      <w:pPr>
-        <w:rPr>
-          <w:rFonts w:ascii="Times New Roman" w:hAnsi="Times New Roman" w:cs="Times New Roman"/>
-          <w:sz w:val="40"/>
-          <w:szCs w:val="40"/>
-        </w:rPr>
-      </w:pPr>
-      <w:r>
-        <w:rPr>
-          <w:rFonts w:ascii="Times New Roman" w:hAnsi="Times New Roman" w:cs="Times New Roman"/>
-          <w:sz w:val="40"/>
-          <w:szCs w:val="40"/>
-        </w:rPr>
-        <w:t>Signification : Embellir un espace joliment.</w:t>
-      </w:r>
-    </w:p>
-    <w:p>
-      <w:pPr>
-        <w:rPr>
-          <w:rFonts w:ascii="Times New Roman" w:hAnsi="Times New Roman" w:cs="Times New Roman"/>
-          <w:sz w:val="40"/>
-          <w:szCs w:val="40"/>
-        </w:rPr>
-      </w:pPr>
-      <w:r>
-        <w:rPr>
-          <w:rFonts w:ascii="Times New Roman" w:hAnsi="Times New Roman" w:cs="Times New Roman"/>
-          <w:sz w:val="40"/>
-          <w:szCs w:val="40"/>
-        </w:rPr>
+      <w:r>
+        <w:rPr>
+          <w:rFonts w:ascii="Times New Roman" w:hAnsi="Times New Roman" w:cs="Times New Roman"/>
+          <w:sz w:val="40"/>
+          <w:szCs w:val="40"/>
+        </w:rPr>
+        <w:lastRenderedPageBreak/>
         <w:t>)</w:t>
       </w:r>
     </w:p>
@@ -2877,6 +2876,32 @@
           <w:sz w:val="40"/>
           <w:szCs w:val="40"/>
         </w:rPr>
+        <w:t>Signification: Ligne artistique créant une forme.</w:t>
+      </w:r>
+    </w:p>
+    <w:p>
+      <w:pPr>
+        <w:rPr>
+          <w:rFonts w:ascii="Times New Roman" w:hAnsi="Times New Roman" w:cs="Times New Roman"/>
+          <w:sz w:val="40"/>
+          <w:szCs w:val="40"/>
+        </w:rPr>
+      </w:pPr>
+    </w:p>
+    <w:p>
+      <w:pPr>
+        <w:rPr>
+          <w:rFonts w:ascii="Times New Roman" w:hAnsi="Times New Roman" w:cs="Times New Roman"/>
+          <w:sz w:val="40"/>
+          <w:szCs w:val="40"/>
+        </w:rPr>
+      </w:pPr>
+      <w:r>
+        <w:rPr>
+          <w:rFonts w:ascii="Times New Roman" w:hAnsi="Times New Roman" w:cs="Times New Roman"/>
+          <w:sz w:val="40"/>
+          <w:szCs w:val="40"/>
+        </w:rPr>
         <w:t>Imagine un tableau : un trait est comme une ligne vive tracée d'un seul coup de pinceau, qui donne vie au dessin.</w:t>
       </w:r>
     </w:p>
@@ -2940,32 +2965,6 @@
           <w:szCs w:val="40"/>
         </w:rPr>
       </w:pPr>
-    </w:p>
-    <w:p>
-      <w:pPr>
-        <w:rPr>
-          <w:rFonts w:ascii="Times New Roman" w:hAnsi="Times New Roman" w:cs="Times New Roman"/>
-          <w:sz w:val="40"/>
-          <w:szCs w:val="40"/>
-        </w:rPr>
-      </w:pPr>
-      <w:r>
-        <w:rPr>
-          <w:rFonts w:ascii="Times New Roman" w:hAnsi="Times New Roman" w:cs="Times New Roman"/>
-          <w:sz w:val="40"/>
-          <w:szCs w:val="40"/>
-        </w:rPr>
-        <w:t>Signification: Ligne artistique créant une forme.</w:t>
-      </w:r>
-    </w:p>
-    <w:p>
-      <w:pPr>
-        <w:rPr>
-          <w:rFonts w:ascii="Times New Roman" w:hAnsi="Times New Roman" w:cs="Times New Roman"/>
-          <w:sz w:val="40"/>
-          <w:szCs w:val="40"/>
-        </w:rPr>
-      </w:pPr>
       <w:r>
         <w:rPr>
           <w:rFonts w:ascii="Times New Roman" w:hAnsi="Times New Roman" w:cs="Times New Roman"/>
@@ -3042,8 +3041,207 @@
           <w:sz w:val="40"/>
           <w:szCs w:val="40"/>
         </w:rPr>
+        <w:t>A feature</w:t>
+      </w:r>
+    </w:p>
+    <w:p>
+      <w:pPr>
+        <w:rPr>
+          <w:rFonts w:ascii="Times New Roman" w:hAnsi="Times New Roman" w:cs="Times New Roman"/>
+          <w:sz w:val="40"/>
+          <w:szCs w:val="40"/>
+        </w:rPr>
+      </w:pPr>
+      <w:r>
+        <w:rPr>
+          <w:rFonts w:ascii="Times New Roman" w:hAnsi="Times New Roman" w:cs="Times New Roman"/>
+          <w:sz w:val="40"/>
+          <w:szCs w:val="40"/>
+        </w:rPr>
+        <w:t>(</w:t>
+      </w:r>
+    </w:p>
+    <w:p>
+      <w:pPr>
+        <w:rPr>
+          <w:rFonts w:ascii="Times New Roman" w:hAnsi="Times New Roman" w:cs="Times New Roman"/>
+          <w:sz w:val="40"/>
+          <w:szCs w:val="40"/>
+        </w:rPr>
+      </w:pPr>
+      <w:r>
+        <w:rPr>
+          <w:rFonts w:ascii="Times New Roman" w:hAnsi="Times New Roman" w:cs="Times New Roman"/>
+          <w:sz w:val="40"/>
+          <w:szCs w:val="40"/>
+        </w:rPr>
         <w:lastRenderedPageBreak/>
-        <w:t>A feature</w:t>
+        <w:t>Signification : Élément qui distingue une création artistique.</w:t>
+      </w:r>
+    </w:p>
+    <w:p>
+      <w:pPr>
+        <w:rPr>
+          <w:rFonts w:ascii="Times New Roman" w:hAnsi="Times New Roman" w:cs="Times New Roman"/>
+          <w:sz w:val="40"/>
+          <w:szCs w:val="40"/>
+        </w:rPr>
+      </w:pPr>
+    </w:p>
+    <w:p>
+      <w:pPr>
+        <w:rPr>
+          <w:rFonts w:ascii="Times New Roman" w:hAnsi="Times New Roman" w:cs="Times New Roman"/>
+          <w:sz w:val="40"/>
+          <w:szCs w:val="40"/>
+        </w:rPr>
+      </w:pPr>
+      <w:r>
+        <w:rPr>
+          <w:rFonts w:ascii="Times New Roman" w:hAnsi="Times New Roman" w:cs="Times New Roman"/>
+          <w:sz w:val="40"/>
+          <w:szCs w:val="40"/>
+        </w:rPr>
+        <w:t>Imagine une maison : sa couleur rouge est une caractéristique qui la rend unique parmi d'autres.</w:t>
+      </w:r>
+    </w:p>
+    <w:p>
+      <w:pPr>
+        <w:rPr>
+          <w:rFonts w:ascii="Times New Roman" w:hAnsi="Times New Roman" w:cs="Times New Roman"/>
+          <w:sz w:val="40"/>
+          <w:szCs w:val="40"/>
+        </w:rPr>
+      </w:pPr>
+    </w:p>
+    <w:p>
+      <w:pPr>
+        <w:rPr>
+          <w:rFonts w:ascii="Times New Roman" w:hAnsi="Times New Roman" w:cs="Times New Roman"/>
+          <w:sz w:val="40"/>
+          <w:szCs w:val="40"/>
+        </w:rPr>
+      </w:pPr>
+      <w:r>
+        <w:rPr>
+          <w:rFonts w:ascii="Times New Roman" w:hAnsi="Times New Roman" w:cs="Times New Roman"/>
+          <w:sz w:val="40"/>
+          <w:szCs w:val="40"/>
+        </w:rPr>
+        <w:t>Définition : Une caractéristique est une particularité distinctive d'un objet ou d'une œuvre (ex. en arts : un trait propre].</w:t>
+      </w:r>
+    </w:p>
+    <w:p>
+      <w:pPr>
+        <w:rPr>
+          <w:rFonts w:ascii="Times New Roman" w:hAnsi="Times New Roman" w:cs="Times New Roman"/>
+          <w:sz w:val="40"/>
+          <w:szCs w:val="40"/>
+        </w:rPr>
+      </w:pPr>
+    </w:p>
+    <w:p>
+      <w:pPr>
+        <w:rPr>
+          <w:rFonts w:ascii="Times New Roman" w:hAnsi="Times New Roman" w:cs="Times New Roman"/>
+          <w:sz w:val="40"/>
+          <w:szCs w:val="40"/>
+        </w:rPr>
+      </w:pPr>
+      <w:r>
+        <w:rPr>
+          <w:rFonts w:ascii="Times New Roman" w:hAnsi="Times New Roman" w:cs="Times New Roman"/>
+          <w:sz w:val="40"/>
+          <w:szCs w:val="40"/>
+        </w:rPr>
+        <w:t>Exemple : Le sourire de Mona Lisa est une caractéristique célèbre de ce tableau.</w:t>
+      </w:r>
+    </w:p>
+    <w:p>
+      <w:pPr>
+        <w:rPr>
+          <w:rFonts w:ascii="Times New Roman" w:hAnsi="Times New Roman" w:cs="Times New Roman"/>
+          <w:sz w:val="40"/>
+          <w:szCs w:val="40"/>
+        </w:rPr>
+      </w:pPr>
+      <w:r>
+        <w:rPr>
+          <w:rFonts w:ascii="Times New Roman" w:hAnsi="Times New Roman" w:cs="Times New Roman"/>
+          <w:sz w:val="40"/>
+          <w:szCs w:val="40"/>
+        </w:rPr>
+        <w:t>)</w:t>
+      </w:r>
+    </w:p>
+    <w:p>
+      <w:pPr>
+        <w:rPr>
+          <w:rFonts w:ascii="Times New Roman" w:hAnsi="Times New Roman" w:cs="Times New Roman"/>
+          <w:sz w:val="40"/>
+          <w:szCs w:val="40"/>
+        </w:rPr>
+      </w:pPr>
+    </w:p>
+    <w:p>
+      <w:pPr>
+        <w:rPr>
+          <w:rFonts w:ascii="Times New Roman" w:hAnsi="Times New Roman" w:cs="Times New Roman"/>
+          <w:sz w:val="40"/>
+          <w:szCs w:val="40"/>
+        </w:rPr>
+      </w:pPr>
+    </w:p>
+    <w:p>
+      <w:pPr>
+        <w:rPr>
+          <w:rFonts w:ascii="Times New Roman" w:hAnsi="Times New Roman" w:cs="Times New Roman"/>
+          <w:sz w:val="40"/>
+          <w:szCs w:val="40"/>
+        </w:rPr>
+      </w:pPr>
+      <w:r>
+        <w:rPr>
+          <w:rFonts w:ascii="Times New Roman" w:hAnsi="Times New Roman" w:cs="Times New Roman"/>
+          <w:sz w:val="40"/>
+          <w:szCs w:val="40"/>
+        </w:rPr>
+        <w:t xml:space="preserve">un visiteur    : </w:t>
+      </w:r>
+    </w:p>
+    <w:p>
+      <w:pPr>
+        <w:rPr>
+          <w:rFonts w:ascii="Times New Roman" w:hAnsi="Times New Roman" w:cs="Times New Roman"/>
+          <w:sz w:val="40"/>
+          <w:szCs w:val="40"/>
+        </w:rPr>
+      </w:pPr>
+    </w:p>
+    <w:p>
+      <w:pPr>
+        <w:rPr>
+          <w:rFonts w:ascii="Times New Roman" w:hAnsi="Times New Roman" w:cs="Times New Roman"/>
+          <w:sz w:val="40"/>
+          <w:szCs w:val="40"/>
+        </w:rPr>
+      </w:pPr>
+    </w:p>
+    <w:p>
+      <w:pPr>
+        <w:rPr>
+          <w:rFonts w:ascii="Times New Roman" w:hAnsi="Times New Roman" w:cs="Times New Roman"/>
+          <w:sz w:val="40"/>
+          <w:szCs w:val="40"/>
+        </w:rPr>
+      </w:pPr>
+      <w:r>
+        <w:rPr>
+          <w:rFonts w:ascii="Times New Roman" w:hAnsi="Times New Roman" w:cs="Times New Roman"/>
+          <w:sz w:val="40"/>
+          <w:szCs w:val="40"/>
+        </w:rPr>
+        <w:t>A visitor</w:t>
       </w:r>
     </w:p>
     <w:p>
@@ -3077,190 +3275,17 @@
           <w:sz w:val="40"/>
           <w:szCs w:val="40"/>
         </w:rPr>
-        <w:t>Imagine une maison : sa couleur rouge est une caractéristique qui la rend unique parmi d'autres.</w:t>
-      </w:r>
-    </w:p>
-    <w:p>
-      <w:pPr>
-        <w:rPr>
-          <w:rFonts w:ascii="Times New Roman" w:hAnsi="Times New Roman" w:cs="Times New Roman"/>
-          <w:sz w:val="40"/>
-          <w:szCs w:val="40"/>
-        </w:rPr>
-      </w:pPr>
-    </w:p>
-    <w:p>
-      <w:pPr>
-        <w:rPr>
-          <w:rFonts w:ascii="Times New Roman" w:hAnsi="Times New Roman" w:cs="Times New Roman"/>
-          <w:sz w:val="40"/>
-          <w:szCs w:val="40"/>
-        </w:rPr>
-      </w:pPr>
-      <w:r>
-        <w:rPr>
-          <w:rFonts w:ascii="Times New Roman" w:hAnsi="Times New Roman" w:cs="Times New Roman"/>
-          <w:sz w:val="40"/>
-          <w:szCs w:val="40"/>
-        </w:rPr>
-        <w:t>Définition : Une caractéristique est une particularité distinctive d'un objet ou d'une œuvre (ex. en arts : un trait propre].</w:t>
-      </w:r>
-    </w:p>
-    <w:p>
-      <w:pPr>
-        <w:rPr>
-          <w:rFonts w:ascii="Times New Roman" w:hAnsi="Times New Roman" w:cs="Times New Roman"/>
-          <w:sz w:val="40"/>
-          <w:szCs w:val="40"/>
-        </w:rPr>
-      </w:pPr>
-    </w:p>
-    <w:p>
-      <w:pPr>
-        <w:rPr>
-          <w:rFonts w:ascii="Times New Roman" w:hAnsi="Times New Roman" w:cs="Times New Roman"/>
-          <w:sz w:val="40"/>
-          <w:szCs w:val="40"/>
-        </w:rPr>
-      </w:pPr>
-      <w:r>
-        <w:rPr>
-          <w:rFonts w:ascii="Times New Roman" w:hAnsi="Times New Roman" w:cs="Times New Roman"/>
-          <w:sz w:val="40"/>
-          <w:szCs w:val="40"/>
-        </w:rPr>
-        <w:t>Exemple : Le sourire de Mona Lisa est une caractéristique célèbre de ce tableau.</w:t>
-      </w:r>
-    </w:p>
-    <w:p>
-      <w:pPr>
-        <w:rPr>
-          <w:rFonts w:ascii="Times New Roman" w:hAnsi="Times New Roman" w:cs="Times New Roman"/>
-          <w:sz w:val="40"/>
-          <w:szCs w:val="40"/>
-        </w:rPr>
-      </w:pPr>
-    </w:p>
-    <w:p>
-      <w:pPr>
-        <w:rPr>
-          <w:rFonts w:ascii="Times New Roman" w:hAnsi="Times New Roman" w:cs="Times New Roman"/>
-          <w:sz w:val="40"/>
-          <w:szCs w:val="40"/>
-        </w:rPr>
-      </w:pPr>
-      <w:r>
-        <w:rPr>
-          <w:rFonts w:ascii="Times New Roman" w:hAnsi="Times New Roman" w:cs="Times New Roman"/>
-          <w:sz w:val="40"/>
-          <w:szCs w:val="40"/>
-        </w:rPr>
-        <w:t>Signification : Élément qui distingue une création artistique.</w:t>
-      </w:r>
-    </w:p>
-    <w:p>
-      <w:pPr>
-        <w:rPr>
-          <w:rFonts w:ascii="Times New Roman" w:hAnsi="Times New Roman" w:cs="Times New Roman"/>
-          <w:sz w:val="40"/>
-          <w:szCs w:val="40"/>
-        </w:rPr>
-      </w:pPr>
-      <w:r>
-        <w:rPr>
-          <w:rFonts w:ascii="Times New Roman" w:hAnsi="Times New Roman" w:cs="Times New Roman"/>
-          <w:sz w:val="40"/>
-          <w:szCs w:val="40"/>
-        </w:rPr>
-        <w:t>)</w:t>
-      </w:r>
-    </w:p>
-    <w:p>
-      <w:pPr>
-        <w:rPr>
-          <w:rFonts w:ascii="Times New Roman" w:hAnsi="Times New Roman" w:cs="Times New Roman"/>
-          <w:sz w:val="40"/>
-          <w:szCs w:val="40"/>
-        </w:rPr>
-      </w:pPr>
-    </w:p>
-    <w:p>
-      <w:pPr>
-        <w:rPr>
-          <w:rFonts w:ascii="Times New Roman" w:hAnsi="Times New Roman" w:cs="Times New Roman"/>
-          <w:sz w:val="40"/>
-          <w:szCs w:val="40"/>
-        </w:rPr>
-      </w:pPr>
-    </w:p>
-    <w:p>
-      <w:pPr>
-        <w:rPr>
-          <w:rFonts w:ascii="Times New Roman" w:hAnsi="Times New Roman" w:cs="Times New Roman"/>
-          <w:sz w:val="40"/>
-          <w:szCs w:val="40"/>
-        </w:rPr>
-      </w:pPr>
-      <w:r>
-        <w:rPr>
-          <w:rFonts w:ascii="Times New Roman" w:hAnsi="Times New Roman" w:cs="Times New Roman"/>
-          <w:sz w:val="40"/>
-          <w:szCs w:val="40"/>
-        </w:rPr>
-        <w:t xml:space="preserve">un visiteur    : </w:t>
-      </w:r>
-    </w:p>
-    <w:p>
-      <w:pPr>
-        <w:rPr>
-          <w:rFonts w:ascii="Times New Roman" w:hAnsi="Times New Roman" w:cs="Times New Roman"/>
-          <w:sz w:val="40"/>
-          <w:szCs w:val="40"/>
-        </w:rPr>
-      </w:pPr>
-    </w:p>
-    <w:p>
-      <w:pPr>
-        <w:rPr>
-          <w:rFonts w:ascii="Times New Roman" w:hAnsi="Times New Roman" w:cs="Times New Roman"/>
-          <w:sz w:val="40"/>
-          <w:szCs w:val="40"/>
-        </w:rPr>
-      </w:pPr>
-    </w:p>
-    <w:p>
-      <w:pPr>
-        <w:rPr>
-          <w:rFonts w:ascii="Times New Roman" w:hAnsi="Times New Roman" w:cs="Times New Roman"/>
-          <w:sz w:val="40"/>
-          <w:szCs w:val="40"/>
-        </w:rPr>
-      </w:pPr>
-      <w:r>
-        <w:rPr>
-          <w:rFonts w:ascii="Times New Roman" w:hAnsi="Times New Roman" w:cs="Times New Roman"/>
-          <w:sz w:val="40"/>
-          <w:szCs w:val="40"/>
-        </w:rPr>
-        <w:t>A visitor</w:t>
-      </w:r>
-    </w:p>
-    <w:p>
-      <w:pPr>
-        <w:rPr>
-          <w:rFonts w:ascii="Times New Roman" w:hAnsi="Times New Roman" w:cs="Times New Roman"/>
-          <w:sz w:val="40"/>
-          <w:szCs w:val="40"/>
-        </w:rPr>
-      </w:pPr>
-      <w:r>
-        <w:rPr>
-          <w:rFonts w:ascii="Times New Roman" w:hAnsi="Times New Roman" w:cs="Times New Roman"/>
-          <w:sz w:val="40"/>
-          <w:szCs w:val="40"/>
-        </w:rPr>
-        <w:t>(</w:t>
-      </w:r>
+        <w:t>Signification : Quelqu'un qui admire l'art en curieux.</w:t>
+      </w:r>
+    </w:p>
+    <w:p>
+      <w:pPr>
+        <w:rPr>
+          <w:rFonts w:ascii="Times New Roman" w:hAnsi="Times New Roman" w:cs="Times New Roman"/>
+          <w:sz w:val="40"/>
+          <w:szCs w:val="40"/>
+        </w:rPr>
+      </w:pPr>
     </w:p>
     <w:p>
       <w:pPr>
@@ -3340,32 +3365,6 @@
           <w:szCs w:val="40"/>
         </w:rPr>
       </w:pPr>
-    </w:p>
-    <w:p>
-      <w:pPr>
-        <w:rPr>
-          <w:rFonts w:ascii="Times New Roman" w:hAnsi="Times New Roman" w:cs="Times New Roman"/>
-          <w:sz w:val="40"/>
-          <w:szCs w:val="40"/>
-        </w:rPr>
-      </w:pPr>
-      <w:r>
-        <w:rPr>
-          <w:rFonts w:ascii="Times New Roman" w:hAnsi="Times New Roman" w:cs="Times New Roman"/>
-          <w:sz w:val="40"/>
-          <w:szCs w:val="40"/>
-        </w:rPr>
-        <w:t>Signification : Quelqu'un qui admire l'art en curieux.</w:t>
-      </w:r>
-    </w:p>
-    <w:p>
-      <w:pPr>
-        <w:rPr>
-          <w:rFonts w:ascii="Times New Roman" w:hAnsi="Times New Roman" w:cs="Times New Roman"/>
-          <w:sz w:val="40"/>
-          <w:szCs w:val="40"/>
-        </w:rPr>
-      </w:pPr>
       <w:r>
         <w:rPr>
           <w:rFonts w:ascii="Times New Roman" w:hAnsi="Times New Roman" w:cs="Times New Roman"/>
@@ -3476,6 +3475,32 @@
           <w:sz w:val="40"/>
           <w:szCs w:val="40"/>
         </w:rPr>
+        <w:t>Signification : Artiste par plaisir, pas par métier.</w:t>
+      </w:r>
+    </w:p>
+    <w:p>
+      <w:pPr>
+        <w:rPr>
+          <w:rFonts w:ascii="Times New Roman" w:hAnsi="Times New Roman" w:cs="Times New Roman"/>
+          <w:sz w:val="40"/>
+          <w:szCs w:val="40"/>
+        </w:rPr>
+      </w:pPr>
+    </w:p>
+    <w:p>
+      <w:pPr>
+        <w:rPr>
+          <w:rFonts w:ascii="Times New Roman" w:hAnsi="Times New Roman" w:cs="Times New Roman"/>
+          <w:sz w:val="40"/>
+          <w:szCs w:val="40"/>
+        </w:rPr>
+      </w:pPr>
+      <w:r>
+        <w:rPr>
+          <w:rFonts w:ascii="Times New Roman" w:hAnsi="Times New Roman" w:cs="Times New Roman"/>
+          <w:sz w:val="40"/>
+          <w:szCs w:val="40"/>
+        </w:rPr>
         <w:t>Imagine un cuisinier pro qui vend ses plats pour vivre, et un ami qui cuisine par pur plaisir sans salaire. Ce dernier, c'est un amateur : passionné sans être pro ! (art, musique...]</w:t>
       </w:r>
     </w:p>
@@ -3539,32 +3564,6 @@
           <w:szCs w:val="40"/>
         </w:rPr>
       </w:pPr>
-    </w:p>
-    <w:p>
-      <w:pPr>
-        <w:rPr>
-          <w:rFonts w:ascii="Times New Roman" w:hAnsi="Times New Roman" w:cs="Times New Roman"/>
-          <w:sz w:val="40"/>
-          <w:szCs w:val="40"/>
-        </w:rPr>
-      </w:pPr>
-      <w:r>
-        <w:rPr>
-          <w:rFonts w:ascii="Times New Roman" w:hAnsi="Times New Roman" w:cs="Times New Roman"/>
-          <w:sz w:val="40"/>
-          <w:szCs w:val="40"/>
-        </w:rPr>
-        <w:t>Signification : Artiste par plaisir, pas par métier.</w:t>
-      </w:r>
-    </w:p>
-    <w:p>
-      <w:pPr>
-        <w:rPr>
-          <w:rFonts w:ascii="Times New Roman" w:hAnsi="Times New Roman" w:cs="Times New Roman"/>
-          <w:sz w:val="40"/>
-          <w:szCs w:val="40"/>
-        </w:rPr>
-      </w:pPr>
       <w:r>
         <w:rPr>
           <w:rFonts w:ascii="Times New Roman" w:hAnsi="Times New Roman" w:cs="Times New Roman"/>
@@ -3606,7 +3605,6 @@
           <w:sz w:val="40"/>
           <w:szCs w:val="40"/>
         </w:rPr>
-        <w:lastRenderedPageBreak/>
         <w:t xml:space="preserve">un connaisseur    : </w:t>
       </w:r>
     </w:p>
@@ -3676,6 +3674,32 @@
           <w:sz w:val="40"/>
           <w:szCs w:val="40"/>
         </w:rPr>
+        <w:t>Signification simple : Expert des arts.</w:t>
+      </w:r>
+    </w:p>
+    <w:p>
+      <w:pPr>
+        <w:rPr>
+          <w:rFonts w:ascii="Times New Roman" w:hAnsi="Times New Roman" w:cs="Times New Roman"/>
+          <w:sz w:val="40"/>
+          <w:szCs w:val="40"/>
+        </w:rPr>
+      </w:pPr>
+    </w:p>
+    <w:p>
+      <w:pPr>
+        <w:rPr>
+          <w:rFonts w:ascii="Times New Roman" w:hAnsi="Times New Roman" w:cs="Times New Roman"/>
+          <w:sz w:val="40"/>
+          <w:szCs w:val="40"/>
+        </w:rPr>
+      </w:pPr>
+      <w:r>
+        <w:rPr>
+          <w:rFonts w:ascii="Times New Roman" w:hAnsi="Times New Roman" w:cs="Times New Roman"/>
+          <w:sz w:val="40"/>
+          <w:szCs w:val="40"/>
+        </w:rPr>
         <w:t>Imaginez un sommelier flairant un vin rare : il distingue le bouquet subtil des raisins. Voilà un connaisseur : expert qui savoure et juge finement l'art !</w:t>
       </w:r>
     </w:p>
@@ -3739,32 +3763,6 @@
           <w:szCs w:val="40"/>
         </w:rPr>
       </w:pPr>
-    </w:p>
-    <w:p>
-      <w:pPr>
-        <w:rPr>
-          <w:rFonts w:ascii="Times New Roman" w:hAnsi="Times New Roman" w:cs="Times New Roman"/>
-          <w:sz w:val="40"/>
-          <w:szCs w:val="40"/>
-        </w:rPr>
-      </w:pPr>
-      <w:r>
-        <w:rPr>
-          <w:rFonts w:ascii="Times New Roman" w:hAnsi="Times New Roman" w:cs="Times New Roman"/>
-          <w:sz w:val="40"/>
-          <w:szCs w:val="40"/>
-        </w:rPr>
-        <w:t>Signification simple : Expert des arts.</w:t>
-      </w:r>
-    </w:p>
-    <w:p>
-      <w:pPr>
-        <w:rPr>
-          <w:rFonts w:ascii="Times New Roman" w:hAnsi="Times New Roman" w:cs="Times New Roman"/>
-          <w:sz w:val="40"/>
-          <w:szCs w:val="40"/>
-        </w:rPr>
-      </w:pPr>
       <w:r>
         <w:rPr>
           <w:rFonts w:ascii="Times New Roman" w:hAnsi="Times New Roman" w:cs="Times New Roman"/>
@@ -3860,6 +3858,32 @@
         </w:rPr>
         <w:t>(</w:t>
       </w:r>
+    </w:p>
+    <w:p>
+      <w:pPr>
+        <w:rPr>
+          <w:rFonts w:ascii="Times New Roman" w:hAnsi="Times New Roman" w:cs="Times New Roman"/>
+          <w:sz w:val="40"/>
+          <w:szCs w:val="40"/>
+        </w:rPr>
+      </w:pPr>
+      <w:r>
+        <w:rPr>
+          <w:rFonts w:ascii="Times New Roman" w:hAnsi="Times New Roman" w:cs="Times New Roman"/>
+          <w:sz w:val="40"/>
+          <w:szCs w:val="40"/>
+        </w:rPr>
+        <w:t>Signification simple : Antenne des émotions dans l'art.</w:t>
+      </w:r>
+    </w:p>
+    <w:p>
+      <w:pPr>
+        <w:rPr>
+          <w:rFonts w:ascii="Times New Roman" w:hAnsi="Times New Roman" w:cs="Times New Roman"/>
+          <w:sz w:val="40"/>
+          <w:szCs w:val="40"/>
+        </w:rPr>
+      </w:pPr>
     </w:p>
     <w:p>
       <w:pPr>
@@ -3939,32 +3963,6 @@
           <w:szCs w:val="40"/>
         </w:rPr>
       </w:pPr>
-    </w:p>
-    <w:p>
-      <w:pPr>
-        <w:rPr>
-          <w:rFonts w:ascii="Times New Roman" w:hAnsi="Times New Roman" w:cs="Times New Roman"/>
-          <w:sz w:val="40"/>
-          <w:szCs w:val="40"/>
-        </w:rPr>
-      </w:pPr>
-      <w:r>
-        <w:rPr>
-          <w:rFonts w:ascii="Times New Roman" w:hAnsi="Times New Roman" w:cs="Times New Roman"/>
-          <w:sz w:val="40"/>
-          <w:szCs w:val="40"/>
-        </w:rPr>
-        <w:t>Signification simple : Antenne des émotions dans l'art.</w:t>
-      </w:r>
-    </w:p>
-    <w:p>
-      <w:pPr>
-        <w:rPr>
-          <w:rFonts w:ascii="Times New Roman" w:hAnsi="Times New Roman" w:cs="Times New Roman"/>
-          <w:sz w:val="40"/>
-          <w:szCs w:val="40"/>
-        </w:rPr>
-      </w:pPr>
       <w:r>
         <w:rPr>
           <w:rFonts w:ascii="Times New Roman" w:hAnsi="Times New Roman" w:cs="Times New Roman"/>
@@ -4060,6 +4058,32 @@
         </w:rPr>
         <w:t>(</w:t>
       </w:r>
+    </w:p>
+    <w:p>
+      <w:pPr>
+        <w:rPr>
+          <w:rFonts w:ascii="Times New Roman" w:hAnsi="Times New Roman" w:cs="Times New Roman"/>
+          <w:sz w:val="40"/>
+          <w:szCs w:val="40"/>
+        </w:rPr>
+      </w:pPr>
+      <w:r>
+        <w:rPr>
+          <w:rFonts w:ascii="Times New Roman" w:hAnsi="Times New Roman" w:cs="Times New Roman"/>
+          <w:sz w:val="40"/>
+          <w:szCs w:val="40"/>
+        </w:rPr>
+        <w:t>Signification simple : Spectacle vivant sur scène.</w:t>
+      </w:r>
+    </w:p>
+    <w:p>
+      <w:pPr>
+        <w:rPr>
+          <w:rFonts w:ascii="Times New Roman" w:hAnsi="Times New Roman" w:cs="Times New Roman"/>
+          <w:sz w:val="40"/>
+          <w:szCs w:val="40"/>
+        </w:rPr>
+      </w:pPr>
     </w:p>
     <w:p>
       <w:pPr>
@@ -4139,32 +4163,6 @@
           <w:szCs w:val="40"/>
         </w:rPr>
       </w:pPr>
-    </w:p>
-    <w:p>
-      <w:pPr>
-        <w:rPr>
-          <w:rFonts w:ascii="Times New Roman" w:hAnsi="Times New Roman" w:cs="Times New Roman"/>
-          <w:sz w:val="40"/>
-          <w:szCs w:val="40"/>
-        </w:rPr>
-      </w:pPr>
-      <w:r>
-        <w:rPr>
-          <w:rFonts w:ascii="Times New Roman" w:hAnsi="Times New Roman" w:cs="Times New Roman"/>
-          <w:sz w:val="40"/>
-          <w:szCs w:val="40"/>
-        </w:rPr>
-        <w:t>Signification simple : Spectacle vivant sur scène.</w:t>
-      </w:r>
-    </w:p>
-    <w:p>
-      <w:pPr>
-        <w:rPr>
-          <w:rFonts w:ascii="Times New Roman" w:hAnsi="Times New Roman" w:cs="Times New Roman"/>
-          <w:sz w:val="40"/>
-          <w:szCs w:val="40"/>
-        </w:rPr>
-      </w:pPr>
       <w:r>
         <w:rPr>
           <w:rFonts w:ascii="Times New Roman" w:hAnsi="Times New Roman" w:cs="Times New Roman"/>
@@ -4275,6 +4273,32 @@
           <w:sz w:val="40"/>
           <w:szCs w:val="40"/>
         </w:rPr>
+        <w:t>Signification simple : Façon unique d'exprimer une œuvre.</w:t>
+      </w:r>
+    </w:p>
+    <w:p>
+      <w:pPr>
+        <w:rPr>
+          <w:rFonts w:ascii="Times New Roman" w:hAnsi="Times New Roman" w:cs="Times New Roman"/>
+          <w:sz w:val="40"/>
+          <w:szCs w:val="40"/>
+        </w:rPr>
+      </w:pPr>
+    </w:p>
+    <w:p>
+      <w:pPr>
+        <w:rPr>
+          <w:rFonts w:ascii="Times New Roman" w:hAnsi="Times New Roman" w:cs="Times New Roman"/>
+          <w:sz w:val="40"/>
+          <w:szCs w:val="40"/>
+        </w:rPr>
+      </w:pPr>
+      <w:r>
+        <w:rPr>
+          <w:rFonts w:ascii="Times New Roman" w:hAnsi="Times New Roman" w:cs="Times New Roman"/>
+          <w:sz w:val="40"/>
+          <w:szCs w:val="40"/>
+        </w:rPr>
         <w:t>Imagine un chef d'orchestre qui redonne vie à une partition musicale : son interprétation est sa danse personnelle avec les notes, unique et vivante.</w:t>
       </w:r>
     </w:p>
@@ -4338,32 +4362,6 @@
           <w:szCs w:val="40"/>
         </w:rPr>
       </w:pPr>
-    </w:p>
-    <w:p>
-      <w:pPr>
-        <w:rPr>
-          <w:rFonts w:ascii="Times New Roman" w:hAnsi="Times New Roman" w:cs="Times New Roman"/>
-          <w:sz w:val="40"/>
-          <w:szCs w:val="40"/>
-        </w:rPr>
-      </w:pPr>
-      <w:r>
-        <w:rPr>
-          <w:rFonts w:ascii="Times New Roman" w:hAnsi="Times New Roman" w:cs="Times New Roman"/>
-          <w:sz w:val="40"/>
-          <w:szCs w:val="40"/>
-        </w:rPr>
-        <w:t>Signification simple : Façon unique d'exprimer une œuvre.</w:t>
-      </w:r>
-    </w:p>
-    <w:p>
-      <w:pPr>
-        <w:rPr>
-          <w:rFonts w:ascii="Times New Roman" w:hAnsi="Times New Roman" w:cs="Times New Roman"/>
-          <w:sz w:val="40"/>
-          <w:szCs w:val="40"/>
-        </w:rPr>
-      </w:pPr>
       <w:r>
         <w:rPr>
           <w:rFonts w:ascii="Times New Roman" w:hAnsi="Times New Roman" w:cs="Times New Roman"/>
@@ -4440,6 +4438,7 @@
           <w:sz w:val="40"/>
           <w:szCs w:val="40"/>
         </w:rPr>
+        <w:lastRenderedPageBreak/>
         <w:t>A hit</w:t>
       </w:r>
     </w:p>
@@ -4474,6 +4473,32 @@
           <w:sz w:val="40"/>
           <w:szCs w:val="40"/>
         </w:rPr>
+        <w:t>Signification simple : Triomphe populaire en art.</w:t>
+      </w:r>
+    </w:p>
+    <w:p>
+      <w:pPr>
+        <w:rPr>
+          <w:rFonts w:ascii="Times New Roman" w:hAnsi="Times New Roman" w:cs="Times New Roman"/>
+          <w:sz w:val="40"/>
+          <w:szCs w:val="40"/>
+        </w:rPr>
+      </w:pPr>
+    </w:p>
+    <w:p>
+      <w:pPr>
+        <w:rPr>
+          <w:rFonts w:ascii="Times New Roman" w:hAnsi="Times New Roman" w:cs="Times New Roman"/>
+          <w:sz w:val="40"/>
+          <w:szCs w:val="40"/>
+        </w:rPr>
+      </w:pPr>
+      <w:r>
+        <w:rPr>
+          <w:rFonts w:ascii="Times New Roman" w:hAnsi="Times New Roman" w:cs="Times New Roman"/>
+          <w:sz w:val="40"/>
+          <w:szCs w:val="40"/>
+        </w:rPr>
         <w:t xml:space="preserve">Imaginez un tableau qui explose en couleurs et attire tous les regards au musée : c'est un succès ! Comme un feu d'artifice qui émerveille la foule. </w:t>
       </w:r>
     </w:p>
@@ -4537,6 +4562,101 @@
           <w:szCs w:val="40"/>
         </w:rPr>
       </w:pPr>
+      <w:r>
+        <w:rPr>
+          <w:rFonts w:ascii="Times New Roman" w:hAnsi="Times New Roman" w:cs="Times New Roman"/>
+          <w:sz w:val="40"/>
+          <w:szCs w:val="40"/>
+        </w:rPr>
+        <w:t>)</w:t>
+      </w:r>
+    </w:p>
+    <w:p>
+      <w:pPr>
+        <w:rPr>
+          <w:rFonts w:ascii="Times New Roman" w:hAnsi="Times New Roman" w:cs="Times New Roman"/>
+          <w:sz w:val="40"/>
+          <w:szCs w:val="40"/>
+        </w:rPr>
+      </w:pPr>
+    </w:p>
+    <w:p>
+      <w:pPr>
+        <w:rPr>
+          <w:rFonts w:ascii="Times New Roman" w:hAnsi="Times New Roman" w:cs="Times New Roman"/>
+          <w:sz w:val="40"/>
+          <w:szCs w:val="40"/>
+        </w:rPr>
+      </w:pPr>
+    </w:p>
+    <w:p>
+      <w:pPr>
+        <w:rPr>
+          <w:rFonts w:ascii="Times New Roman" w:hAnsi="Times New Roman" w:cs="Times New Roman"/>
+          <w:sz w:val="40"/>
+          <w:szCs w:val="40"/>
+        </w:rPr>
+      </w:pPr>
+      <w:r>
+        <w:rPr>
+          <w:rFonts w:ascii="Times New Roman" w:hAnsi="Times New Roman" w:cs="Times New Roman"/>
+          <w:sz w:val="40"/>
+          <w:szCs w:val="40"/>
+        </w:rPr>
+        <w:t xml:space="preserve">un four    : </w:t>
+      </w:r>
+    </w:p>
+    <w:p>
+      <w:pPr>
+        <w:rPr>
+          <w:rFonts w:ascii="Times New Roman" w:hAnsi="Times New Roman" w:cs="Times New Roman"/>
+          <w:sz w:val="40"/>
+          <w:szCs w:val="40"/>
+        </w:rPr>
+      </w:pPr>
+    </w:p>
+    <w:p>
+      <w:pPr>
+        <w:rPr>
+          <w:rFonts w:ascii="Times New Roman" w:hAnsi="Times New Roman" w:cs="Times New Roman"/>
+          <w:sz w:val="40"/>
+          <w:szCs w:val="40"/>
+        </w:rPr>
+      </w:pPr>
+    </w:p>
+    <w:p>
+      <w:pPr>
+        <w:rPr>
+          <w:rFonts w:ascii="Times New Roman" w:hAnsi="Times New Roman" w:cs="Times New Roman"/>
+          <w:sz w:val="40"/>
+          <w:szCs w:val="40"/>
+        </w:rPr>
+      </w:pPr>
+      <w:r>
+        <w:rPr>
+          <w:rFonts w:ascii="Times New Roman" w:hAnsi="Times New Roman" w:cs="Times New Roman"/>
+          <w:sz w:val="40"/>
+          <w:szCs w:val="40"/>
+        </w:rPr>
+        <w:t>A flop</w:t>
+      </w:r>
+    </w:p>
+    <w:p>
+      <w:pPr>
+        <w:rPr>
+          <w:rFonts w:ascii="Times New Roman" w:hAnsi="Times New Roman" w:cs="Times New Roman"/>
+          <w:sz w:val="40"/>
+          <w:szCs w:val="40"/>
+        </w:rPr>
+      </w:pPr>
+      <w:r>
+        <w:rPr>
+          <w:rFonts w:ascii="Times New Roman" w:hAnsi="Times New Roman" w:cs="Times New Roman"/>
+          <w:sz w:val="40"/>
+          <w:szCs w:val="40"/>
+        </w:rPr>
+        <w:t>(</w:t>
+      </w:r>
     </w:p>
     <w:p>
       <w:pPr>
@@ -4563,101 +4683,6 @@
           <w:szCs w:val="40"/>
         </w:rPr>
       </w:pPr>
-      <w:r>
-        <w:rPr>
-          <w:rFonts w:ascii="Times New Roman" w:hAnsi="Times New Roman" w:cs="Times New Roman"/>
-          <w:sz w:val="40"/>
-          <w:szCs w:val="40"/>
-        </w:rPr>
-        <w:t>)</w:t>
-      </w:r>
-    </w:p>
-    <w:p>
-      <w:pPr>
-        <w:rPr>
-          <w:rFonts w:ascii="Times New Roman" w:hAnsi="Times New Roman" w:cs="Times New Roman"/>
-          <w:sz w:val="40"/>
-          <w:szCs w:val="40"/>
-        </w:rPr>
-      </w:pPr>
-    </w:p>
-    <w:p>
-      <w:pPr>
-        <w:rPr>
-          <w:rFonts w:ascii="Times New Roman" w:hAnsi="Times New Roman" w:cs="Times New Roman"/>
-          <w:sz w:val="40"/>
-          <w:szCs w:val="40"/>
-        </w:rPr>
-      </w:pPr>
-    </w:p>
-    <w:p>
-      <w:pPr>
-        <w:rPr>
-          <w:rFonts w:ascii="Times New Roman" w:hAnsi="Times New Roman" w:cs="Times New Roman"/>
-          <w:sz w:val="40"/>
-          <w:szCs w:val="40"/>
-        </w:rPr>
-      </w:pPr>
-      <w:r>
-        <w:rPr>
-          <w:rFonts w:ascii="Times New Roman" w:hAnsi="Times New Roman" w:cs="Times New Roman"/>
-          <w:sz w:val="40"/>
-          <w:szCs w:val="40"/>
-        </w:rPr>
-        <w:t xml:space="preserve">un four    : </w:t>
-      </w:r>
-    </w:p>
-    <w:p>
-      <w:pPr>
-        <w:rPr>
-          <w:rFonts w:ascii="Times New Roman" w:hAnsi="Times New Roman" w:cs="Times New Roman"/>
-          <w:sz w:val="40"/>
-          <w:szCs w:val="40"/>
-        </w:rPr>
-      </w:pPr>
-    </w:p>
-    <w:p>
-      <w:pPr>
-        <w:rPr>
-          <w:rFonts w:ascii="Times New Roman" w:hAnsi="Times New Roman" w:cs="Times New Roman"/>
-          <w:sz w:val="40"/>
-          <w:szCs w:val="40"/>
-        </w:rPr>
-      </w:pPr>
-    </w:p>
-    <w:p>
-      <w:pPr>
-        <w:rPr>
-          <w:rFonts w:ascii="Times New Roman" w:hAnsi="Times New Roman" w:cs="Times New Roman"/>
-          <w:sz w:val="40"/>
-          <w:szCs w:val="40"/>
-        </w:rPr>
-      </w:pPr>
-      <w:r>
-        <w:rPr>
-          <w:rFonts w:ascii="Times New Roman" w:hAnsi="Times New Roman" w:cs="Times New Roman"/>
-          <w:sz w:val="40"/>
-          <w:szCs w:val="40"/>
-        </w:rPr>
-        <w:t>A flop</w:t>
-      </w:r>
-    </w:p>
-    <w:p>
-      <w:pPr>
-        <w:rPr>
-          <w:rFonts w:ascii="Times New Roman" w:hAnsi="Times New Roman" w:cs="Times New Roman"/>
-          <w:sz w:val="40"/>
-          <w:szCs w:val="40"/>
-        </w:rPr>
-      </w:pPr>
-      <w:r>
-        <w:rPr>
-          <w:rFonts w:ascii="Times New Roman" w:hAnsi="Times New Roman" w:cs="Times New Roman"/>
-          <w:sz w:val="40"/>
-          <w:szCs w:val="40"/>
-        </w:rPr>
-        <w:t>(</w:t>
-      </w:r>
     </w:p>
     <w:p>
       <w:pPr>
@@ -4737,32 +4762,6 @@
           <w:szCs w:val="40"/>
         </w:rPr>
       </w:pPr>
-    </w:p>
-    <w:p>
-      <w:pPr>
-        <w:rPr>
-          <w:rFonts w:ascii="Times New Roman" w:hAnsi="Times New Roman" w:cs="Times New Roman"/>
-          <w:sz w:val="40"/>
-          <w:szCs w:val="40"/>
-        </w:rPr>
-      </w:pPr>
-      <w:r>
-        <w:rPr>
-          <w:rFonts w:ascii="Times New Roman" w:hAnsi="Times New Roman" w:cs="Times New Roman"/>
-          <w:sz w:val="40"/>
-          <w:szCs w:val="40"/>
-        </w:rPr>
-        <w:t>Signification simple : Triomphe populaire en art.</w:t>
-      </w:r>
-    </w:p>
-    <w:p>
-      <w:pPr>
-        <w:rPr>
-          <w:rFonts w:ascii="Times New Roman" w:hAnsi="Times New Roman" w:cs="Times New Roman"/>
-          <w:sz w:val="40"/>
-          <w:szCs w:val="40"/>
-        </w:rPr>
-      </w:pPr>
       <w:r>
         <w:rPr>
           <w:rFonts w:ascii="Times New Roman" w:hAnsi="Times New Roman" w:cs="Times New Roman"/>
@@ -4858,6 +4857,32 @@
         </w:rPr>
         <w:t>(</w:t>
       </w:r>
+    </w:p>
+    <w:p>
+      <w:pPr>
+        <w:rPr>
+          <w:rFonts w:ascii="Times New Roman" w:hAnsi="Times New Roman" w:cs="Times New Roman"/>
+          <w:sz w:val="40"/>
+          <w:szCs w:val="40"/>
+        </w:rPr>
+      </w:pPr>
+      <w:r>
+        <w:rPr>
+          <w:rFonts w:ascii="Times New Roman" w:hAnsi="Times New Roman" w:cs="Times New Roman"/>
+          <w:sz w:val="40"/>
+          <w:szCs w:val="40"/>
+        </w:rPr>
+        <w:t>Signification : Grand échec ridicule.</w:t>
+      </w:r>
+    </w:p>
+    <w:p>
+      <w:pPr>
+        <w:rPr>
+          <w:rFonts w:ascii="Times New Roman" w:hAnsi="Times New Roman" w:cs="Times New Roman"/>
+          <w:sz w:val="40"/>
+          <w:szCs w:val="40"/>
+        </w:rPr>
+      </w:pPr>
     </w:p>
     <w:p>
       <w:pPr>
@@ -4937,32 +4962,6 @@
           <w:szCs w:val="40"/>
         </w:rPr>
       </w:pPr>
-    </w:p>
-    <w:p>
-      <w:pPr>
-        <w:rPr>
-          <w:rFonts w:ascii="Times New Roman" w:hAnsi="Times New Roman" w:cs="Times New Roman"/>
-          <w:sz w:val="40"/>
-          <w:szCs w:val="40"/>
-        </w:rPr>
-      </w:pPr>
-      <w:r>
-        <w:rPr>
-          <w:rFonts w:ascii="Times New Roman" w:hAnsi="Times New Roman" w:cs="Times New Roman"/>
-          <w:sz w:val="40"/>
-          <w:szCs w:val="40"/>
-        </w:rPr>
-        <w:t>Signification : Grand échec ridicule.</w:t>
-      </w:r>
-    </w:p>
-    <w:p>
-      <w:pPr>
-        <w:rPr>
-          <w:rFonts w:ascii="Times New Roman" w:hAnsi="Times New Roman" w:cs="Times New Roman"/>
-          <w:sz w:val="40"/>
-          <w:szCs w:val="40"/>
-        </w:rPr>
-      </w:pPr>
       <w:r>
         <w:rPr>
           <w:rFonts w:ascii="Times New Roman" w:hAnsi="Times New Roman" w:cs="Times New Roman"/>
@@ -5073,6 +5072,32 @@
           <w:sz w:val="40"/>
           <w:szCs w:val="40"/>
         </w:rPr>
+        <w:t>Signification simple : Art ordonné et raisonnable comme un jardin symétrique.</w:t>
+      </w:r>
+    </w:p>
+    <w:p>
+      <w:pPr>
+        <w:rPr>
+          <w:rFonts w:ascii="Times New Roman" w:hAnsi="Times New Roman" w:cs="Times New Roman"/>
+          <w:sz w:val="40"/>
+          <w:szCs w:val="40"/>
+        </w:rPr>
+      </w:pPr>
+    </w:p>
+    <w:p>
+      <w:pPr>
+        <w:rPr>
+          <w:rFonts w:ascii="Times New Roman" w:hAnsi="Times New Roman" w:cs="Times New Roman"/>
+          <w:sz w:val="40"/>
+          <w:szCs w:val="40"/>
+        </w:rPr>
+      </w:pPr>
+      <w:r>
+        <w:rPr>
+          <w:rFonts w:ascii="Times New Roman" w:hAnsi="Times New Roman" w:cs="Times New Roman"/>
+          <w:sz w:val="40"/>
+          <w:szCs w:val="40"/>
+        </w:rPr>
         <w:t>Imagine le classicisme comme un jardin français à Versailles : tout est ordonné, symétrique, sans herbes folles - l'équilibre parfait !</w:t>
       </w:r>
     </w:p>
@@ -5136,32 +5161,6 @@
           <w:szCs w:val="40"/>
         </w:rPr>
       </w:pPr>
-    </w:p>
-    <w:p>
-      <w:pPr>
-        <w:rPr>
-          <w:rFonts w:ascii="Times New Roman" w:hAnsi="Times New Roman" w:cs="Times New Roman"/>
-          <w:sz w:val="40"/>
-          <w:szCs w:val="40"/>
-        </w:rPr>
-      </w:pPr>
-      <w:r>
-        <w:rPr>
-          <w:rFonts w:ascii="Times New Roman" w:hAnsi="Times New Roman" w:cs="Times New Roman"/>
-          <w:sz w:val="40"/>
-          <w:szCs w:val="40"/>
-        </w:rPr>
-        <w:t>Signification simple : Art ordonné et raisonnable comme un jardin symétrique.</w:t>
-      </w:r>
-    </w:p>
-    <w:p>
-      <w:pPr>
-        <w:rPr>
-          <w:rFonts w:ascii="Times New Roman" w:hAnsi="Times New Roman" w:cs="Times New Roman"/>
-          <w:sz w:val="40"/>
-          <w:szCs w:val="40"/>
-        </w:rPr>
-      </w:pPr>
       <w:r>
         <w:rPr>
           <w:rFonts w:ascii="Times New Roman" w:hAnsi="Times New Roman" w:cs="Times New Roman"/>
@@ -5238,6 +5237,7 @@
           <w:sz w:val="40"/>
           <w:szCs w:val="40"/>
         </w:rPr>
+        <w:lastRenderedPageBreak/>
         <w:t>Conventions</w:t>
       </w:r>
     </w:p>
@@ -5272,6 +5272,32 @@
           <w:sz w:val="40"/>
           <w:szCs w:val="40"/>
         </w:rPr>
+        <w:t>Signification simple : Règles invisibles des arts.</w:t>
+      </w:r>
+    </w:p>
+    <w:p>
+      <w:pPr>
+        <w:rPr>
+          <w:rFonts w:ascii="Times New Roman" w:hAnsi="Times New Roman" w:cs="Times New Roman"/>
+          <w:sz w:val="40"/>
+          <w:szCs w:val="40"/>
+        </w:rPr>
+      </w:pPr>
+    </w:p>
+    <w:p>
+      <w:pPr>
+        <w:rPr>
+          <w:rFonts w:ascii="Times New Roman" w:hAnsi="Times New Roman" w:cs="Times New Roman"/>
+          <w:sz w:val="40"/>
+          <w:szCs w:val="40"/>
+        </w:rPr>
+      </w:pPr>
+      <w:r>
+        <w:rPr>
+          <w:rFonts w:ascii="Times New Roman" w:hAnsi="Times New Roman" w:cs="Times New Roman"/>
+          <w:sz w:val="40"/>
+          <w:szCs w:val="40"/>
+        </w:rPr>
         <w:t>Imagine les conventions comme des règles invisibles d'un jeu de société : tout le monde les suit sans y penser pour que la partie soit fluide et compréhensible.</w:t>
       </w:r>
     </w:p>
@@ -5335,32 +5361,6 @@
           <w:szCs w:val="40"/>
         </w:rPr>
       </w:pPr>
-    </w:p>
-    <w:p>
-      <w:pPr>
-        <w:rPr>
-          <w:rFonts w:ascii="Times New Roman" w:hAnsi="Times New Roman" w:cs="Times New Roman"/>
-          <w:sz w:val="40"/>
-          <w:szCs w:val="40"/>
-        </w:rPr>
-      </w:pPr>
-      <w:r>
-        <w:rPr>
-          <w:rFonts w:ascii="Times New Roman" w:hAnsi="Times New Roman" w:cs="Times New Roman"/>
-          <w:sz w:val="40"/>
-          <w:szCs w:val="40"/>
-        </w:rPr>
-        <w:t>Signification simple : Règles invisibles des arts.</w:t>
-      </w:r>
-    </w:p>
-    <w:p>
-      <w:pPr>
-        <w:rPr>
-          <w:rFonts w:ascii="Times New Roman" w:hAnsi="Times New Roman" w:cs="Times New Roman"/>
-          <w:sz w:val="40"/>
-          <w:szCs w:val="40"/>
-        </w:rPr>
-      </w:pPr>
       <w:r>
         <w:rPr>
           <w:rFonts w:ascii="Times New Roman" w:hAnsi="Times New Roman" w:cs="Times New Roman"/>
@@ -5456,6 +5456,32 @@
         </w:rPr>
         <w:t>(</w:t>
       </w:r>
+    </w:p>
+    <w:p>
+      <w:pPr>
+        <w:rPr>
+          <w:rFonts w:ascii="Times New Roman" w:hAnsi="Times New Roman" w:cs="Times New Roman"/>
+          <w:sz w:val="40"/>
+          <w:szCs w:val="40"/>
+        </w:rPr>
+      </w:pPr>
+      <w:r>
+        <w:rPr>
+          <w:rFonts w:ascii="Times New Roman" w:hAnsi="Times New Roman" w:cs="Times New Roman"/>
+          <w:sz w:val="40"/>
+          <w:szCs w:val="40"/>
+        </w:rPr>
+        <w:t>Signification simple : Montrer la vie réelle sans beauté artificielle.</w:t>
+      </w:r>
+    </w:p>
+    <w:p>
+      <w:pPr>
+        <w:rPr>
+          <w:rFonts w:ascii="Times New Roman" w:hAnsi="Times New Roman" w:cs="Times New Roman"/>
+          <w:sz w:val="40"/>
+          <w:szCs w:val="40"/>
+        </w:rPr>
+      </w:pPr>
     </w:p>
     <w:p>
       <w:pPr>
@@ -5535,32 +5561,6 @@
           <w:szCs w:val="40"/>
         </w:rPr>
       </w:pPr>
-    </w:p>
-    <w:p>
-      <w:pPr>
-        <w:rPr>
-          <w:rFonts w:ascii="Times New Roman" w:hAnsi="Times New Roman" w:cs="Times New Roman"/>
-          <w:sz w:val="40"/>
-          <w:szCs w:val="40"/>
-        </w:rPr>
-      </w:pPr>
-      <w:r>
-        <w:rPr>
-          <w:rFonts w:ascii="Times New Roman" w:hAnsi="Times New Roman" w:cs="Times New Roman"/>
-          <w:sz w:val="40"/>
-          <w:szCs w:val="40"/>
-        </w:rPr>
-        <w:t>Signification simple : Montrer la vie réelle sans beauté artificielle.</w:t>
-      </w:r>
-    </w:p>
-    <w:p>
-      <w:pPr>
-        <w:rPr>
-          <w:rFonts w:ascii="Times New Roman" w:hAnsi="Times New Roman" w:cs="Times New Roman"/>
-          <w:sz w:val="40"/>
-          <w:szCs w:val="40"/>
-        </w:rPr>
-      </w:pPr>
       <w:r>
         <w:rPr>
           <w:rFonts w:ascii="Times New Roman" w:hAnsi="Times New Roman" w:cs="Times New Roman"/>
@@ -5671,6 +5671,32 @@
           <w:sz w:val="40"/>
           <w:szCs w:val="40"/>
         </w:rPr>
+        <w:t>Signification simple : Explosion d'émotions et de rêves libres.</w:t>
+      </w:r>
+    </w:p>
+    <w:p>
+      <w:pPr>
+        <w:rPr>
+          <w:rFonts w:ascii="Times New Roman" w:hAnsi="Times New Roman" w:cs="Times New Roman"/>
+          <w:sz w:val="40"/>
+          <w:szCs w:val="40"/>
+        </w:rPr>
+      </w:pPr>
+    </w:p>
+    <w:p>
+      <w:pPr>
+        <w:rPr>
+          <w:rFonts w:ascii="Times New Roman" w:hAnsi="Times New Roman" w:cs="Times New Roman"/>
+          <w:sz w:val="40"/>
+          <w:szCs w:val="40"/>
+        </w:rPr>
+      </w:pPr>
+      <w:r>
+        <w:rPr>
+          <w:rFonts w:ascii="Times New Roman" w:hAnsi="Times New Roman" w:cs="Times New Roman"/>
+          <w:sz w:val="40"/>
+          <w:szCs w:val="40"/>
+        </w:rPr>
         <w:t>Imagine un peintre qui délaisse les palais froids pour peindre un orage déchaîné sur une falaise, cœur battant au rythme des vagues. Voilà le romantisme : l'âme qui explose face à la nature sauvage et aux passions !</w:t>
       </w:r>
     </w:p>
@@ -5734,6 +5760,300 @@
           <w:szCs w:val="40"/>
         </w:rPr>
       </w:pPr>
+      <w:r>
+        <w:rPr>
+          <w:rFonts w:ascii="Times New Roman" w:hAnsi="Times New Roman" w:cs="Times New Roman"/>
+          <w:sz w:val="40"/>
+          <w:szCs w:val="40"/>
+        </w:rPr>
+        <w:t>)</w:t>
+      </w:r>
+    </w:p>
+    <w:p>
+      <w:pPr>
+        <w:rPr>
+          <w:rFonts w:ascii="Times New Roman" w:hAnsi="Times New Roman" w:cs="Times New Roman"/>
+          <w:sz w:val="40"/>
+          <w:szCs w:val="40"/>
+        </w:rPr>
+      </w:pPr>
+    </w:p>
+    <w:p>
+      <w:pPr>
+        <w:rPr>
+          <w:rFonts w:ascii="Times New Roman" w:hAnsi="Times New Roman" w:cs="Times New Roman"/>
+          <w:sz w:val="40"/>
+          <w:szCs w:val="40"/>
+        </w:rPr>
+      </w:pPr>
+    </w:p>
+    <w:p>
+      <w:pPr>
+        <w:rPr>
+          <w:rFonts w:ascii="Times New Roman" w:hAnsi="Times New Roman" w:cs="Times New Roman"/>
+          <w:sz w:val="40"/>
+          <w:szCs w:val="40"/>
+        </w:rPr>
+      </w:pPr>
+      <w:r>
+        <w:rPr>
+          <w:rFonts w:ascii="Times New Roman" w:hAnsi="Times New Roman" w:cs="Times New Roman"/>
+          <w:sz w:val="40"/>
+          <w:szCs w:val="40"/>
+        </w:rPr>
+        <w:t xml:space="preserve">le lyrisme    : </w:t>
+      </w:r>
+    </w:p>
+    <w:p>
+      <w:pPr>
+        <w:rPr>
+          <w:rFonts w:ascii="Times New Roman" w:hAnsi="Times New Roman" w:cs="Times New Roman"/>
+          <w:sz w:val="40"/>
+          <w:szCs w:val="40"/>
+        </w:rPr>
+      </w:pPr>
+    </w:p>
+    <w:p>
+      <w:pPr>
+        <w:rPr>
+          <w:rFonts w:ascii="Times New Roman" w:hAnsi="Times New Roman" w:cs="Times New Roman"/>
+          <w:sz w:val="40"/>
+          <w:szCs w:val="40"/>
+        </w:rPr>
+      </w:pPr>
+    </w:p>
+    <w:p>
+      <w:pPr>
+        <w:rPr>
+          <w:rFonts w:ascii="Times New Roman" w:hAnsi="Times New Roman" w:cs="Times New Roman"/>
+          <w:sz w:val="40"/>
+          <w:szCs w:val="40"/>
+        </w:rPr>
+      </w:pPr>
+      <w:r>
+        <w:rPr>
+          <w:rFonts w:ascii="Times New Roman" w:hAnsi="Times New Roman" w:cs="Times New Roman"/>
+          <w:sz w:val="40"/>
+          <w:szCs w:val="40"/>
+        </w:rPr>
+        <w:t>Lyricism</w:t>
+      </w:r>
+    </w:p>
+    <w:p>
+      <w:pPr>
+        <w:rPr>
+          <w:rFonts w:ascii="Times New Roman" w:hAnsi="Times New Roman" w:cs="Times New Roman"/>
+          <w:sz w:val="40"/>
+          <w:szCs w:val="40"/>
+        </w:rPr>
+      </w:pPr>
+      <w:r>
+        <w:rPr>
+          <w:rFonts w:ascii="Times New Roman" w:hAnsi="Times New Roman" w:cs="Times New Roman"/>
+          <w:sz w:val="40"/>
+          <w:szCs w:val="40"/>
+        </w:rPr>
+        <w:t>(</w:t>
+      </w:r>
+    </w:p>
+    <w:p>
+      <w:pPr>
+        <w:rPr>
+          <w:rFonts w:ascii="Times New Roman" w:hAnsi="Times New Roman" w:cs="Times New Roman"/>
+          <w:sz w:val="40"/>
+          <w:szCs w:val="40"/>
+        </w:rPr>
+      </w:pPr>
+      <w:r>
+        <w:rPr>
+          <w:rFonts w:ascii="Times New Roman" w:hAnsi="Times New Roman" w:cs="Times New Roman"/>
+          <w:sz w:val="40"/>
+          <w:szCs w:val="40"/>
+        </w:rPr>
+        <w:t>Signification simple : Chant du cœur en mots.</w:t>
+      </w:r>
+    </w:p>
+    <w:p>
+      <w:pPr>
+        <w:rPr>
+          <w:rFonts w:ascii="Times New Roman" w:hAnsi="Times New Roman" w:cs="Times New Roman"/>
+          <w:sz w:val="40"/>
+          <w:szCs w:val="40"/>
+        </w:rPr>
+      </w:pPr>
+    </w:p>
+    <w:p>
+      <w:pPr>
+        <w:rPr>
+          <w:rFonts w:ascii="Times New Roman" w:hAnsi="Times New Roman" w:cs="Times New Roman"/>
+          <w:sz w:val="40"/>
+          <w:szCs w:val="40"/>
+        </w:rPr>
+      </w:pPr>
+      <w:r>
+        <w:rPr>
+          <w:rFonts w:ascii="Times New Roman" w:hAnsi="Times New Roman" w:cs="Times New Roman"/>
+          <w:sz w:val="40"/>
+          <w:szCs w:val="40"/>
+        </w:rPr>
+        <w:t>Le lyrisme, c'est comme un cœur qui chante ses émotions : il déborde d'amour, de joie ou de tristesse, sans raison froide, juste pur sentiment poétique.</w:t>
+      </w:r>
+    </w:p>
+    <w:p>
+      <w:pPr>
+        <w:rPr>
+          <w:rFonts w:ascii="Times New Roman" w:hAnsi="Times New Roman" w:cs="Times New Roman"/>
+          <w:sz w:val="40"/>
+          <w:szCs w:val="40"/>
+        </w:rPr>
+      </w:pPr>
+    </w:p>
+    <w:p>
+      <w:pPr>
+        <w:rPr>
+          <w:rFonts w:ascii="Times New Roman" w:hAnsi="Times New Roman" w:cs="Times New Roman"/>
+          <w:sz w:val="40"/>
+          <w:szCs w:val="40"/>
+        </w:rPr>
+      </w:pPr>
+      <w:r>
+        <w:rPr>
+          <w:rFonts w:ascii="Times New Roman" w:hAnsi="Times New Roman" w:cs="Times New Roman"/>
+          <w:sz w:val="40"/>
+          <w:szCs w:val="40"/>
+        </w:rPr>
+        <w:t>Définition : Expression exaltée et subjective des sentiments personnels en arts (poésie, musique], par opposition au réalisme descriptif.</w:t>
+      </w:r>
+    </w:p>
+    <w:p>
+      <w:pPr>
+        <w:rPr>
+          <w:rFonts w:ascii="Times New Roman" w:hAnsi="Times New Roman" w:cs="Times New Roman"/>
+          <w:sz w:val="40"/>
+          <w:szCs w:val="40"/>
+        </w:rPr>
+      </w:pPr>
+    </w:p>
+    <w:p>
+      <w:pPr>
+        <w:rPr>
+          <w:rFonts w:ascii="Times New Roman" w:hAnsi="Times New Roman" w:cs="Times New Roman"/>
+          <w:sz w:val="40"/>
+          <w:szCs w:val="40"/>
+        </w:rPr>
+      </w:pPr>
+      <w:r>
+        <w:rPr>
+          <w:rFonts w:ascii="Times New Roman" w:hAnsi="Times New Roman" w:cs="Times New Roman"/>
+          <w:sz w:val="40"/>
+          <w:szCs w:val="40"/>
+        </w:rPr>
+        <w:t>Exemple : "Mon cœur saigne d'un amour infini" (Hugo].</w:t>
+      </w:r>
+    </w:p>
+    <w:p>
+      <w:pPr>
+        <w:rPr>
+          <w:rFonts w:ascii="Times New Roman" w:hAnsi="Times New Roman" w:cs="Times New Roman"/>
+          <w:sz w:val="40"/>
+          <w:szCs w:val="40"/>
+        </w:rPr>
+      </w:pPr>
+      <w:r>
+        <w:rPr>
+          <w:rFonts w:ascii="Times New Roman" w:hAnsi="Times New Roman" w:cs="Times New Roman"/>
+          <w:sz w:val="40"/>
+          <w:szCs w:val="40"/>
+        </w:rPr>
+        <w:t>)</w:t>
+      </w:r>
+    </w:p>
+    <w:p>
+      <w:pPr>
+        <w:rPr>
+          <w:rFonts w:ascii="Times New Roman" w:hAnsi="Times New Roman" w:cs="Times New Roman"/>
+          <w:sz w:val="40"/>
+          <w:szCs w:val="40"/>
+        </w:rPr>
+      </w:pPr>
+    </w:p>
+    <w:p>
+      <w:pPr>
+        <w:rPr>
+          <w:rFonts w:ascii="Times New Roman" w:hAnsi="Times New Roman" w:cs="Times New Roman"/>
+          <w:sz w:val="40"/>
+          <w:szCs w:val="40"/>
+        </w:rPr>
+      </w:pPr>
+    </w:p>
+    <w:p>
+      <w:pPr>
+        <w:rPr>
+          <w:rFonts w:ascii="Times New Roman" w:hAnsi="Times New Roman" w:cs="Times New Roman"/>
+          <w:sz w:val="40"/>
+          <w:szCs w:val="40"/>
+        </w:rPr>
+      </w:pPr>
+      <w:r>
+        <w:rPr>
+          <w:rFonts w:ascii="Times New Roman" w:hAnsi="Times New Roman" w:cs="Times New Roman"/>
+          <w:sz w:val="40"/>
+          <w:szCs w:val="40"/>
+        </w:rPr>
+        <w:t xml:space="preserve">le maniérisme    : </w:t>
+      </w:r>
+    </w:p>
+    <w:p>
+      <w:pPr>
+        <w:rPr>
+          <w:rFonts w:ascii="Times New Roman" w:hAnsi="Times New Roman" w:cs="Times New Roman"/>
+          <w:sz w:val="40"/>
+          <w:szCs w:val="40"/>
+        </w:rPr>
+      </w:pPr>
+    </w:p>
+    <w:p>
+      <w:pPr>
+        <w:rPr>
+          <w:rFonts w:ascii="Times New Roman" w:hAnsi="Times New Roman" w:cs="Times New Roman"/>
+          <w:sz w:val="40"/>
+          <w:szCs w:val="40"/>
+        </w:rPr>
+      </w:pPr>
+    </w:p>
+    <w:p>
+      <w:pPr>
+        <w:rPr>
+          <w:rFonts w:ascii="Times New Roman" w:hAnsi="Times New Roman" w:cs="Times New Roman"/>
+          <w:sz w:val="40"/>
+          <w:szCs w:val="40"/>
+        </w:rPr>
+      </w:pPr>
+      <w:r>
+        <w:rPr>
+          <w:rFonts w:ascii="Times New Roman" w:hAnsi="Times New Roman" w:cs="Times New Roman"/>
+          <w:sz w:val="40"/>
+          <w:szCs w:val="40"/>
+        </w:rPr>
+        <w:t>Mannerism</w:t>
+      </w:r>
+    </w:p>
+    <w:p>
+      <w:pPr>
+        <w:rPr>
+          <w:rFonts w:ascii="Times New Roman" w:hAnsi="Times New Roman" w:cs="Times New Roman"/>
+          <w:sz w:val="40"/>
+          <w:szCs w:val="40"/>
+        </w:rPr>
+      </w:pPr>
+      <w:r>
+        <w:rPr>
+          <w:rFonts w:ascii="Times New Roman" w:hAnsi="Times New Roman" w:cs="Times New Roman"/>
+          <w:sz w:val="40"/>
+          <w:szCs w:val="40"/>
+        </w:rPr>
+        <w:t>(</w:t>
+      </w:r>
     </w:p>
     <w:p>
       <w:pPr>
@@ -5750,7 +6070,85 @@
           <w:szCs w:val="40"/>
         </w:rPr>
         <w:lastRenderedPageBreak/>
-        <w:t>Signification simple : Explosion d'émotions et de rêves libres.</w:t>
+        <w:t>Signification simple : Art sophistiqué qui étire l'élégance.</w:t>
+      </w:r>
+    </w:p>
+    <w:p>
+      <w:pPr>
+        <w:rPr>
+          <w:rFonts w:ascii="Times New Roman" w:hAnsi="Times New Roman" w:cs="Times New Roman"/>
+          <w:sz w:val="40"/>
+          <w:szCs w:val="40"/>
+        </w:rPr>
+      </w:pPr>
+    </w:p>
+    <w:p>
+      <w:pPr>
+        <w:rPr>
+          <w:rFonts w:ascii="Times New Roman" w:hAnsi="Times New Roman" w:cs="Times New Roman"/>
+          <w:sz w:val="40"/>
+          <w:szCs w:val="40"/>
+        </w:rPr>
+      </w:pPr>
+      <w:r>
+        <w:rPr>
+          <w:rFonts w:ascii="Times New Roman" w:hAnsi="Times New Roman" w:cs="Times New Roman"/>
+          <w:sz w:val="40"/>
+          <w:szCs w:val="40"/>
+        </w:rPr>
+        <w:t>Imagine un chef qui exagère ses gestes théâtraux pour impressionner : c'est le maniérisme, un art qui étire les poses élégantes et sophistiquées au-delà des règles naturelles.</w:t>
+      </w:r>
+    </w:p>
+    <w:p>
+      <w:pPr>
+        <w:rPr>
+          <w:rFonts w:ascii="Times New Roman" w:hAnsi="Times New Roman" w:cs="Times New Roman"/>
+          <w:sz w:val="40"/>
+          <w:szCs w:val="40"/>
+        </w:rPr>
+      </w:pPr>
+    </w:p>
+    <w:p>
+      <w:pPr>
+        <w:rPr>
+          <w:rFonts w:ascii="Times New Roman" w:hAnsi="Times New Roman" w:cs="Times New Roman"/>
+          <w:sz w:val="40"/>
+          <w:szCs w:val="40"/>
+        </w:rPr>
+      </w:pPr>
+      <w:r>
+        <w:rPr>
+          <w:rFonts w:ascii="Times New Roman" w:hAnsi="Times New Roman" w:cs="Times New Roman"/>
+          <w:sz w:val="40"/>
+          <w:szCs w:val="40"/>
+        </w:rPr>
+        <w:t>Définition : Mouvement artistique du XVIe siècle en Italie, successeur de la Renaissance, caractérisé par l'élégation, la complexité des poses et une esthétique artificielle.</w:t>
+      </w:r>
+    </w:p>
+    <w:p>
+      <w:pPr>
+        <w:rPr>
+          <w:rFonts w:ascii="Times New Roman" w:hAnsi="Times New Roman" w:cs="Times New Roman"/>
+          <w:sz w:val="40"/>
+          <w:szCs w:val="40"/>
+        </w:rPr>
+      </w:pPr>
+    </w:p>
+    <w:p>
+      <w:pPr>
+        <w:rPr>
+          <w:rFonts w:ascii="Times New Roman" w:hAnsi="Times New Roman" w:cs="Times New Roman"/>
+          <w:sz w:val="40"/>
+          <w:szCs w:val="40"/>
+        </w:rPr>
+      </w:pPr>
+      <w:r>
+        <w:rPr>
+          <w:rFonts w:ascii="Times New Roman" w:hAnsi="Times New Roman" w:cs="Times New Roman"/>
+          <w:sz w:val="40"/>
+          <w:szCs w:val="40"/>
+        </w:rPr>
+        <w:t>Exemple : Œuvres de Parmigianino, comme la Madone au long cou, aux figures déformées gracieusement.</w:t>
       </w:r>
     </w:p>
     <w:p>
@@ -5802,42 +6200,42 @@
           <w:sz w:val="40"/>
           <w:szCs w:val="40"/>
         </w:rPr>
-        <w:t xml:space="preserve">le lyrisme    : </w:t>
-      </w:r>
-    </w:p>
-    <w:p>
-      <w:pPr>
-        <w:rPr>
-          <w:rFonts w:ascii="Times New Roman" w:hAnsi="Times New Roman" w:cs="Times New Roman"/>
-          <w:sz w:val="40"/>
-          <w:szCs w:val="40"/>
-        </w:rPr>
-      </w:pPr>
-    </w:p>
-    <w:p>
-      <w:pPr>
-        <w:rPr>
-          <w:rFonts w:ascii="Times New Roman" w:hAnsi="Times New Roman" w:cs="Times New Roman"/>
-          <w:sz w:val="40"/>
-          <w:szCs w:val="40"/>
-        </w:rPr>
-      </w:pPr>
-    </w:p>
-    <w:p>
-      <w:pPr>
-        <w:rPr>
-          <w:rFonts w:ascii="Times New Roman" w:hAnsi="Times New Roman" w:cs="Times New Roman"/>
-          <w:sz w:val="40"/>
-          <w:szCs w:val="40"/>
-        </w:rPr>
-      </w:pPr>
-      <w:r>
-        <w:rPr>
-          <w:rFonts w:ascii="Times New Roman" w:hAnsi="Times New Roman" w:cs="Times New Roman"/>
-          <w:sz w:val="40"/>
-          <w:szCs w:val="40"/>
-        </w:rPr>
-        <w:t>Lyricism</w:t>
+        <w:t xml:space="preserve">l'expressionnisme    : </w:t>
+      </w:r>
+    </w:p>
+    <w:p>
+      <w:pPr>
+        <w:rPr>
+          <w:rFonts w:ascii="Times New Roman" w:hAnsi="Times New Roman" w:cs="Times New Roman"/>
+          <w:sz w:val="40"/>
+          <w:szCs w:val="40"/>
+        </w:rPr>
+      </w:pPr>
+    </w:p>
+    <w:p>
+      <w:pPr>
+        <w:rPr>
+          <w:rFonts w:ascii="Times New Roman" w:hAnsi="Times New Roman" w:cs="Times New Roman"/>
+          <w:sz w:val="40"/>
+          <w:szCs w:val="40"/>
+        </w:rPr>
+      </w:pPr>
+    </w:p>
+    <w:p>
+      <w:pPr>
+        <w:rPr>
+          <w:rFonts w:ascii="Times New Roman" w:hAnsi="Times New Roman" w:cs="Times New Roman"/>
+          <w:sz w:val="40"/>
+          <w:szCs w:val="40"/>
+        </w:rPr>
+      </w:pPr>
+      <w:r>
+        <w:rPr>
+          <w:rFonts w:ascii="Times New Roman" w:hAnsi="Times New Roman" w:cs="Times New Roman"/>
+          <w:sz w:val="40"/>
+          <w:szCs w:val="40"/>
+        </w:rPr>
+        <w:t>Expressionism</w:t>
       </w:r>
     </w:p>
     <w:p>
@@ -5871,390 +6269,17 @@
           <w:sz w:val="40"/>
           <w:szCs w:val="40"/>
         </w:rPr>
-        <w:t>Le lyrisme, c'est comme un cœur qui chante ses émotions : il déborde d'amour, de joie ou de tristesse, sans raison froide, juste pur sentiment poétique.</w:t>
-      </w:r>
-    </w:p>
-    <w:p>
-      <w:pPr>
-        <w:rPr>
-          <w:rFonts w:ascii="Times New Roman" w:hAnsi="Times New Roman" w:cs="Times New Roman"/>
-          <w:sz w:val="40"/>
-          <w:szCs w:val="40"/>
-        </w:rPr>
-      </w:pPr>
-    </w:p>
-    <w:p>
-      <w:pPr>
-        <w:rPr>
-          <w:rFonts w:ascii="Times New Roman" w:hAnsi="Times New Roman" w:cs="Times New Roman"/>
-          <w:sz w:val="40"/>
-          <w:szCs w:val="40"/>
-        </w:rPr>
-      </w:pPr>
-      <w:r>
-        <w:rPr>
-          <w:rFonts w:ascii="Times New Roman" w:hAnsi="Times New Roman" w:cs="Times New Roman"/>
-          <w:sz w:val="40"/>
-          <w:szCs w:val="40"/>
-        </w:rPr>
-        <w:t>Définition : Expression exaltée et subjective des sentiments personnels en arts (poésie, musique], par opposition au réalisme descriptif.</w:t>
-      </w:r>
-    </w:p>
-    <w:p>
-      <w:pPr>
-        <w:rPr>
-          <w:rFonts w:ascii="Times New Roman" w:hAnsi="Times New Roman" w:cs="Times New Roman"/>
-          <w:sz w:val="40"/>
-          <w:szCs w:val="40"/>
-        </w:rPr>
-      </w:pPr>
-    </w:p>
-    <w:p>
-      <w:pPr>
-        <w:rPr>
-          <w:rFonts w:ascii="Times New Roman" w:hAnsi="Times New Roman" w:cs="Times New Roman"/>
-          <w:sz w:val="40"/>
-          <w:szCs w:val="40"/>
-        </w:rPr>
-      </w:pPr>
-      <w:r>
-        <w:rPr>
-          <w:rFonts w:ascii="Times New Roman" w:hAnsi="Times New Roman" w:cs="Times New Roman"/>
-          <w:sz w:val="40"/>
-          <w:szCs w:val="40"/>
-        </w:rPr>
-        <w:t>Exemple : "Mon cœur saigne d'un amour infini" (Hugo].</w:t>
-      </w:r>
-    </w:p>
-    <w:p>
-      <w:pPr>
-        <w:rPr>
-          <w:rFonts w:ascii="Times New Roman" w:hAnsi="Times New Roman" w:cs="Times New Roman"/>
-          <w:sz w:val="40"/>
-          <w:szCs w:val="40"/>
-        </w:rPr>
-      </w:pPr>
-    </w:p>
-    <w:p>
-      <w:pPr>
-        <w:rPr>
-          <w:rFonts w:ascii="Times New Roman" w:hAnsi="Times New Roman" w:cs="Times New Roman"/>
-          <w:sz w:val="40"/>
-          <w:szCs w:val="40"/>
-        </w:rPr>
-      </w:pPr>
-      <w:r>
-        <w:rPr>
-          <w:rFonts w:ascii="Times New Roman" w:hAnsi="Times New Roman" w:cs="Times New Roman"/>
-          <w:sz w:val="40"/>
-          <w:szCs w:val="40"/>
-        </w:rPr>
-        <w:t>Signification simple : Chant du cœur en mots.</w:t>
-      </w:r>
-    </w:p>
-    <w:p>
-      <w:pPr>
-        <w:rPr>
-          <w:rFonts w:ascii="Times New Roman" w:hAnsi="Times New Roman" w:cs="Times New Roman"/>
-          <w:sz w:val="40"/>
-          <w:szCs w:val="40"/>
-        </w:rPr>
-      </w:pPr>
-      <w:r>
-        <w:rPr>
-          <w:rFonts w:ascii="Times New Roman" w:hAnsi="Times New Roman" w:cs="Times New Roman"/>
-          <w:sz w:val="40"/>
-          <w:szCs w:val="40"/>
-        </w:rPr>
-        <w:t>)</w:t>
-      </w:r>
-    </w:p>
-    <w:p>
-      <w:pPr>
-        <w:rPr>
-          <w:rFonts w:ascii="Times New Roman" w:hAnsi="Times New Roman" w:cs="Times New Roman"/>
-          <w:sz w:val="40"/>
-          <w:szCs w:val="40"/>
-        </w:rPr>
-      </w:pPr>
-    </w:p>
-    <w:p>
-      <w:pPr>
-        <w:rPr>
-          <w:rFonts w:ascii="Times New Roman" w:hAnsi="Times New Roman" w:cs="Times New Roman"/>
-          <w:sz w:val="40"/>
-          <w:szCs w:val="40"/>
-        </w:rPr>
-      </w:pPr>
-    </w:p>
-    <w:p>
-      <w:pPr>
-        <w:rPr>
-          <w:rFonts w:ascii="Times New Roman" w:hAnsi="Times New Roman" w:cs="Times New Roman"/>
-          <w:sz w:val="40"/>
-          <w:szCs w:val="40"/>
-        </w:rPr>
-      </w:pPr>
-      <w:r>
-        <w:rPr>
-          <w:rFonts w:ascii="Times New Roman" w:hAnsi="Times New Roman" w:cs="Times New Roman"/>
-          <w:sz w:val="40"/>
-          <w:szCs w:val="40"/>
-        </w:rPr>
-        <w:t xml:space="preserve">le maniérisme    : </w:t>
-      </w:r>
-    </w:p>
-    <w:p>
-      <w:pPr>
-        <w:rPr>
-          <w:rFonts w:ascii="Times New Roman" w:hAnsi="Times New Roman" w:cs="Times New Roman"/>
-          <w:sz w:val="40"/>
-          <w:szCs w:val="40"/>
-        </w:rPr>
-      </w:pPr>
-    </w:p>
-    <w:p>
-      <w:pPr>
-        <w:rPr>
-          <w:rFonts w:ascii="Times New Roman" w:hAnsi="Times New Roman" w:cs="Times New Roman"/>
-          <w:sz w:val="40"/>
-          <w:szCs w:val="40"/>
-        </w:rPr>
-      </w:pPr>
-    </w:p>
-    <w:p>
-      <w:pPr>
-        <w:rPr>
-          <w:rFonts w:ascii="Times New Roman" w:hAnsi="Times New Roman" w:cs="Times New Roman"/>
-          <w:sz w:val="40"/>
-          <w:szCs w:val="40"/>
-        </w:rPr>
-      </w:pPr>
-      <w:r>
-        <w:rPr>
-          <w:rFonts w:ascii="Times New Roman" w:hAnsi="Times New Roman" w:cs="Times New Roman"/>
-          <w:sz w:val="40"/>
-          <w:szCs w:val="40"/>
-        </w:rPr>
-        <w:lastRenderedPageBreak/>
-        <w:t>Mannerism</w:t>
-      </w:r>
-    </w:p>
-    <w:p>
-      <w:pPr>
-        <w:rPr>
-          <w:rFonts w:ascii="Times New Roman" w:hAnsi="Times New Roman" w:cs="Times New Roman"/>
-          <w:sz w:val="40"/>
-          <w:szCs w:val="40"/>
-        </w:rPr>
-      </w:pPr>
-      <w:r>
-        <w:rPr>
-          <w:rFonts w:ascii="Times New Roman" w:hAnsi="Times New Roman" w:cs="Times New Roman"/>
-          <w:sz w:val="40"/>
-          <w:szCs w:val="40"/>
-        </w:rPr>
-        <w:t>(</w:t>
-      </w:r>
-    </w:p>
-    <w:p>
-      <w:pPr>
-        <w:rPr>
-          <w:rFonts w:ascii="Times New Roman" w:hAnsi="Times New Roman" w:cs="Times New Roman"/>
-          <w:sz w:val="40"/>
-          <w:szCs w:val="40"/>
-        </w:rPr>
-      </w:pPr>
-      <w:r>
-        <w:rPr>
-          <w:rFonts w:ascii="Times New Roman" w:hAnsi="Times New Roman" w:cs="Times New Roman"/>
-          <w:sz w:val="40"/>
-          <w:szCs w:val="40"/>
-        </w:rPr>
-        <w:t>Imagine un chef qui exagère ses gestes théâtraux pour impressionner : c'est le maniérisme, un art qui étire les poses élégantes et sophistiquées au-delà des règles naturelles.</w:t>
-      </w:r>
-    </w:p>
-    <w:p>
-      <w:pPr>
-        <w:rPr>
-          <w:rFonts w:ascii="Times New Roman" w:hAnsi="Times New Roman" w:cs="Times New Roman"/>
-          <w:sz w:val="40"/>
-          <w:szCs w:val="40"/>
-        </w:rPr>
-      </w:pPr>
-    </w:p>
-    <w:p>
-      <w:pPr>
-        <w:rPr>
-          <w:rFonts w:ascii="Times New Roman" w:hAnsi="Times New Roman" w:cs="Times New Roman"/>
-          <w:sz w:val="40"/>
-          <w:szCs w:val="40"/>
-        </w:rPr>
-      </w:pPr>
-      <w:r>
-        <w:rPr>
-          <w:rFonts w:ascii="Times New Roman" w:hAnsi="Times New Roman" w:cs="Times New Roman"/>
-          <w:sz w:val="40"/>
-          <w:szCs w:val="40"/>
-        </w:rPr>
-        <w:t>Définition : Mouvement artistique du XVIe siècle en Italie, successeur de la Renaissance, caractérisé par l'élégation, la complexité des poses et une esthétique artificielle.</w:t>
-      </w:r>
-    </w:p>
-    <w:p>
-      <w:pPr>
-        <w:rPr>
-          <w:rFonts w:ascii="Times New Roman" w:hAnsi="Times New Roman" w:cs="Times New Roman"/>
-          <w:sz w:val="40"/>
-          <w:szCs w:val="40"/>
-        </w:rPr>
-      </w:pPr>
-    </w:p>
-    <w:p>
-      <w:pPr>
-        <w:rPr>
-          <w:rFonts w:ascii="Times New Roman" w:hAnsi="Times New Roman" w:cs="Times New Roman"/>
-          <w:sz w:val="40"/>
-          <w:szCs w:val="40"/>
-        </w:rPr>
-      </w:pPr>
-      <w:r>
-        <w:rPr>
-          <w:rFonts w:ascii="Times New Roman" w:hAnsi="Times New Roman" w:cs="Times New Roman"/>
-          <w:sz w:val="40"/>
-          <w:szCs w:val="40"/>
-        </w:rPr>
-        <w:t>Exemple : Œuvres de Parmigianino, comme la Madone au long cou, aux figures déformées gracieusement.</w:t>
-      </w:r>
-    </w:p>
-    <w:p>
-      <w:pPr>
-        <w:rPr>
-          <w:rFonts w:ascii="Times New Roman" w:hAnsi="Times New Roman" w:cs="Times New Roman"/>
-          <w:sz w:val="40"/>
-          <w:szCs w:val="40"/>
-        </w:rPr>
-      </w:pPr>
-    </w:p>
-    <w:p>
-      <w:pPr>
-        <w:rPr>
-          <w:rFonts w:ascii="Times New Roman" w:hAnsi="Times New Roman" w:cs="Times New Roman"/>
-          <w:sz w:val="40"/>
-          <w:szCs w:val="40"/>
-        </w:rPr>
-      </w:pPr>
-      <w:r>
-        <w:rPr>
-          <w:rFonts w:ascii="Times New Roman" w:hAnsi="Times New Roman" w:cs="Times New Roman"/>
-          <w:sz w:val="40"/>
-          <w:szCs w:val="40"/>
-        </w:rPr>
-        <w:t>Signification simple : Art sophistiqué qui étire l'élégance.</w:t>
-      </w:r>
-    </w:p>
-    <w:p>
-      <w:pPr>
-        <w:rPr>
-          <w:rFonts w:ascii="Times New Roman" w:hAnsi="Times New Roman" w:cs="Times New Roman"/>
-          <w:sz w:val="40"/>
-          <w:szCs w:val="40"/>
-        </w:rPr>
-      </w:pPr>
-      <w:r>
-        <w:rPr>
-          <w:rFonts w:ascii="Times New Roman" w:hAnsi="Times New Roman" w:cs="Times New Roman"/>
-          <w:sz w:val="40"/>
-          <w:szCs w:val="40"/>
-        </w:rPr>
-        <w:t>)</w:t>
-      </w:r>
-    </w:p>
-    <w:p>
-      <w:pPr>
-        <w:rPr>
-          <w:rFonts w:ascii="Times New Roman" w:hAnsi="Times New Roman" w:cs="Times New Roman"/>
-          <w:sz w:val="40"/>
-          <w:szCs w:val="40"/>
-        </w:rPr>
-      </w:pPr>
-    </w:p>
-    <w:p>
-      <w:pPr>
-        <w:rPr>
-          <w:rFonts w:ascii="Times New Roman" w:hAnsi="Times New Roman" w:cs="Times New Roman"/>
-          <w:sz w:val="40"/>
-          <w:szCs w:val="40"/>
-        </w:rPr>
-      </w:pPr>
-    </w:p>
-    <w:p>
-      <w:pPr>
-        <w:rPr>
-          <w:rFonts w:ascii="Times New Roman" w:hAnsi="Times New Roman" w:cs="Times New Roman"/>
-          <w:sz w:val="40"/>
-          <w:szCs w:val="40"/>
-        </w:rPr>
-      </w:pPr>
-      <w:r>
-        <w:rPr>
-          <w:rFonts w:ascii="Times New Roman" w:hAnsi="Times New Roman" w:cs="Times New Roman"/>
-          <w:sz w:val="40"/>
-          <w:szCs w:val="40"/>
-        </w:rPr>
-        <w:t xml:space="preserve">l'expressionnisme    : </w:t>
-      </w:r>
-    </w:p>
-    <w:p>
-      <w:pPr>
-        <w:rPr>
-          <w:rFonts w:ascii="Times New Roman" w:hAnsi="Times New Roman" w:cs="Times New Roman"/>
-          <w:sz w:val="40"/>
-          <w:szCs w:val="40"/>
-        </w:rPr>
-      </w:pPr>
-    </w:p>
-    <w:p>
-      <w:pPr>
-        <w:rPr>
-          <w:rFonts w:ascii="Times New Roman" w:hAnsi="Times New Roman" w:cs="Times New Roman"/>
-          <w:sz w:val="40"/>
-          <w:szCs w:val="40"/>
-        </w:rPr>
-      </w:pPr>
-    </w:p>
-    <w:p>
-      <w:pPr>
-        <w:rPr>
-          <w:rFonts w:ascii="Times New Roman" w:hAnsi="Times New Roman" w:cs="Times New Roman"/>
-          <w:sz w:val="40"/>
-          <w:szCs w:val="40"/>
-        </w:rPr>
-      </w:pPr>
-      <w:r>
-        <w:rPr>
-          <w:rFonts w:ascii="Times New Roman" w:hAnsi="Times New Roman" w:cs="Times New Roman"/>
-          <w:sz w:val="40"/>
-          <w:szCs w:val="40"/>
-        </w:rPr>
-        <w:t>Expressionism</w:t>
-      </w:r>
-    </w:p>
-    <w:p>
-      <w:pPr>
-        <w:rPr>
-          <w:rFonts w:ascii="Times New Roman" w:hAnsi="Times New Roman" w:cs="Times New Roman"/>
-          <w:sz w:val="40"/>
-          <w:szCs w:val="40"/>
-        </w:rPr>
-      </w:pPr>
-      <w:r>
-        <w:rPr>
-          <w:rFonts w:ascii="Times New Roman" w:hAnsi="Times New Roman" w:cs="Times New Roman"/>
-          <w:sz w:val="40"/>
-          <w:szCs w:val="40"/>
-        </w:rPr>
-        <w:t>(</w:t>
-      </w:r>
+        <w:t>Signification simple : Peindre ses émotions sans retenue.</w:t>
+      </w:r>
+    </w:p>
+    <w:p>
+      <w:pPr>
+        <w:rPr>
+          <w:rFonts w:ascii="Times New Roman" w:hAnsi="Times New Roman" w:cs="Times New Roman"/>
+          <w:sz w:val="40"/>
+          <w:szCs w:val="40"/>
+        </w:rPr>
+      </w:pPr>
     </w:p>
     <w:p>
       <w:pPr>
@@ -6334,32 +6359,6 @@
           <w:szCs w:val="40"/>
         </w:rPr>
       </w:pPr>
-    </w:p>
-    <w:p>
-      <w:pPr>
-        <w:rPr>
-          <w:rFonts w:ascii="Times New Roman" w:hAnsi="Times New Roman" w:cs="Times New Roman"/>
-          <w:sz w:val="40"/>
-          <w:szCs w:val="40"/>
-        </w:rPr>
-      </w:pPr>
-      <w:r>
-        <w:rPr>
-          <w:rFonts w:ascii="Times New Roman" w:hAnsi="Times New Roman" w:cs="Times New Roman"/>
-          <w:sz w:val="40"/>
-          <w:szCs w:val="40"/>
-        </w:rPr>
-        <w:t>Signification simple : Peindre ses émotions sans retenue.</w:t>
-      </w:r>
-    </w:p>
-    <w:p>
-      <w:pPr>
-        <w:rPr>
-          <w:rFonts w:ascii="Times New Roman" w:hAnsi="Times New Roman" w:cs="Times New Roman"/>
-          <w:sz w:val="40"/>
-          <w:szCs w:val="40"/>
-        </w:rPr>
-      </w:pPr>
       <w:r>
         <w:rPr>
           <w:rFonts w:ascii="Times New Roman" w:hAnsi="Times New Roman" w:cs="Times New Roman"/>
@@ -6470,6 +6469,32 @@
           <w:sz w:val="40"/>
           <w:szCs w:val="40"/>
         </w:rPr>
+        <w:t>Signification simple : Drame aux passions outrancières.</w:t>
+      </w:r>
+    </w:p>
+    <w:p>
+      <w:pPr>
+        <w:rPr>
+          <w:rFonts w:ascii="Times New Roman" w:hAnsi="Times New Roman" w:cs="Times New Roman"/>
+          <w:sz w:val="40"/>
+          <w:szCs w:val="40"/>
+        </w:rPr>
+      </w:pPr>
+    </w:p>
+    <w:p>
+      <w:pPr>
+        <w:rPr>
+          <w:rFonts w:ascii="Times New Roman" w:hAnsi="Times New Roman" w:cs="Times New Roman"/>
+          <w:sz w:val="40"/>
+          <w:szCs w:val="40"/>
+        </w:rPr>
+      </w:pPr>
+      <w:r>
+        <w:rPr>
+          <w:rFonts w:ascii="Times New Roman" w:hAnsi="Times New Roman" w:cs="Times New Roman"/>
+          <w:sz w:val="40"/>
+          <w:szCs w:val="40"/>
+        </w:rPr>
         <w:t>Imagine un film où l'héroïne pleure des torrents face au méchant qui rit diaboliquement : c'est le mélodrame, théâtre des émotions exagérées comme un opéra de rue !</w:t>
       </w:r>
     </w:p>
@@ -6533,22 +6558,299 @@
           <w:szCs w:val="40"/>
         </w:rPr>
       </w:pPr>
-    </w:p>
-    <w:p>
-      <w:pPr>
-        <w:rPr>
-          <w:rFonts w:ascii="Times New Roman" w:hAnsi="Times New Roman" w:cs="Times New Roman"/>
-          <w:sz w:val="40"/>
-          <w:szCs w:val="40"/>
-        </w:rPr>
-      </w:pPr>
-      <w:r>
-        <w:rPr>
-          <w:rFonts w:ascii="Times New Roman" w:hAnsi="Times New Roman" w:cs="Times New Roman"/>
-          <w:sz w:val="40"/>
-          <w:szCs w:val="40"/>
-        </w:rPr>
-        <w:t>Signification simple : Drame aux passions outrancières.</w:t>
+      <w:r>
+        <w:rPr>
+          <w:rFonts w:ascii="Times New Roman" w:hAnsi="Times New Roman" w:cs="Times New Roman"/>
+          <w:sz w:val="40"/>
+          <w:szCs w:val="40"/>
+        </w:rPr>
+        <w:t>)</w:t>
+      </w:r>
+    </w:p>
+    <w:p>
+      <w:pPr>
+        <w:rPr>
+          <w:rFonts w:ascii="Times New Roman" w:hAnsi="Times New Roman" w:cs="Times New Roman"/>
+          <w:sz w:val="40"/>
+          <w:szCs w:val="40"/>
+        </w:rPr>
+      </w:pPr>
+    </w:p>
+    <w:p>
+      <w:pPr>
+        <w:rPr>
+          <w:rFonts w:ascii="Times New Roman" w:hAnsi="Times New Roman" w:cs="Times New Roman"/>
+          <w:sz w:val="40"/>
+          <w:szCs w:val="40"/>
+        </w:rPr>
+      </w:pPr>
+    </w:p>
+    <w:p>
+      <w:pPr>
+        <w:rPr>
+          <w:rFonts w:ascii="Times New Roman" w:hAnsi="Times New Roman" w:cs="Times New Roman"/>
+          <w:sz w:val="40"/>
+          <w:szCs w:val="40"/>
+        </w:rPr>
+      </w:pPr>
+      <w:r>
+        <w:rPr>
+          <w:rFonts w:ascii="Times New Roman" w:hAnsi="Times New Roman" w:cs="Times New Roman"/>
+          <w:sz w:val="40"/>
+          <w:szCs w:val="40"/>
+        </w:rPr>
+        <w:t xml:space="preserve">la nostalgie    : </w:t>
+      </w:r>
+    </w:p>
+    <w:p>
+      <w:pPr>
+        <w:rPr>
+          <w:rFonts w:ascii="Times New Roman" w:hAnsi="Times New Roman" w:cs="Times New Roman"/>
+          <w:sz w:val="40"/>
+          <w:szCs w:val="40"/>
+        </w:rPr>
+      </w:pPr>
+    </w:p>
+    <w:p>
+      <w:pPr>
+        <w:rPr>
+          <w:rFonts w:ascii="Times New Roman" w:hAnsi="Times New Roman" w:cs="Times New Roman"/>
+          <w:sz w:val="40"/>
+          <w:szCs w:val="40"/>
+        </w:rPr>
+      </w:pPr>
+    </w:p>
+    <w:p>
+      <w:pPr>
+        <w:rPr>
+          <w:rFonts w:ascii="Times New Roman" w:hAnsi="Times New Roman" w:cs="Times New Roman"/>
+          <w:sz w:val="40"/>
+          <w:szCs w:val="40"/>
+        </w:rPr>
+      </w:pPr>
+      <w:r>
+        <w:rPr>
+          <w:rFonts w:ascii="Times New Roman" w:hAnsi="Times New Roman" w:cs="Times New Roman"/>
+          <w:sz w:val="40"/>
+          <w:szCs w:val="40"/>
+        </w:rPr>
+        <w:t>Nostalgia</w:t>
+      </w:r>
+    </w:p>
+    <w:p>
+      <w:pPr>
+        <w:rPr>
+          <w:rFonts w:ascii="Times New Roman" w:hAnsi="Times New Roman" w:cs="Times New Roman"/>
+          <w:sz w:val="40"/>
+          <w:szCs w:val="40"/>
+        </w:rPr>
+      </w:pPr>
+      <w:r>
+        <w:rPr>
+          <w:rFonts w:ascii="Times New Roman" w:hAnsi="Times New Roman" w:cs="Times New Roman"/>
+          <w:sz w:val="40"/>
+          <w:szCs w:val="40"/>
+        </w:rPr>
+        <w:t>(</w:t>
+      </w:r>
+    </w:p>
+    <w:p>
+      <w:pPr>
+        <w:rPr>
+          <w:rFonts w:ascii="Times New Roman" w:hAnsi="Times New Roman" w:cs="Times New Roman"/>
+          <w:sz w:val="40"/>
+          <w:szCs w:val="40"/>
+        </w:rPr>
+      </w:pPr>
+      <w:r>
+        <w:rPr>
+          <w:rFonts w:ascii="Times New Roman" w:hAnsi="Times New Roman" w:cs="Times New Roman"/>
+          <w:sz w:val="40"/>
+          <w:szCs w:val="40"/>
+        </w:rPr>
+        <w:t>Signification simple : Tristesse joyeuse du passé.</w:t>
+      </w:r>
+    </w:p>
+    <w:p>
+      <w:pPr>
+        <w:rPr>
+          <w:rFonts w:ascii="Times New Roman" w:hAnsi="Times New Roman" w:cs="Times New Roman"/>
+          <w:sz w:val="40"/>
+          <w:szCs w:val="40"/>
+        </w:rPr>
+      </w:pPr>
+    </w:p>
+    <w:p>
+      <w:pPr>
+        <w:rPr>
+          <w:rFonts w:ascii="Times New Roman" w:hAnsi="Times New Roman" w:cs="Times New Roman"/>
+          <w:sz w:val="40"/>
+          <w:szCs w:val="40"/>
+        </w:rPr>
+      </w:pPr>
+      <w:r>
+        <w:rPr>
+          <w:rFonts w:ascii="Times New Roman" w:hAnsi="Times New Roman" w:cs="Times New Roman"/>
+          <w:sz w:val="40"/>
+          <w:szCs w:val="40"/>
+        </w:rPr>
+        <w:t>La nostalgie est comme un vieux vinyle rayé qui gratte le cœur : il ravive les souvenirs doux-amers des arts passés, comme un tableau fané ou une chanson d'enfance.</w:t>
+      </w:r>
+    </w:p>
+    <w:p>
+      <w:pPr>
+        <w:rPr>
+          <w:rFonts w:ascii="Times New Roman" w:hAnsi="Times New Roman" w:cs="Times New Roman"/>
+          <w:sz w:val="40"/>
+          <w:szCs w:val="40"/>
+        </w:rPr>
+      </w:pPr>
+    </w:p>
+    <w:p>
+      <w:pPr>
+        <w:rPr>
+          <w:rFonts w:ascii="Times New Roman" w:hAnsi="Times New Roman" w:cs="Times New Roman"/>
+          <w:sz w:val="40"/>
+          <w:szCs w:val="40"/>
+        </w:rPr>
+      </w:pPr>
+      <w:r>
+        <w:rPr>
+          <w:rFonts w:ascii="Times New Roman" w:hAnsi="Times New Roman" w:cs="Times New Roman"/>
+          <w:sz w:val="40"/>
+          <w:szCs w:val="40"/>
+        </w:rPr>
+        <w:t>Définition : Émotion mélancolique provoquée par le souvenir doux-amer d'un passé heureux, souvent dans les arts comme la musique ou la peinture.</w:t>
+      </w:r>
+    </w:p>
+    <w:p>
+      <w:pPr>
+        <w:rPr>
+          <w:rFonts w:ascii="Times New Roman" w:hAnsi="Times New Roman" w:cs="Times New Roman"/>
+          <w:sz w:val="40"/>
+          <w:szCs w:val="40"/>
+        </w:rPr>
+      </w:pPr>
+    </w:p>
+    <w:p>
+      <w:pPr>
+        <w:rPr>
+          <w:rFonts w:ascii="Times New Roman" w:hAnsi="Times New Roman" w:cs="Times New Roman"/>
+          <w:sz w:val="40"/>
+          <w:szCs w:val="40"/>
+        </w:rPr>
+      </w:pPr>
+      <w:r>
+        <w:rPr>
+          <w:rFonts w:ascii="Times New Roman" w:hAnsi="Times New Roman" w:cs="Times New Roman"/>
+          <w:sz w:val="40"/>
+          <w:szCs w:val="40"/>
+        </w:rPr>
+        <w:t>Exemple : Écouter "Bohemian Rhapsody" de Queen et revoir sa jeunesse enflammée.</w:t>
+      </w:r>
+    </w:p>
+    <w:p>
+      <w:pPr>
+        <w:rPr>
+          <w:rFonts w:ascii="Times New Roman" w:hAnsi="Times New Roman" w:cs="Times New Roman"/>
+          <w:sz w:val="40"/>
+          <w:szCs w:val="40"/>
+        </w:rPr>
+      </w:pPr>
+      <w:r>
+        <w:rPr>
+          <w:rFonts w:ascii="Times New Roman" w:hAnsi="Times New Roman" w:cs="Times New Roman"/>
+          <w:sz w:val="40"/>
+          <w:szCs w:val="40"/>
+        </w:rPr>
+        <w:t>)</w:t>
+      </w:r>
+    </w:p>
+    <w:p>
+      <w:pPr>
+        <w:rPr>
+          <w:rFonts w:ascii="Times New Roman" w:hAnsi="Times New Roman" w:cs="Times New Roman"/>
+          <w:sz w:val="40"/>
+          <w:szCs w:val="40"/>
+        </w:rPr>
+      </w:pPr>
+    </w:p>
+    <w:p>
+      <w:pPr>
+        <w:rPr>
+          <w:rFonts w:ascii="Times New Roman" w:hAnsi="Times New Roman" w:cs="Times New Roman"/>
+          <w:sz w:val="40"/>
+          <w:szCs w:val="40"/>
+        </w:rPr>
+      </w:pPr>
+    </w:p>
+    <w:p>
+      <w:pPr>
+        <w:rPr>
+          <w:rFonts w:ascii="Times New Roman" w:hAnsi="Times New Roman" w:cs="Times New Roman"/>
+          <w:sz w:val="40"/>
+          <w:szCs w:val="40"/>
+        </w:rPr>
+      </w:pPr>
+      <w:r>
+        <w:rPr>
+          <w:rFonts w:ascii="Times New Roman" w:hAnsi="Times New Roman" w:cs="Times New Roman"/>
+          <w:sz w:val="40"/>
+          <w:szCs w:val="40"/>
+        </w:rPr>
+        <w:t xml:space="preserve">une comédie    : </w:t>
+      </w:r>
+    </w:p>
+    <w:p>
+      <w:pPr>
+        <w:rPr>
+          <w:rFonts w:ascii="Times New Roman" w:hAnsi="Times New Roman" w:cs="Times New Roman"/>
+          <w:sz w:val="40"/>
+          <w:szCs w:val="40"/>
+        </w:rPr>
+      </w:pPr>
+    </w:p>
+    <w:p>
+      <w:pPr>
+        <w:rPr>
+          <w:rFonts w:ascii="Times New Roman" w:hAnsi="Times New Roman" w:cs="Times New Roman"/>
+          <w:sz w:val="40"/>
+          <w:szCs w:val="40"/>
+        </w:rPr>
+      </w:pPr>
+    </w:p>
+    <w:p>
+      <w:pPr>
+        <w:rPr>
+          <w:rFonts w:ascii="Times New Roman" w:hAnsi="Times New Roman" w:cs="Times New Roman"/>
+          <w:sz w:val="40"/>
+          <w:szCs w:val="40"/>
+        </w:rPr>
+      </w:pPr>
+      <w:r>
+        <w:rPr>
+          <w:rFonts w:ascii="Times New Roman" w:hAnsi="Times New Roman" w:cs="Times New Roman"/>
+          <w:sz w:val="40"/>
+          <w:szCs w:val="40"/>
+        </w:rPr>
+        <w:t>A comedy</w:t>
+      </w:r>
+    </w:p>
+    <w:p>
+      <w:pPr>
+        <w:rPr>
+          <w:rFonts w:ascii="Times New Roman" w:hAnsi="Times New Roman" w:cs="Times New Roman"/>
+          <w:sz w:val="40"/>
+          <w:szCs w:val="40"/>
+        </w:rPr>
+      </w:pPr>
+      <w:r>
+        <w:rPr>
+          <w:rFonts w:ascii="Times New Roman" w:hAnsi="Times New Roman" w:cs="Times New Roman"/>
+          <w:sz w:val="40"/>
+          <w:szCs w:val="40"/>
+        </w:rPr>
+        <w:t>(</w:t>
       </w:r>
     </w:p>
     <w:p>
@@ -6566,6 +6868,101 @@
           <w:szCs w:val="40"/>
         </w:rPr>
         <w:lastRenderedPageBreak/>
+        <w:t>Signification simple : Théâtre qui fait rire.</w:t>
+      </w:r>
+    </w:p>
+    <w:p>
+      <w:pPr>
+        <w:rPr>
+          <w:rFonts w:ascii="Times New Roman" w:hAnsi="Times New Roman" w:cs="Times New Roman"/>
+          <w:sz w:val="40"/>
+          <w:szCs w:val="40"/>
+        </w:rPr>
+      </w:pPr>
+    </w:p>
+    <w:p>
+      <w:pPr>
+        <w:rPr>
+          <w:rFonts w:ascii="Times New Roman" w:hAnsi="Times New Roman" w:cs="Times New Roman"/>
+          <w:sz w:val="40"/>
+          <w:szCs w:val="40"/>
+        </w:rPr>
+      </w:pPr>
+      <w:r>
+        <w:rPr>
+          <w:rFonts w:ascii="Times New Roman" w:hAnsi="Times New Roman" w:cs="Times New Roman"/>
+          <w:sz w:val="40"/>
+          <w:szCs w:val="40"/>
+        </w:rPr>
+        <w:t>Imagine la vie comme un cirque : la tragédie fait pleurer avec le clown qui tombe et se brise, mais une comédie fait rire quand il se relève en dansant ridiculement !</w:t>
+      </w:r>
+    </w:p>
+    <w:p>
+      <w:pPr>
+        <w:rPr>
+          <w:rFonts w:ascii="Times New Roman" w:hAnsi="Times New Roman" w:cs="Times New Roman"/>
+          <w:sz w:val="40"/>
+          <w:szCs w:val="40"/>
+        </w:rPr>
+      </w:pPr>
+    </w:p>
+    <w:p>
+      <w:pPr>
+        <w:rPr>
+          <w:rFonts w:ascii="Times New Roman" w:hAnsi="Times New Roman" w:cs="Times New Roman"/>
+          <w:sz w:val="40"/>
+          <w:szCs w:val="40"/>
+        </w:rPr>
+      </w:pPr>
+      <w:r>
+        <w:rPr>
+          <w:rFonts w:ascii="Times New Roman" w:hAnsi="Times New Roman" w:cs="Times New Roman"/>
+          <w:sz w:val="40"/>
+          <w:szCs w:val="40"/>
+        </w:rPr>
+        <w:t>Définition : Pièce de théâtre ou œuvre artistique légère et humoristique, visant à divertir par l'absurde ou le burlesque (arts].</w:t>
+      </w:r>
+    </w:p>
+    <w:p>
+      <w:pPr>
+        <w:rPr>
+          <w:rFonts w:ascii="Times New Roman" w:hAnsi="Times New Roman" w:cs="Times New Roman"/>
+          <w:sz w:val="40"/>
+          <w:szCs w:val="40"/>
+        </w:rPr>
+      </w:pPr>
+    </w:p>
+    <w:p>
+      <w:pPr>
+        <w:rPr>
+          <w:rFonts w:ascii="Times New Roman" w:hAnsi="Times New Roman" w:cs="Times New Roman"/>
+          <w:sz w:val="40"/>
+          <w:szCs w:val="40"/>
+        </w:rPr>
+      </w:pPr>
+      <w:r>
+        <w:rPr>
+          <w:rFonts w:ascii="Times New Roman" w:hAnsi="Times New Roman" w:cs="Times New Roman"/>
+          <w:sz w:val="40"/>
+          <w:szCs w:val="40"/>
+        </w:rPr>
+        <w:t>Exemple : "Le Malade imaginaire" de Molière.</w:t>
+      </w:r>
+    </w:p>
+    <w:p>
+      <w:pPr>
+        <w:rPr>
+          <w:rFonts w:ascii="Times New Roman" w:hAnsi="Times New Roman" w:cs="Times New Roman"/>
+          <w:sz w:val="40"/>
+          <w:szCs w:val="40"/>
+        </w:rPr>
+      </w:pPr>
+      <w:r>
+        <w:rPr>
+          <w:rFonts w:ascii="Times New Roman" w:hAnsi="Times New Roman" w:cs="Times New Roman"/>
+          <w:sz w:val="40"/>
+          <w:szCs w:val="40"/>
+        </w:rPr>
         <w:t>)</w:t>
       </w:r>
     </w:p>
@@ -6601,42 +6998,42 @@
           <w:sz w:val="40"/>
           <w:szCs w:val="40"/>
         </w:rPr>
-        <w:t xml:space="preserve">la nostalgie    : </w:t>
-      </w:r>
-    </w:p>
-    <w:p>
-      <w:pPr>
-        <w:rPr>
-          <w:rFonts w:ascii="Times New Roman" w:hAnsi="Times New Roman" w:cs="Times New Roman"/>
-          <w:sz w:val="40"/>
-          <w:szCs w:val="40"/>
-        </w:rPr>
-      </w:pPr>
-    </w:p>
-    <w:p>
-      <w:pPr>
-        <w:rPr>
-          <w:rFonts w:ascii="Times New Roman" w:hAnsi="Times New Roman" w:cs="Times New Roman"/>
-          <w:sz w:val="40"/>
-          <w:szCs w:val="40"/>
-        </w:rPr>
-      </w:pPr>
-    </w:p>
-    <w:p>
-      <w:pPr>
-        <w:rPr>
-          <w:rFonts w:ascii="Times New Roman" w:hAnsi="Times New Roman" w:cs="Times New Roman"/>
-          <w:sz w:val="40"/>
-          <w:szCs w:val="40"/>
-        </w:rPr>
-      </w:pPr>
-      <w:r>
-        <w:rPr>
-          <w:rFonts w:ascii="Times New Roman" w:hAnsi="Times New Roman" w:cs="Times New Roman"/>
-          <w:sz w:val="40"/>
-          <w:szCs w:val="40"/>
-        </w:rPr>
-        <w:t>Nostalgia</w:t>
+        <w:t xml:space="preserve">le pathétique    : </w:t>
+      </w:r>
+    </w:p>
+    <w:p>
+      <w:pPr>
+        <w:rPr>
+          <w:rFonts w:ascii="Times New Roman" w:hAnsi="Times New Roman" w:cs="Times New Roman"/>
+          <w:sz w:val="40"/>
+          <w:szCs w:val="40"/>
+        </w:rPr>
+      </w:pPr>
+    </w:p>
+    <w:p>
+      <w:pPr>
+        <w:rPr>
+          <w:rFonts w:ascii="Times New Roman" w:hAnsi="Times New Roman" w:cs="Times New Roman"/>
+          <w:sz w:val="40"/>
+          <w:szCs w:val="40"/>
+        </w:rPr>
+      </w:pPr>
+    </w:p>
+    <w:p>
+      <w:pPr>
+        <w:rPr>
+          <w:rFonts w:ascii="Times New Roman" w:hAnsi="Times New Roman" w:cs="Times New Roman"/>
+          <w:sz w:val="40"/>
+          <w:szCs w:val="40"/>
+        </w:rPr>
+      </w:pPr>
+      <w:r>
+        <w:rPr>
+          <w:rFonts w:ascii="Times New Roman" w:hAnsi="Times New Roman" w:cs="Times New Roman"/>
+          <w:sz w:val="40"/>
+          <w:szCs w:val="40"/>
+        </w:rPr>
+        <w:t>Pathos</w:t>
       </w:r>
     </w:p>
     <w:p>
@@ -6670,390 +7067,17 @@
           <w:sz w:val="40"/>
           <w:szCs w:val="40"/>
         </w:rPr>
-        <w:t>La nostalgie est comme un vieux vinyle rayé qui gratte le cœur : il ravive les souvenirs doux-amers des arts passés, comme un tableau fané ou une chanson d'enfance.</w:t>
-      </w:r>
-    </w:p>
-    <w:p>
-      <w:pPr>
-        <w:rPr>
-          <w:rFonts w:ascii="Times New Roman" w:hAnsi="Times New Roman" w:cs="Times New Roman"/>
-          <w:sz w:val="40"/>
-          <w:szCs w:val="40"/>
-        </w:rPr>
-      </w:pPr>
-    </w:p>
-    <w:p>
-      <w:pPr>
-        <w:rPr>
-          <w:rFonts w:ascii="Times New Roman" w:hAnsi="Times New Roman" w:cs="Times New Roman"/>
-          <w:sz w:val="40"/>
-          <w:szCs w:val="40"/>
-        </w:rPr>
-      </w:pPr>
-      <w:r>
-        <w:rPr>
-          <w:rFonts w:ascii="Times New Roman" w:hAnsi="Times New Roman" w:cs="Times New Roman"/>
-          <w:sz w:val="40"/>
-          <w:szCs w:val="40"/>
-        </w:rPr>
-        <w:t>Définition : Émotion mélancolique provoquée par le souvenir doux-amer d'un passé heureux, souvent dans les arts comme la musique ou la peinture.</w:t>
-      </w:r>
-    </w:p>
-    <w:p>
-      <w:pPr>
-        <w:rPr>
-          <w:rFonts w:ascii="Times New Roman" w:hAnsi="Times New Roman" w:cs="Times New Roman"/>
-          <w:sz w:val="40"/>
-          <w:szCs w:val="40"/>
-        </w:rPr>
-      </w:pPr>
-    </w:p>
-    <w:p>
-      <w:pPr>
-        <w:rPr>
-          <w:rFonts w:ascii="Times New Roman" w:hAnsi="Times New Roman" w:cs="Times New Roman"/>
-          <w:sz w:val="40"/>
-          <w:szCs w:val="40"/>
-        </w:rPr>
-      </w:pPr>
-      <w:r>
-        <w:rPr>
-          <w:rFonts w:ascii="Times New Roman" w:hAnsi="Times New Roman" w:cs="Times New Roman"/>
-          <w:sz w:val="40"/>
-          <w:szCs w:val="40"/>
-        </w:rPr>
-        <w:t>Exemple : Écouter "Bohemian Rhapsody" de Queen et revoir sa jeunesse enflammée.</w:t>
-      </w:r>
-    </w:p>
-    <w:p>
-      <w:pPr>
-        <w:rPr>
-          <w:rFonts w:ascii="Times New Roman" w:hAnsi="Times New Roman" w:cs="Times New Roman"/>
-          <w:sz w:val="40"/>
-          <w:szCs w:val="40"/>
-        </w:rPr>
-      </w:pPr>
-    </w:p>
-    <w:p>
-      <w:pPr>
-        <w:rPr>
-          <w:rFonts w:ascii="Times New Roman" w:hAnsi="Times New Roman" w:cs="Times New Roman"/>
-          <w:sz w:val="40"/>
-          <w:szCs w:val="40"/>
-        </w:rPr>
-      </w:pPr>
-      <w:r>
-        <w:rPr>
-          <w:rFonts w:ascii="Times New Roman" w:hAnsi="Times New Roman" w:cs="Times New Roman"/>
-          <w:sz w:val="40"/>
-          <w:szCs w:val="40"/>
-        </w:rPr>
-        <w:t>Signification simple : Tristesse joyeuse du passé.</w:t>
-      </w:r>
-    </w:p>
-    <w:p>
-      <w:pPr>
-        <w:rPr>
-          <w:rFonts w:ascii="Times New Roman" w:hAnsi="Times New Roman" w:cs="Times New Roman"/>
-          <w:sz w:val="40"/>
-          <w:szCs w:val="40"/>
-        </w:rPr>
-      </w:pPr>
-      <w:r>
-        <w:rPr>
-          <w:rFonts w:ascii="Times New Roman" w:hAnsi="Times New Roman" w:cs="Times New Roman"/>
-          <w:sz w:val="40"/>
-          <w:szCs w:val="40"/>
-        </w:rPr>
-        <w:t>)</w:t>
-      </w:r>
-    </w:p>
-    <w:p>
-      <w:pPr>
-        <w:rPr>
-          <w:rFonts w:ascii="Times New Roman" w:hAnsi="Times New Roman" w:cs="Times New Roman"/>
-          <w:sz w:val="40"/>
-          <w:szCs w:val="40"/>
-        </w:rPr>
-      </w:pPr>
-    </w:p>
-    <w:p>
-      <w:pPr>
-        <w:rPr>
-          <w:rFonts w:ascii="Times New Roman" w:hAnsi="Times New Roman" w:cs="Times New Roman"/>
-          <w:sz w:val="40"/>
-          <w:szCs w:val="40"/>
-        </w:rPr>
-      </w:pPr>
-    </w:p>
-    <w:p>
-      <w:pPr>
-        <w:rPr>
-          <w:rFonts w:ascii="Times New Roman" w:hAnsi="Times New Roman" w:cs="Times New Roman"/>
-          <w:sz w:val="40"/>
-          <w:szCs w:val="40"/>
-        </w:rPr>
-      </w:pPr>
-      <w:r>
-        <w:rPr>
-          <w:rFonts w:ascii="Times New Roman" w:hAnsi="Times New Roman" w:cs="Times New Roman"/>
-          <w:sz w:val="40"/>
-          <w:szCs w:val="40"/>
-        </w:rPr>
-        <w:t xml:space="preserve">une comédie    : </w:t>
-      </w:r>
-    </w:p>
-    <w:p>
-      <w:pPr>
-        <w:rPr>
-          <w:rFonts w:ascii="Times New Roman" w:hAnsi="Times New Roman" w:cs="Times New Roman"/>
-          <w:sz w:val="40"/>
-          <w:szCs w:val="40"/>
-        </w:rPr>
-      </w:pPr>
-    </w:p>
-    <w:p>
-      <w:pPr>
-        <w:rPr>
-          <w:rFonts w:ascii="Times New Roman" w:hAnsi="Times New Roman" w:cs="Times New Roman"/>
-          <w:sz w:val="40"/>
-          <w:szCs w:val="40"/>
-        </w:rPr>
-      </w:pPr>
-    </w:p>
-    <w:p>
-      <w:pPr>
-        <w:rPr>
-          <w:rFonts w:ascii="Times New Roman" w:hAnsi="Times New Roman" w:cs="Times New Roman"/>
-          <w:sz w:val="40"/>
-          <w:szCs w:val="40"/>
-        </w:rPr>
-      </w:pPr>
-      <w:r>
-        <w:rPr>
-          <w:rFonts w:ascii="Times New Roman" w:hAnsi="Times New Roman" w:cs="Times New Roman"/>
-          <w:sz w:val="40"/>
-          <w:szCs w:val="40"/>
-        </w:rPr>
-        <w:lastRenderedPageBreak/>
-        <w:t>A comedy</w:t>
-      </w:r>
-    </w:p>
-    <w:p>
-      <w:pPr>
-        <w:rPr>
-          <w:rFonts w:ascii="Times New Roman" w:hAnsi="Times New Roman" w:cs="Times New Roman"/>
-          <w:sz w:val="40"/>
-          <w:szCs w:val="40"/>
-        </w:rPr>
-      </w:pPr>
-      <w:r>
-        <w:rPr>
-          <w:rFonts w:ascii="Times New Roman" w:hAnsi="Times New Roman" w:cs="Times New Roman"/>
-          <w:sz w:val="40"/>
-          <w:szCs w:val="40"/>
-        </w:rPr>
-        <w:t>(</w:t>
-      </w:r>
-    </w:p>
-    <w:p>
-      <w:pPr>
-        <w:rPr>
-          <w:rFonts w:ascii="Times New Roman" w:hAnsi="Times New Roman" w:cs="Times New Roman"/>
-          <w:sz w:val="40"/>
-          <w:szCs w:val="40"/>
-        </w:rPr>
-      </w:pPr>
-      <w:r>
-        <w:rPr>
-          <w:rFonts w:ascii="Times New Roman" w:hAnsi="Times New Roman" w:cs="Times New Roman"/>
-          <w:sz w:val="40"/>
-          <w:szCs w:val="40"/>
-        </w:rPr>
-        <w:t>Imagine la vie comme un cirque : la tragédie fait pleurer avec le clown qui tombe et se brise, mais une comédie fait rire quand il se relève en dansant ridiculement !</w:t>
-      </w:r>
-    </w:p>
-    <w:p>
-      <w:pPr>
-        <w:rPr>
-          <w:rFonts w:ascii="Times New Roman" w:hAnsi="Times New Roman" w:cs="Times New Roman"/>
-          <w:sz w:val="40"/>
-          <w:szCs w:val="40"/>
-        </w:rPr>
-      </w:pPr>
-    </w:p>
-    <w:p>
-      <w:pPr>
-        <w:rPr>
-          <w:rFonts w:ascii="Times New Roman" w:hAnsi="Times New Roman" w:cs="Times New Roman"/>
-          <w:sz w:val="40"/>
-          <w:szCs w:val="40"/>
-        </w:rPr>
-      </w:pPr>
-      <w:r>
-        <w:rPr>
-          <w:rFonts w:ascii="Times New Roman" w:hAnsi="Times New Roman" w:cs="Times New Roman"/>
-          <w:sz w:val="40"/>
-          <w:szCs w:val="40"/>
-        </w:rPr>
-        <w:t>Définition : Pièce de théâtre ou œuvre artistique légère et humoristique, visant à divertir par l'absurde ou le burlesque (arts].</w:t>
-      </w:r>
-    </w:p>
-    <w:p>
-      <w:pPr>
-        <w:rPr>
-          <w:rFonts w:ascii="Times New Roman" w:hAnsi="Times New Roman" w:cs="Times New Roman"/>
-          <w:sz w:val="40"/>
-          <w:szCs w:val="40"/>
-        </w:rPr>
-      </w:pPr>
-    </w:p>
-    <w:p>
-      <w:pPr>
-        <w:rPr>
-          <w:rFonts w:ascii="Times New Roman" w:hAnsi="Times New Roman" w:cs="Times New Roman"/>
-          <w:sz w:val="40"/>
-          <w:szCs w:val="40"/>
-        </w:rPr>
-      </w:pPr>
-      <w:r>
-        <w:rPr>
-          <w:rFonts w:ascii="Times New Roman" w:hAnsi="Times New Roman" w:cs="Times New Roman"/>
-          <w:sz w:val="40"/>
-          <w:szCs w:val="40"/>
-        </w:rPr>
-        <w:t>Exemple : "Le Malade imaginaire" de Molière.</w:t>
-      </w:r>
-    </w:p>
-    <w:p>
-      <w:pPr>
-        <w:rPr>
-          <w:rFonts w:ascii="Times New Roman" w:hAnsi="Times New Roman" w:cs="Times New Roman"/>
-          <w:sz w:val="40"/>
-          <w:szCs w:val="40"/>
-        </w:rPr>
-      </w:pPr>
-    </w:p>
-    <w:p>
-      <w:pPr>
-        <w:rPr>
-          <w:rFonts w:ascii="Times New Roman" w:hAnsi="Times New Roman" w:cs="Times New Roman"/>
-          <w:sz w:val="40"/>
-          <w:szCs w:val="40"/>
-        </w:rPr>
-      </w:pPr>
-      <w:r>
-        <w:rPr>
-          <w:rFonts w:ascii="Times New Roman" w:hAnsi="Times New Roman" w:cs="Times New Roman"/>
-          <w:sz w:val="40"/>
-          <w:szCs w:val="40"/>
-        </w:rPr>
-        <w:t>Signification simple : Théâtre qui fait rire.</w:t>
-      </w:r>
-    </w:p>
-    <w:p>
-      <w:pPr>
-        <w:rPr>
-          <w:rFonts w:ascii="Times New Roman" w:hAnsi="Times New Roman" w:cs="Times New Roman"/>
-          <w:sz w:val="40"/>
-          <w:szCs w:val="40"/>
-        </w:rPr>
-      </w:pPr>
-      <w:r>
-        <w:rPr>
-          <w:rFonts w:ascii="Times New Roman" w:hAnsi="Times New Roman" w:cs="Times New Roman"/>
-          <w:sz w:val="40"/>
-          <w:szCs w:val="40"/>
-        </w:rPr>
-        <w:t>)</w:t>
-      </w:r>
-    </w:p>
-    <w:p>
-      <w:pPr>
-        <w:rPr>
-          <w:rFonts w:ascii="Times New Roman" w:hAnsi="Times New Roman" w:cs="Times New Roman"/>
-          <w:sz w:val="40"/>
-          <w:szCs w:val="40"/>
-        </w:rPr>
-      </w:pPr>
-    </w:p>
-    <w:p>
-      <w:pPr>
-        <w:rPr>
-          <w:rFonts w:ascii="Times New Roman" w:hAnsi="Times New Roman" w:cs="Times New Roman"/>
-          <w:sz w:val="40"/>
-          <w:szCs w:val="40"/>
-        </w:rPr>
-      </w:pPr>
-    </w:p>
-    <w:p>
-      <w:pPr>
-        <w:rPr>
-          <w:rFonts w:ascii="Times New Roman" w:hAnsi="Times New Roman" w:cs="Times New Roman"/>
-          <w:sz w:val="40"/>
-          <w:szCs w:val="40"/>
-        </w:rPr>
-      </w:pPr>
-      <w:r>
-        <w:rPr>
-          <w:rFonts w:ascii="Times New Roman" w:hAnsi="Times New Roman" w:cs="Times New Roman"/>
-          <w:sz w:val="40"/>
-          <w:szCs w:val="40"/>
-        </w:rPr>
-        <w:t xml:space="preserve">le pathétique    : </w:t>
-      </w:r>
-    </w:p>
-    <w:p>
-      <w:pPr>
-        <w:rPr>
-          <w:rFonts w:ascii="Times New Roman" w:hAnsi="Times New Roman" w:cs="Times New Roman"/>
-          <w:sz w:val="40"/>
-          <w:szCs w:val="40"/>
-        </w:rPr>
-      </w:pPr>
-    </w:p>
-    <w:p>
-      <w:pPr>
-        <w:rPr>
-          <w:rFonts w:ascii="Times New Roman" w:hAnsi="Times New Roman" w:cs="Times New Roman"/>
-          <w:sz w:val="40"/>
-          <w:szCs w:val="40"/>
-        </w:rPr>
-      </w:pPr>
-    </w:p>
-    <w:p>
-      <w:pPr>
-        <w:rPr>
-          <w:rFonts w:ascii="Times New Roman" w:hAnsi="Times New Roman" w:cs="Times New Roman"/>
-          <w:sz w:val="40"/>
-          <w:szCs w:val="40"/>
-        </w:rPr>
-      </w:pPr>
-      <w:r>
-        <w:rPr>
-          <w:rFonts w:ascii="Times New Roman" w:hAnsi="Times New Roman" w:cs="Times New Roman"/>
-          <w:sz w:val="40"/>
-          <w:szCs w:val="40"/>
-        </w:rPr>
-        <w:t>Pathos</w:t>
-      </w:r>
-    </w:p>
-    <w:p>
-      <w:pPr>
-        <w:rPr>
-          <w:rFonts w:ascii="Times New Roman" w:hAnsi="Times New Roman" w:cs="Times New Roman"/>
-          <w:sz w:val="40"/>
-          <w:szCs w:val="40"/>
-        </w:rPr>
-      </w:pPr>
-      <w:r>
-        <w:rPr>
-          <w:rFonts w:ascii="Times New Roman" w:hAnsi="Times New Roman" w:cs="Times New Roman"/>
-          <w:sz w:val="40"/>
-          <w:szCs w:val="40"/>
-        </w:rPr>
-        <w:t>(</w:t>
-      </w:r>
+        <w:t>Signification simple : Émotion artistique qui touche le cœur.</w:t>
+      </w:r>
+    </w:p>
+    <w:p>
+      <w:pPr>
+        <w:rPr>
+          <w:rFonts w:ascii="Times New Roman" w:hAnsi="Times New Roman" w:cs="Times New Roman"/>
+          <w:sz w:val="40"/>
+          <w:szCs w:val="40"/>
+        </w:rPr>
+      </w:pPr>
     </w:p>
     <w:p>
       <w:pPr>
@@ -7133,32 +7157,6 @@
           <w:szCs w:val="40"/>
         </w:rPr>
       </w:pPr>
-    </w:p>
-    <w:p>
-      <w:pPr>
-        <w:rPr>
-          <w:rFonts w:ascii="Times New Roman" w:hAnsi="Times New Roman" w:cs="Times New Roman"/>
-          <w:sz w:val="40"/>
-          <w:szCs w:val="40"/>
-        </w:rPr>
-      </w:pPr>
-      <w:r>
-        <w:rPr>
-          <w:rFonts w:ascii="Times New Roman" w:hAnsi="Times New Roman" w:cs="Times New Roman"/>
-          <w:sz w:val="40"/>
-          <w:szCs w:val="40"/>
-        </w:rPr>
-        <w:t>Signification simple : Émotion artistique qui touche le cœur.</w:t>
-      </w:r>
-    </w:p>
-    <w:p>
-      <w:pPr>
-        <w:rPr>
-          <w:rFonts w:ascii="Times New Roman" w:hAnsi="Times New Roman" w:cs="Times New Roman"/>
-          <w:sz w:val="40"/>
-          <w:szCs w:val="40"/>
-        </w:rPr>
-      </w:pPr>
       <w:r>
         <w:rPr>
           <w:rFonts w:ascii="Times New Roman" w:hAnsi="Times New Roman" w:cs="Times New Roman"/>
@@ -7269,6 +7267,32 @@
           <w:sz w:val="40"/>
           <w:szCs w:val="40"/>
         </w:rPr>
+        <w:t>Signification simple : Humour vif et ingénieux.</w:t>
+      </w:r>
+    </w:p>
+    <w:p>
+      <w:pPr>
+        <w:rPr>
+          <w:rFonts w:ascii="Times New Roman" w:hAnsi="Times New Roman" w:cs="Times New Roman"/>
+          <w:sz w:val="40"/>
+          <w:szCs w:val="40"/>
+        </w:rPr>
+      </w:pPr>
+    </w:p>
+    <w:p>
+      <w:pPr>
+        <w:rPr>
+          <w:rFonts w:ascii="Times New Roman" w:hAnsi="Times New Roman" w:cs="Times New Roman"/>
+          <w:sz w:val="40"/>
+          <w:szCs w:val="40"/>
+        </w:rPr>
+      </w:pPr>
+      <w:r>
+        <w:rPr>
+          <w:rFonts w:ascii="Times New Roman" w:hAnsi="Times New Roman" w:cs="Times New Roman"/>
+          <w:sz w:val="40"/>
+          <w:szCs w:val="40"/>
+        </w:rPr>
         <w:t>L'esprit, c'est comme l'étincelle d'un briquet : rapide, vive, elle allume le rire en un clin d'œil sans feu destructeur. (Image : maîtrise la subtilité joyeuse.]</w:t>
       </w:r>
     </w:p>
@@ -7332,39 +7356,12 @@
           <w:szCs w:val="40"/>
         </w:rPr>
       </w:pPr>
-    </w:p>
-    <w:p>
-      <w:pPr>
-        <w:rPr>
-          <w:rFonts w:ascii="Times New Roman" w:hAnsi="Times New Roman" w:cs="Times New Roman"/>
-          <w:sz w:val="40"/>
-          <w:szCs w:val="40"/>
-        </w:rPr>
-      </w:pPr>
-      <w:r>
-        <w:rPr>
-          <w:rFonts w:ascii="Times New Roman" w:hAnsi="Times New Roman" w:cs="Times New Roman"/>
-          <w:sz w:val="40"/>
-          <w:szCs w:val="40"/>
-        </w:rPr>
-        <w:t>Signification simple : Humour vif et ingénieux.</w:t>
-      </w:r>
-    </w:p>
-    <w:p>
-      <w:pPr>
-        <w:rPr>
-          <w:rFonts w:ascii="Times New Roman" w:hAnsi="Times New Roman" w:cs="Times New Roman"/>
-          <w:sz w:val="40"/>
-          <w:szCs w:val="40"/>
-        </w:rPr>
-      </w:pPr>
-      <w:r>
-        <w:rPr>
-          <w:rFonts w:ascii="Times New Roman" w:hAnsi="Times New Roman" w:cs="Times New Roman"/>
-          <w:sz w:val="40"/>
-          <w:szCs w:val="40"/>
-        </w:rPr>
-        <w:lastRenderedPageBreak/>
+      <w:r>
+        <w:rPr>
+          <w:rFonts w:ascii="Times New Roman" w:hAnsi="Times New Roman" w:cs="Times New Roman"/>
+          <w:sz w:val="40"/>
+          <w:szCs w:val="40"/>
+        </w:rPr>
         <w:t>)</w:t>
       </w:r>
     </w:p>
@@ -7469,6 +7466,32 @@
           <w:sz w:val="40"/>
           <w:szCs w:val="40"/>
         </w:rPr>
+        <w:t>Signification simple : Dire le contraire pour railler.</w:t>
+      </w:r>
+    </w:p>
+    <w:p>
+      <w:pPr>
+        <w:rPr>
+          <w:rFonts w:ascii="Times New Roman" w:hAnsi="Times New Roman" w:cs="Times New Roman"/>
+          <w:sz w:val="40"/>
+          <w:szCs w:val="40"/>
+        </w:rPr>
+      </w:pPr>
+    </w:p>
+    <w:p>
+      <w:pPr>
+        <w:rPr>
+          <w:rFonts w:ascii="Times New Roman" w:hAnsi="Times New Roman" w:cs="Times New Roman"/>
+          <w:sz w:val="40"/>
+          <w:szCs w:val="40"/>
+        </w:rPr>
+      </w:pPr>
+      <w:r>
+        <w:rPr>
+          <w:rFonts w:ascii="Times New Roman" w:hAnsi="Times New Roman" w:cs="Times New Roman"/>
+          <w:sz w:val="40"/>
+          <w:szCs w:val="40"/>
+        </w:rPr>
         <w:t xml:space="preserve">L'ironie, c'est sourire en disant "super !" sous une pluie torrentielle : on dit l'opposé de la vérité pour piquer ou rire. </w:t>
       </w:r>
     </w:p>
@@ -7532,32 +7555,6 @@
           <w:szCs w:val="40"/>
         </w:rPr>
       </w:pPr>
-    </w:p>
-    <w:p>
-      <w:pPr>
-        <w:rPr>
-          <w:rFonts w:ascii="Times New Roman" w:hAnsi="Times New Roman" w:cs="Times New Roman"/>
-          <w:sz w:val="40"/>
-          <w:szCs w:val="40"/>
-        </w:rPr>
-      </w:pPr>
-      <w:r>
-        <w:rPr>
-          <w:rFonts w:ascii="Times New Roman" w:hAnsi="Times New Roman" w:cs="Times New Roman"/>
-          <w:sz w:val="40"/>
-          <w:szCs w:val="40"/>
-        </w:rPr>
-        <w:t>Signification simple : Dire le contraire pour railler.</w:t>
-      </w:r>
-    </w:p>
-    <w:p>
-      <w:pPr>
-        <w:rPr>
-          <w:rFonts w:ascii="Times New Roman" w:hAnsi="Times New Roman" w:cs="Times New Roman"/>
-          <w:sz w:val="40"/>
-          <w:szCs w:val="40"/>
-        </w:rPr>
-      </w:pPr>
       <w:r>
         <w:rPr>
           <w:rFonts w:ascii="Times New Roman" w:hAnsi="Times New Roman" w:cs="Times New Roman"/>
@@ -7651,7 +7648,6 @@
           <w:sz w:val="40"/>
           <w:szCs w:val="40"/>
         </w:rPr>
-        <w:lastRenderedPageBreak/>
         <w:t>(</w:t>
       </w:r>
     </w:p>
@@ -7669,6 +7665,32 @@
           <w:sz w:val="40"/>
           <w:szCs w:val="40"/>
         </w:rPr>
+        <w:t>Signification : Rire intelligent qui égaye la vie.</w:t>
+      </w:r>
+    </w:p>
+    <w:p>
+      <w:pPr>
+        <w:rPr>
+          <w:rFonts w:ascii="Times New Roman" w:hAnsi="Times New Roman" w:cs="Times New Roman"/>
+          <w:sz w:val="40"/>
+          <w:szCs w:val="40"/>
+        </w:rPr>
+      </w:pPr>
+    </w:p>
+    <w:p>
+      <w:pPr>
+        <w:rPr>
+          <w:rFonts w:ascii="Times New Roman" w:hAnsi="Times New Roman" w:cs="Times New Roman"/>
+          <w:sz w:val="40"/>
+          <w:szCs w:val="40"/>
+        </w:rPr>
+      </w:pPr>
+      <w:r>
+        <w:rPr>
+          <w:rFonts w:ascii="Times New Roman" w:hAnsi="Times New Roman" w:cs="Times New Roman"/>
+          <w:sz w:val="40"/>
+          <w:szCs w:val="40"/>
+        </w:rPr>
         <w:t>L'humour est comme un rayon de soleil qui perce les nuages sombres de la vie, faisant rire et allégeant les cœurs.</w:t>
       </w:r>
     </w:p>
@@ -7732,32 +7754,6 @@
           <w:szCs w:val="40"/>
         </w:rPr>
       </w:pPr>
-    </w:p>
-    <w:p>
-      <w:pPr>
-        <w:rPr>
-          <w:rFonts w:ascii="Times New Roman" w:hAnsi="Times New Roman" w:cs="Times New Roman"/>
-          <w:sz w:val="40"/>
-          <w:szCs w:val="40"/>
-        </w:rPr>
-      </w:pPr>
-      <w:r>
-        <w:rPr>
-          <w:rFonts w:ascii="Times New Roman" w:hAnsi="Times New Roman" w:cs="Times New Roman"/>
-          <w:sz w:val="40"/>
-          <w:szCs w:val="40"/>
-        </w:rPr>
-        <w:t>Signification : Rire intelligent qui égaye la vie.</w:t>
-      </w:r>
-    </w:p>
-    <w:p>
-      <w:pPr>
-        <w:rPr>
-          <w:rFonts w:ascii="Times New Roman" w:hAnsi="Times New Roman" w:cs="Times New Roman"/>
-          <w:sz w:val="40"/>
-          <w:szCs w:val="40"/>
-        </w:rPr>
-      </w:pPr>
       <w:r>
         <w:rPr>
           <w:rFonts w:ascii="Times New Roman" w:hAnsi="Times New Roman" w:cs="Times New Roman"/>
@@ -7868,6 +7864,32 @@
           <w:sz w:val="40"/>
           <w:szCs w:val="40"/>
         </w:rPr>
+        <w:t>Signification : Guide éthique dans les arts.</w:t>
+      </w:r>
+    </w:p>
+    <w:p>
+      <w:pPr>
+        <w:rPr>
+          <w:rFonts w:ascii="Times New Roman" w:hAnsi="Times New Roman" w:cs="Times New Roman"/>
+          <w:sz w:val="40"/>
+          <w:szCs w:val="40"/>
+        </w:rPr>
+      </w:pPr>
+    </w:p>
+    <w:p>
+      <w:pPr>
+        <w:rPr>
+          <w:rFonts w:ascii="Times New Roman" w:hAnsi="Times New Roman" w:cs="Times New Roman"/>
+          <w:sz w:val="40"/>
+          <w:szCs w:val="40"/>
+        </w:rPr>
+      </w:pPr>
+      <w:r>
+        <w:rPr>
+          <w:rFonts w:ascii="Times New Roman" w:hAnsi="Times New Roman" w:cs="Times New Roman"/>
+          <w:sz w:val="40"/>
+          <w:szCs w:val="40"/>
+        </w:rPr>
         <w:t>La morale est comme un GPS intérieur qui guide tes pas vers le bien, évitant les pièges du mal dans l'art.</w:t>
       </w:r>
     </w:p>
@@ -7931,33 +7953,6 @@
           <w:szCs w:val="40"/>
         </w:rPr>
       </w:pPr>
-    </w:p>
-    <w:p>
-      <w:pPr>
-        <w:rPr>
-          <w:rFonts w:ascii="Times New Roman" w:hAnsi="Times New Roman" w:cs="Times New Roman"/>
-          <w:sz w:val="40"/>
-          <w:szCs w:val="40"/>
-        </w:rPr>
-      </w:pPr>
-      <w:r>
-        <w:rPr>
-          <w:rFonts w:ascii="Times New Roman" w:hAnsi="Times New Roman" w:cs="Times New Roman"/>
-          <w:sz w:val="40"/>
-          <w:szCs w:val="40"/>
-        </w:rPr>
-        <w:lastRenderedPageBreak/>
-        <w:t>Signification : Guide éthique dans les arts.</w:t>
-      </w:r>
-    </w:p>
-    <w:p>
-      <w:pPr>
-        <w:rPr>
-          <w:rFonts w:ascii="Times New Roman" w:hAnsi="Times New Roman" w:cs="Times New Roman"/>
-          <w:sz w:val="40"/>
-          <w:szCs w:val="40"/>
-        </w:rPr>
-      </w:pPr>
       <w:r>
         <w:rPr>
           <w:rFonts w:ascii="Times New Roman" w:hAnsi="Times New Roman" w:cs="Times New Roman"/>
@@ -8068,6 +8063,32 @@
           <w:sz w:val="40"/>
           <w:szCs w:val="40"/>
         </w:rPr>
+        <w:t>Signification simple : Sage enseignant la morale.</w:t>
+      </w:r>
+    </w:p>
+    <w:p>
+      <w:pPr>
+        <w:rPr>
+          <w:rFonts w:ascii="Times New Roman" w:hAnsi="Times New Roman" w:cs="Times New Roman"/>
+          <w:sz w:val="40"/>
+          <w:szCs w:val="40"/>
+        </w:rPr>
+      </w:pPr>
+    </w:p>
+    <w:p>
+      <w:pPr>
+        <w:rPr>
+          <w:rFonts w:ascii="Times New Roman" w:hAnsi="Times New Roman" w:cs="Times New Roman"/>
+          <w:sz w:val="40"/>
+          <w:szCs w:val="40"/>
+        </w:rPr>
+      </w:pPr>
+      <w:r>
+        <w:rPr>
+          <w:rFonts w:ascii="Times New Roman" w:hAnsi="Times New Roman" w:cs="Times New Roman"/>
+          <w:sz w:val="40"/>
+          <w:szCs w:val="40"/>
+        </w:rPr>
         <w:t>Imaginez un jardinier qui taille les plantes pour qu'elles poussent droites et belles : un moraliste est ce jardinier des âmes, qui taille nos vices par ses leçons sages.</w:t>
       </w:r>
     </w:p>
@@ -8122,34 +8143,8 @@
         </w:rPr>
         <w:t>Exemple : La Rochefoucauld, avec ses maximes sur l'égoïsme humain.</w:t>
       </w:r>
-    </w:p>
-    <w:p>
-      <w:pPr>
-        <w:rPr>
-          <w:rFonts w:ascii="Times New Roman" w:hAnsi="Times New Roman" w:cs="Times New Roman"/>
-          <w:sz w:val="40"/>
-          <w:szCs w:val="40"/>
-        </w:rPr>
-      </w:pPr>
       <w:bookmarkStart w:id="0" w:name="_GoBack"/>
       <w:bookmarkEnd w:id="0"/>
-    </w:p>
-    <w:p>
-      <w:pPr>
-        <w:rPr>
-          <w:rFonts w:ascii="Times New Roman" w:hAnsi="Times New Roman" w:cs="Times New Roman"/>
-          <w:sz w:val="40"/>
-          <w:szCs w:val="40"/>
-        </w:rPr>
-      </w:pPr>
-      <w:r>
-        <w:rPr>
-          <w:rFonts w:ascii="Times New Roman" w:hAnsi="Times New Roman" w:cs="Times New Roman"/>
-          <w:sz w:val="40"/>
-          <w:szCs w:val="40"/>
-        </w:rPr>
-        <w:t>Signification simple : Sage enseignant la morale.</w:t>
-      </w:r>
     </w:p>
     <w:p>
       <w:r>
